--- a/12-通用拓扑结构/01-串联/RC串联结构/RC串联结构.docx
+++ b/12-通用拓扑结构/01-串联/RC串联结构/RC串联结构.docx
@@ -2593,6 +2593,20 @@
     </w:p>
     <w:bookmarkEnd w:id="26"/>
     <w:bookmarkEnd w:id="27"/>
+    <w:p>
+      <w:pPr>
+        <w:spacing w:before="360"/>
+        <w:jc w:val="center"/>
+      </w:pPr>
+      <w:r>
+        <w:rPr>
+          <w:rFonts w:ascii="Times New Roman" w:hAnsi="Times New Roman"/>
+          <w:color w:val="555555"/>
+          <w:sz w:val="21"/>
+        </w:rPr>
+        <w:t>材料收集者：杜文杰</w:t>
+      </w:r>
+    </w:p>
     <w:sectPr>
       <w:headerReference r:id="rId9" w:type="default"/>
       <w:footerReference r:id="rId10" w:type="default"/>

--- a/12-通用拓扑结构/01-串联/RC串联结构/RC串联结构.docx
+++ b/12-通用拓扑结构/01-串联/RC串联结构/RC串联结构.docx
@@ -1,6 +1,6 @@
 
 <file path=word/document.xml><?xml version="1.0" encoding="utf-8"?>
-<w:document xmlns:w="http://schemas.openxmlformats.org/wordprocessingml/2006/main" xmlns:m="http://schemas.openxmlformats.org/officeDocument/2006/math" xmlns:r="http://schemas.openxmlformats.org/officeDocument/2006/relationships" xmlns:o="urn:schemas-microsoft-com:office:office" xmlns:v="urn:schemas-microsoft-com:vml" xmlns:w10="urn:schemas-microsoft-com:office:word" xmlns:a="http://schemas.openxmlformats.org/drawingml/2006/main" xmlns:pic="http://schemas.openxmlformats.org/drawingml/2006/picture" xmlns:wp="http://schemas.openxmlformats.org/drawingml/2006/wordprocessingDrawing">
+<w:document xmlns:m="http://schemas.openxmlformats.org/officeDocument/2006/math" xmlns:r="http://schemas.openxmlformats.org/officeDocument/2006/relationships" xmlns:w="http://schemas.openxmlformats.org/wordprocessingml/2006/main" xmlns:o="urn:schemas-microsoft-com:office:office" xmlns:v="urn:schemas-microsoft-com:vml" xmlns:w10="urn:schemas-microsoft-com:office:word" xmlns:a="http://schemas.openxmlformats.org/drawingml/2006/main" xmlns:pic="http://schemas.openxmlformats.org/drawingml/2006/picture" xmlns:wp="http://schemas.openxmlformats.org/drawingml/2006/wordprocessingDrawing">
   <w:body>
     <w:bookmarkStart w:id="27" w:name="rc-串联结构"/>
     <w:p>
@@ -8,11 +8,14 @@
         <w:pStyle w:val="Heading1"/>
       </w:pPr>
       <w:r>
+        <w:rPr>
+          <w:rFonts w:eastAsia="黑体"/>
+        </w:rPr>
         <w:t xml:space="preserve">RC </w:t>
       </w:r>
       <w:r>
         <w:rPr>
-          <w:rFonts w:hint="eastAsia"/>
+          <w:rFonts w:hint="eastAsia" w:eastAsia="黑体"/>
         </w:rPr>
         <w:t xml:space="preserve">串联结构</w:t>
       </w:r>
@@ -24,7 +27,7 @@
       </w:pPr>
       <w:r>
         <w:rPr>
-          <w:rFonts w:hint="eastAsia"/>
+          <w:rFonts w:hint="eastAsia" w:eastAsia="黑体"/>
         </w:rPr>
         <w:t xml:space="preserve">拓扑描述</w:t>
       </w:r>
@@ -35,16 +38,19 @@
       </w:pPr>
       <w:r>
         <w:rPr>
-          <w:rFonts w:hint="eastAsia"/>
+          <w:rFonts w:hint="eastAsia" w:eastAsia="黑体"/>
         </w:rPr>
         <w:t xml:space="preserve">由</w:t>
       </w:r>
       <w:r>
+        <w:rPr>
+          <w:rFonts w:eastAsia="黑体"/>
+        </w:rPr>
         <w:t xml:space="preserve"> </w:t>
       </w:r>
       <w:r>
         <w:rPr>
-          <w:rFonts w:hint="eastAsia"/>
+          <w:rFonts w:hint="eastAsia" w:eastAsia="黑体"/>
           <w:b/>
           <w:bCs/>
         </w:rPr>
@@ -52,6 +58,7 @@
       </w:r>
       <w:r>
         <w:rPr>
+          <w:rFonts w:eastAsia="黑体"/>
           <w:b/>
           <w:bCs/>
         </w:rPr>
@@ -63,20 +70,26 @@
         </m:r>
       </m:oMath>
       <w:r>
+        <w:rPr>
+          <w:rFonts w:eastAsia="黑体"/>
+        </w:rPr>
         <w:t xml:space="preserve"> </w:t>
       </w:r>
       <w:r>
         <w:rPr>
-          <w:rFonts w:hint="eastAsia"/>
+          <w:rFonts w:hint="eastAsia" w:eastAsia="黑体"/>
         </w:rPr>
         <w:t xml:space="preserve">与</w:t>
       </w:r>
       <w:r>
+        <w:rPr>
+          <w:rFonts w:eastAsia="黑体"/>
+        </w:rPr>
         <w:t xml:space="preserve"> </w:t>
       </w:r>
       <w:r>
         <w:rPr>
-          <w:rFonts w:hint="eastAsia"/>
+          <w:rFonts w:hint="eastAsia" w:eastAsia="黑体"/>
           <w:b/>
           <w:bCs/>
         </w:rPr>
@@ -84,6 +97,7 @@
       </w:r>
       <w:r>
         <w:rPr>
+          <w:rFonts w:eastAsia="黑体"/>
           <w:b/>
           <w:bCs/>
         </w:rPr>
@@ -95,26 +109,32 @@
         </m:r>
       </m:oMath>
       <w:r>
+        <w:rPr>
+          <w:rFonts w:eastAsia="黑体"/>
+        </w:rPr>
         <w:t xml:space="preserve"> </w:t>
       </w:r>
       <w:r>
         <w:rPr>
-          <w:rFonts w:hint="eastAsia"/>
+          <w:rFonts w:hint="eastAsia" w:eastAsia="黑体"/>
         </w:rPr>
         <w:t xml:space="preserve">串联构成的两端网络，无任何分支与分路。电路共有</w:t>
       </w:r>
       <w:r>
+        <w:rPr>
+          <w:rFonts w:eastAsia="黑体"/>
+        </w:rPr>
         <w:t xml:space="preserve"> 3 </w:t>
       </w:r>
       <w:r>
         <w:rPr>
-          <w:rFonts w:hint="eastAsia"/>
+          <w:rFonts w:hint="eastAsia" w:eastAsia="黑体"/>
         </w:rPr>
         <w:t xml:space="preserve">个关键节点：</w:t>
       </w:r>
       <w:r>
         <w:rPr>
-          <w:rFonts w:hint="eastAsia"/>
+          <w:rFonts w:hint="eastAsia" w:eastAsia="黑体"/>
           <w:b/>
           <w:bCs/>
         </w:rPr>
@@ -122,6 +142,7 @@
       </w:r>
       <w:r>
         <w:rPr>
+          <w:rFonts w:eastAsia="黑体"/>
           <w:b/>
           <w:bCs/>
         </w:rPr>
@@ -129,7 +150,7 @@
       </w:r>
       <w:r>
         <w:rPr>
-          <w:rFonts w:hint="eastAsia"/>
+          <w:rFonts w:hint="eastAsia" w:eastAsia="黑体"/>
           <w:b/>
           <w:bCs/>
         </w:rPr>
@@ -137,11 +158,14 @@
       </w:r>
       <w:r>
         <w:rPr>
-          <w:rFonts w:hint="eastAsia"/>
+          <w:rFonts w:hint="eastAsia" w:eastAsia="黑体"/>
         </w:rPr>
         <w:t xml:space="preserve">（信号源</w:t>
       </w:r>
       <w:r>
+        <w:rPr>
+          <w:rFonts w:eastAsia="黑体"/>
+        </w:rPr>
         <w:t xml:space="preserve"> </w:t>
       </w:r>
       <m:oMath>
@@ -162,15 +186,21 @@
         </m:sSub>
       </m:oMath>
       <w:r>
+        <w:rPr>
+          <w:rFonts w:eastAsia="黑体"/>
+        </w:rPr>
         <w:t xml:space="preserve"> </w:t>
       </w:r>
       <w:r>
         <w:rPr>
-          <w:rFonts w:hint="eastAsia"/>
+          <w:rFonts w:hint="eastAsia" w:eastAsia="黑体"/>
         </w:rPr>
         <w:t xml:space="preserve">的正端与</w:t>
       </w:r>
       <w:r>
+        <w:rPr>
+          <w:rFonts w:eastAsia="黑体"/>
+        </w:rPr>
         <w:t xml:space="preserve"> </w:t>
       </w:r>
       <m:oMath>
@@ -179,17 +209,20 @@
         </m:r>
       </m:oMath>
       <w:r>
+        <w:rPr>
+          <w:rFonts w:eastAsia="黑体"/>
+        </w:rPr>
         <w:t xml:space="preserve"> </w:t>
       </w:r>
       <w:r>
         <w:rPr>
-          <w:rFonts w:hint="eastAsia"/>
+          <w:rFonts w:hint="eastAsia" w:eastAsia="黑体"/>
         </w:rPr>
         <w:t xml:space="preserve">的一端相连）；</w:t>
       </w:r>
       <w:r>
         <w:rPr>
-          <w:rFonts w:hint="eastAsia"/>
+          <w:rFonts w:hint="eastAsia" w:eastAsia="黑体"/>
           <w:b/>
           <w:bCs/>
         </w:rPr>
@@ -197,6 +230,7 @@
       </w:r>
       <w:r>
         <w:rPr>
+          <w:rFonts w:eastAsia="黑体"/>
           <w:b/>
           <w:bCs/>
         </w:rPr>
@@ -204,7 +238,7 @@
       </w:r>
       <w:r>
         <w:rPr>
-          <w:rFonts w:hint="eastAsia"/>
+          <w:rFonts w:hint="eastAsia" w:eastAsia="黑体"/>
           <w:b/>
           <w:bCs/>
         </w:rPr>
@@ -212,7 +246,7 @@
       </w:r>
       <w:r>
         <w:rPr>
-          <w:rFonts w:hint="eastAsia"/>
+          <w:rFonts w:hint="eastAsia" w:eastAsia="黑体"/>
         </w:rPr>
         <w:t xml:space="preserve">（</w:t>
       </w:r>
@@ -222,15 +256,21 @@
         </m:r>
       </m:oMath>
       <w:r>
+        <w:rPr>
+          <w:rFonts w:eastAsia="黑体"/>
+        </w:rPr>
         <w:t xml:space="preserve"> </w:t>
       </w:r>
       <w:r>
         <w:rPr>
-          <w:rFonts w:hint="eastAsia"/>
+          <w:rFonts w:hint="eastAsia" w:eastAsia="黑体"/>
         </w:rPr>
         <w:t xml:space="preserve">的另一端与</w:t>
       </w:r>
       <w:r>
+        <w:rPr>
+          <w:rFonts w:eastAsia="黑体"/>
+        </w:rPr>
         <w:t xml:space="preserve"> </w:t>
       </w:r>
       <m:oMath>
@@ -239,17 +279,20 @@
         </m:r>
       </m:oMath>
       <w:r>
+        <w:rPr>
+          <w:rFonts w:eastAsia="黑体"/>
+        </w:rPr>
         <w:t xml:space="preserve"> </w:t>
       </w:r>
       <w:r>
         <w:rPr>
-          <w:rFonts w:hint="eastAsia"/>
+          <w:rFonts w:hint="eastAsia" w:eastAsia="黑体"/>
         </w:rPr>
         <w:t xml:space="preserve">的一端相连，是分压/滤波的抽头点）；</w:t>
       </w:r>
       <w:r>
         <w:rPr>
-          <w:rFonts w:hint="eastAsia"/>
+          <w:rFonts w:hint="eastAsia" w:eastAsia="黑体"/>
           <w:b/>
           <w:bCs/>
         </w:rPr>
@@ -257,6 +300,7 @@
       </w:r>
       <w:r>
         <w:rPr>
+          <w:rFonts w:eastAsia="黑体"/>
           <w:b/>
           <w:bCs/>
         </w:rPr>
@@ -264,7 +308,7 @@
       </w:r>
       <w:r>
         <w:rPr>
-          <w:rFonts w:hint="eastAsia"/>
+          <w:rFonts w:hint="eastAsia" w:eastAsia="黑体"/>
           <w:b/>
           <w:bCs/>
         </w:rPr>
@@ -272,7 +316,7 @@
       </w:r>
       <w:r>
         <w:rPr>
-          <w:rFonts w:hint="eastAsia"/>
+          <w:rFonts w:hint="eastAsia" w:eastAsia="黑体"/>
         </w:rPr>
         <w:t xml:space="preserve">（</w:t>
       </w:r>
@@ -282,11 +326,14 @@
         </m:r>
       </m:oMath>
       <w:r>
+        <w:rPr>
+          <w:rFonts w:eastAsia="黑体"/>
+        </w:rPr>
         <w:t xml:space="preserve"> </w:t>
       </w:r>
       <w:r>
         <w:rPr>
-          <w:rFonts w:hint="eastAsia"/>
+          <w:rFonts w:hint="eastAsia" w:eastAsia="黑体"/>
         </w:rPr>
         <w:t xml:space="preserve">的另一端与信号源的负端/地相连，作为参考端）。</w:t>
       </w:r>
@@ -295,7 +342,7 @@
       <w:pPr/>
       <w:r>
         <w:rPr>
-          <w:rFonts w:hint="eastAsia"/>
+          <w:rFonts w:hint="eastAsia" w:eastAsia="黑体"/>
         </w:rPr>
         <w:t xml:space="preserve">各元件管脚连接：</w:t>
       </w:r>
@@ -305,11 +352,14 @@
         </m:r>
       </m:oMath>
       <w:r>
+        <w:rPr>
+          <w:rFonts w:eastAsia="黑体"/>
+        </w:rPr>
         <w:t xml:space="preserve"> </w:t>
       </w:r>
       <w:r>
         <w:rPr>
-          <w:rFonts w:hint="eastAsia"/>
+          <w:rFonts w:hint="eastAsia" w:eastAsia="黑体"/>
         </w:rPr>
         <w:t xml:space="preserve">一端接输入节点、另一端接中间节点；</w:t>
       </w:r>
@@ -319,17 +369,20 @@
         </m:r>
       </m:oMath>
       <w:r>
+        <w:rPr>
+          <w:rFonts w:eastAsia="黑体"/>
+        </w:rPr>
         <w:t xml:space="preserve"> </w:t>
       </w:r>
       <w:r>
         <w:rPr>
-          <w:rFonts w:hint="eastAsia"/>
+          <w:rFonts w:hint="eastAsia" w:eastAsia="黑体"/>
         </w:rPr>
         <w:t xml:space="preserve">一端接中间节点、另一端接输出节点；</w:t>
       </w:r>
       <w:r>
         <w:rPr>
-          <w:rFonts w:hint="eastAsia"/>
+          <w:rFonts w:hint="eastAsia" w:eastAsia="黑体"/>
           <w:b/>
           <w:bCs/>
         </w:rPr>
@@ -337,6 +390,7 @@
       </w:r>
       <w:r>
         <w:rPr>
+          <w:rFonts w:eastAsia="黑体"/>
           <w:b/>
           <w:bCs/>
         </w:rPr>
@@ -360,15 +414,21 @@
         </m:sSub>
       </m:oMath>
       <w:r>
+        <w:rPr>
+          <w:rFonts w:eastAsia="黑体"/>
+        </w:rPr>
         <w:t xml:space="preserve"> </w:t>
       </w:r>
       <w:r>
         <w:rPr>
-          <w:rFonts w:hint="eastAsia"/>
+          <w:rFonts w:hint="eastAsia" w:eastAsia="黑体"/>
         </w:rPr>
         <w:t xml:space="preserve">正端接输入节点、负端接输出节点（地）。输出可在中间节点与输出节点之间取（即</w:t>
       </w:r>
       <w:r>
+        <w:rPr>
+          <w:rFonts w:eastAsia="黑体"/>
+        </w:rPr>
         <w:t xml:space="preserve"> </w:t>
       </w:r>
       <m:oMath>
@@ -377,15 +437,21 @@
         </m:r>
       </m:oMath>
       <w:r>
+        <w:rPr>
+          <w:rFonts w:eastAsia="黑体"/>
+        </w:rPr>
         <w:t xml:space="preserve"> </w:t>
       </w:r>
       <w:r>
         <w:rPr>
-          <w:rFonts w:hint="eastAsia"/>
+          <w:rFonts w:hint="eastAsia" w:eastAsia="黑体"/>
         </w:rPr>
         <w:t xml:space="preserve">两端，为低通），也可在输入节点与中间节点之间取（即</w:t>
       </w:r>
       <w:r>
+        <w:rPr>
+          <w:rFonts w:eastAsia="黑体"/>
+        </w:rPr>
         <w:t xml:space="preserve"> </w:t>
       </w:r>
       <m:oMath>
@@ -394,11 +460,14 @@
         </m:r>
       </m:oMath>
       <w:r>
+        <w:rPr>
+          <w:rFonts w:eastAsia="黑体"/>
+        </w:rPr>
         <w:t xml:space="preserve"> </w:t>
       </w:r>
       <w:r>
         <w:rPr>
-          <w:rFonts w:hint="eastAsia"/>
+          <w:rFonts w:hint="eastAsia" w:eastAsia="黑体"/>
         </w:rPr>
         <w:t xml:space="preserve">两端，为高通）。</w:t>
       </w:r>
@@ -407,11 +476,14 @@
       <w:pPr/>
       <w:r>
         <w:rPr>
-          <w:rFonts w:hint="eastAsia"/>
+          <w:rFonts w:hint="eastAsia" w:eastAsia="黑体"/>
         </w:rPr>
         <w:t xml:space="preserve">由此构成”信号经</w:t>
       </w:r>
       <w:r>
+        <w:rPr>
+          <w:rFonts w:eastAsia="黑体"/>
+        </w:rPr>
         <w:t xml:space="preserve"> </w:t>
       </w:r>
       <m:oMath>
@@ -420,6 +492,9 @@
         </m:r>
       </m:oMath>
       <w:r>
+        <w:rPr>
+          <w:rFonts w:eastAsia="黑体"/>
+        </w:rPr>
         <w:t xml:space="preserve">、</w:t>
       </w:r>
       <m:oMath>
@@ -428,15 +503,21 @@
         </m:r>
       </m:oMath>
       <w:r>
+        <w:rPr>
+          <w:rFonts w:eastAsia="黑体"/>
+        </w:rPr>
         <w:t xml:space="preserve"> </w:t>
       </w:r>
       <w:r>
         <w:rPr>
-          <w:rFonts w:hint="eastAsia"/>
+          <w:rFonts w:hint="eastAsia" w:eastAsia="黑体"/>
         </w:rPr>
         <w:t xml:space="preserve">串联、输出取自</w:t>
       </w:r>
       <w:r>
+        <w:rPr>
+          <w:rFonts w:eastAsia="黑体"/>
+        </w:rPr>
         <w:t xml:space="preserve"> </w:t>
       </w:r>
       <m:oMath>
@@ -445,15 +526,21 @@
         </m:r>
       </m:oMath>
       <w:r>
+        <w:rPr>
+          <w:rFonts w:eastAsia="黑体"/>
+        </w:rPr>
         <w:t xml:space="preserve"> </w:t>
       </w:r>
       <w:r>
         <w:rPr>
-          <w:rFonts w:hint="eastAsia"/>
+          <w:rFonts w:hint="eastAsia" w:eastAsia="黑体"/>
         </w:rPr>
         <w:t xml:space="preserve">两端（低通）或</w:t>
       </w:r>
       <w:r>
+        <w:rPr>
+          <w:rFonts w:eastAsia="黑体"/>
+        </w:rPr>
         <w:t xml:space="preserve"> </w:t>
       </w:r>
       <m:oMath>
@@ -462,20 +549,26 @@
         </m:r>
       </m:oMath>
       <w:r>
+        <w:rPr>
+          <w:rFonts w:eastAsia="黑体"/>
+        </w:rPr>
         <w:t xml:space="preserve"> </w:t>
       </w:r>
       <w:r>
         <w:rPr>
-          <w:rFonts w:hint="eastAsia"/>
+          <w:rFonts w:hint="eastAsia" w:eastAsia="黑体"/>
         </w:rPr>
         <w:t xml:space="preserve">两端（高通）“的一阶</w:t>
       </w:r>
       <w:r>
+        <w:rPr>
+          <w:rFonts w:eastAsia="黑体"/>
+        </w:rPr>
         <w:t xml:space="preserve"> RC </w:t>
       </w:r>
       <w:r>
         <w:rPr>
-          <w:rFonts w:hint="eastAsia"/>
+          <w:rFonts w:hint="eastAsia" w:eastAsia="黑体"/>
         </w:rPr>
         <w:t xml:space="preserve">分压/滤波组态，是高通滤波、低通滤波、微分与积分电路共同的拓扑基础。</w:t>
       </w:r>
@@ -488,7 +581,7 @@
       </w:pPr>
       <w:r>
         <w:rPr>
-          <w:rFonts w:hint="eastAsia"/>
+          <w:rFonts w:hint="eastAsia" w:eastAsia="黑体"/>
         </w:rPr>
         <w:t xml:space="preserve">工作原理</w:t>
       </w:r>
@@ -499,47 +592,62 @@
       </w:pPr>
       <w:r>
         <w:rPr>
-          <w:rFonts w:hint="eastAsia"/>
+          <w:rFonts w:hint="eastAsia" w:eastAsia="黑体"/>
         </w:rPr>
         <w:t xml:space="preserve">流过</w:t>
       </w:r>
       <w:r>
+        <w:rPr>
+          <w:rFonts w:eastAsia="黑体"/>
+        </w:rPr>
         <w:t xml:space="preserve"> R </w:t>
       </w:r>
       <w:r>
         <w:rPr>
-          <w:rFonts w:hint="eastAsia"/>
+          <w:rFonts w:hint="eastAsia" w:eastAsia="黑体"/>
         </w:rPr>
         <w:t xml:space="preserve">与</w:t>
       </w:r>
       <w:r>
+        <w:rPr>
+          <w:rFonts w:eastAsia="黑体"/>
+        </w:rPr>
         <w:t xml:space="preserve"> C </w:t>
       </w:r>
       <w:r>
         <w:rPr>
-          <w:rFonts w:hint="eastAsia"/>
+          <w:rFonts w:hint="eastAsia" w:eastAsia="黑体"/>
         </w:rPr>
         <w:t xml:space="preserve">的电流相同，输入电压按阻抗大小在</w:t>
       </w:r>
       <w:r>
+        <w:rPr>
+          <w:rFonts w:eastAsia="黑体"/>
+        </w:rPr>
         <w:t xml:space="preserve"> R </w:t>
       </w:r>
       <w:r>
         <w:rPr>
-          <w:rFonts w:hint="eastAsia"/>
+          <w:rFonts w:hint="eastAsia" w:eastAsia="黑体"/>
         </w:rPr>
         <w:t xml:space="preserve">与</w:t>
       </w:r>
       <w:r>
+        <w:rPr>
+          <w:rFonts w:eastAsia="黑体"/>
+        </w:rPr>
         <w:t xml:space="preserve"> C </w:t>
       </w:r>
       <w:r>
         <w:rPr>
-          <w:rFonts w:hint="eastAsia"/>
+          <w:rFonts w:hint="eastAsia" w:eastAsia="黑体"/>
         </w:rPr>
         <w:t xml:space="preserve">上分压；电容容抗</w:t>
       </w:r>
       <w:r>
+        <w:rPr>
+          <w:rFonts w:eastAsia="黑体"/>
+        </w:rPr>
         <w:t xml:space="preserve"> </w:t>
       </w:r>
       <m:oMath>
@@ -581,11 +689,14 @@
         </m:f>
       </m:oMath>
       <w:r>
+        <w:rPr>
+          <w:rFonts w:eastAsia="黑体"/>
+        </w:rPr>
         <w:t xml:space="preserve"> </w:t>
       </w:r>
       <w:r>
         <w:rPr>
-          <w:rFonts w:hint="eastAsia"/>
+          <w:rFonts w:hint="eastAsia" w:eastAsia="黑体"/>
         </w:rPr>
         <w:t xml:space="preserve">随频率变化，使两端分压比例随频率改变，从而体现滤波或相位移动行为。</w:t>
       </w:r>
@@ -598,7 +709,7 @@
       </w:pPr>
       <w:r>
         <w:rPr>
-          <w:rFonts w:hint="eastAsia"/>
+          <w:rFonts w:hint="eastAsia" w:eastAsia="黑体"/>
         </w:rPr>
         <w:t xml:space="preserve">关键计算公式</w:t>
       </w:r>
@@ -612,7 +723,7 @@
       </w:pPr>
       <w:r>
         <w:rPr>
-          <w:rFonts w:hint="eastAsia"/>
+          <w:rFonts w:hint="eastAsia" w:eastAsia="黑体"/>
         </w:rPr>
         <w:t xml:space="preserve">总阻抗（相量形式）：</w:t>
       </w:r>
@@ -714,7 +825,7 @@
       </w:pPr>
       <w:r>
         <w:rPr>
-          <w:rFonts w:hint="eastAsia"/>
+          <w:rFonts w:hint="eastAsia" w:eastAsia="黑体"/>
         </w:rPr>
         <w:t xml:space="preserve">阻抗模：</w:t>
       </w:r>
@@ -825,7 +936,7 @@
       </w:pPr>
       <w:r>
         <w:rPr>
-          <w:rFonts w:hint="eastAsia"/>
+          <w:rFonts w:hint="eastAsia" w:eastAsia="黑体"/>
         </w:rPr>
         <w:t xml:space="preserve">串联电流：</w:t>
       </w:r>
@@ -894,7 +1005,7 @@
       </w:pPr>
       <w:r>
         <w:rPr>
-          <w:rFonts w:hint="eastAsia"/>
+          <w:rFonts w:hint="eastAsia" w:eastAsia="黑体"/>
         </w:rPr>
         <w:t xml:space="preserve">输出取自电容两端（低通，即分压式）：</w:t>
       </w:r>
@@ -1116,7 +1227,7 @@
       </w:pPr>
       <w:r>
         <w:rPr>
-          <w:rFonts w:hint="eastAsia"/>
+          <w:rFonts w:hint="eastAsia" w:eastAsia="黑体"/>
         </w:rPr>
         <w:t xml:space="preserve">输出取自电阻两端（高通形式）：</w:t>
       </w:r>
@@ -1254,7 +1365,7 @@
       </w:pPr>
       <w:r>
         <w:rPr>
-          <w:rFonts w:hint="eastAsia"/>
+          <w:rFonts w:hint="eastAsia" w:eastAsia="黑体"/>
         </w:rPr>
         <w:t xml:space="preserve">时间常数：</w:t>
       </w:r>
@@ -1318,7 +1429,7 @@
             </w:pPr>
             <w:r>
               <w:rPr>
-                <w:rFonts w:hint="eastAsia"/>
+                <w:rFonts w:hint="eastAsia" w:eastAsia="黑体"/>
               </w:rPr>
               <w:t xml:space="preserve">符号</w:t>
             </w:r>
@@ -1332,7 +1443,7 @@
             </w:pPr>
             <w:r>
               <w:rPr>
-                <w:rFonts w:hint="eastAsia"/>
+                <w:rFonts w:hint="eastAsia" w:eastAsia="黑体"/>
               </w:rPr>
               <w:t xml:space="preserve">含义</w:t>
             </w:r>
@@ -1346,7 +1457,7 @@
             </w:pPr>
             <w:r>
               <w:rPr>
-                <w:rFonts w:hint="eastAsia"/>
+                <w:rFonts w:hint="eastAsia" w:eastAsia="黑体"/>
               </w:rPr>
               <w:t xml:space="preserve">单位</w:t>
             </w:r>
@@ -1366,6 +1477,9 @@
               </m:r>
             </m:oMath>
             <w:r>
+              <w:rPr>
+                <w:rFonts w:eastAsia="黑体"/>
+              </w:rPr>
               <w:t xml:space="preserve">​</w:t>
             </w:r>
           </w:p>
@@ -1378,7 +1492,7 @@
             </w:pPr>
             <w:r>
               <w:rPr>
-                <w:rFonts w:hint="eastAsia"/>
+                <w:rFonts w:hint="eastAsia" w:eastAsia="黑体"/>
               </w:rPr>
               <w:t xml:space="preserve">电阻</w:t>
             </w:r>
@@ -1391,6 +1505,9 @@
               <w:pStyle w:val="Compact"/>
             </w:pPr>
             <w:r>
+              <w:rPr>
+                <w:rFonts w:eastAsia="黑体"/>
+              </w:rPr>
               <w:t xml:space="preserve">Ω</w:t>
             </w:r>
           </w:p>
@@ -1409,6 +1526,9 @@
               </m:r>
             </m:oMath>
             <w:r>
+              <w:rPr>
+                <w:rFonts w:eastAsia="黑体"/>
+              </w:rPr>
               <w:t xml:space="preserve">​</w:t>
             </w:r>
           </w:p>
@@ -1421,7 +1541,7 @@
             </w:pPr>
             <w:r>
               <w:rPr>
-                <w:rFonts w:hint="eastAsia"/>
+                <w:rFonts w:hint="eastAsia" w:eastAsia="黑体"/>
               </w:rPr>
               <w:t xml:space="preserve">电容</w:t>
             </w:r>
@@ -1434,6 +1554,9 @@
               <w:pStyle w:val="Compact"/>
             </w:pPr>
             <w:r>
+              <w:rPr>
+                <w:rFonts w:eastAsia="黑体"/>
+              </w:rPr>
               <w:t xml:space="preserve">F</w:t>
             </w:r>
           </w:p>
@@ -1452,6 +1575,9 @@
               </m:r>
             </m:oMath>
             <w:r>
+              <w:rPr>
+                <w:rFonts w:eastAsia="黑体"/>
+              </w:rPr>
               <w:t xml:space="preserve">​</w:t>
             </w:r>
           </w:p>
@@ -1464,7 +1590,7 @@
             </w:pPr>
             <w:r>
               <w:rPr>
-                <w:rFonts w:hint="eastAsia"/>
+                <w:rFonts w:hint="eastAsia" w:eastAsia="黑体"/>
               </w:rPr>
               <w:t xml:space="preserve">总阻抗</w:t>
             </w:r>
@@ -1477,6 +1603,9 @@
               <w:pStyle w:val="Compact"/>
             </w:pPr>
             <w:r>
+              <w:rPr>
+                <w:rFonts w:eastAsia="黑体"/>
+              </w:rPr>
               <w:t xml:space="preserve">Ω</w:t>
             </w:r>
           </w:p>
@@ -1495,6 +1624,9 @@
               </m:r>
             </m:oMath>
             <w:r>
+              <w:rPr>
+                <w:rFonts w:eastAsia="黑体"/>
+              </w:rPr>
               <w:t xml:space="preserve">​</w:t>
             </w:r>
           </w:p>
@@ -1507,7 +1639,7 @@
             </w:pPr>
             <w:r>
               <w:rPr>
-                <w:rFonts w:hint="eastAsia"/>
+                <w:rFonts w:hint="eastAsia" w:eastAsia="黑体"/>
               </w:rPr>
               <w:t xml:space="preserve">串联电流</w:t>
             </w:r>
@@ -1520,6 +1652,9 @@
               <w:pStyle w:val="Compact"/>
             </w:pPr>
             <w:r>
+              <w:rPr>
+                <w:rFonts w:eastAsia="黑体"/>
+              </w:rPr>
               <w:t xml:space="preserve">A</w:t>
             </w:r>
           </w:p>
@@ -1589,6 +1724,9 @@
               </m:sSub>
             </m:oMath>
             <w:r>
+              <w:rPr>
+                <w:rFonts w:eastAsia="黑体"/>
+              </w:rPr>
               <w:t xml:space="preserve">​</w:t>
             </w:r>
           </w:p>
@@ -1601,7 +1739,7 @@
             </w:pPr>
             <w:r>
               <w:rPr>
-                <w:rFonts w:hint="eastAsia"/>
+                <w:rFonts w:hint="eastAsia" w:eastAsia="黑体"/>
               </w:rPr>
               <w:t xml:space="preserve">输入、输出电压</w:t>
             </w:r>
@@ -1614,6 +1752,9 @@
               <w:pStyle w:val="Compact"/>
             </w:pPr>
             <w:r>
+              <w:rPr>
+                <w:rFonts w:eastAsia="黑体"/>
+              </w:rPr>
               <w:t xml:space="preserve">V</w:t>
             </w:r>
           </w:p>
@@ -1632,6 +1773,9 @@
               </m:r>
             </m:oMath>
             <w:r>
+              <w:rPr>
+                <w:rFonts w:eastAsia="黑体"/>
+              </w:rPr>
               <w:t xml:space="preserve">​</w:t>
             </w:r>
           </w:p>
@@ -1644,7 +1788,7 @@
             </w:pPr>
             <w:r>
               <w:rPr>
-                <w:rFonts w:hint="eastAsia"/>
+                <w:rFonts w:hint="eastAsia" w:eastAsia="黑体"/>
               </w:rPr>
               <w:t xml:space="preserve">时间常数</w:t>
             </w:r>
@@ -1657,6 +1801,9 @@
               <w:pStyle w:val="Compact"/>
             </w:pPr>
             <w:r>
+              <w:rPr>
+                <w:rFonts w:eastAsia="黑体"/>
+              </w:rPr>
               <w:t xml:space="preserve">s</w:t>
             </w:r>
           </w:p>
@@ -1671,7 +1818,7 @@
       </w:pPr>
       <w:r>
         <w:rPr>
-          <w:rFonts w:hint="eastAsia"/>
+          <w:rFonts w:hint="eastAsia" w:eastAsia="黑体"/>
         </w:rPr>
         <w:t xml:space="preserve">元件调整影响</w:t>
       </w:r>
@@ -1686,6 +1833,7 @@
       </w:pPr>
       <w:r>
         <w:rPr>
+          <w:rFonts w:eastAsia="黑体"/>
           <w:b/>
           <w:bCs/>
         </w:rPr>
@@ -1693,7 +1841,7 @@
       </w:r>
       <w:r>
         <w:rPr>
-          <w:rFonts w:hint="eastAsia"/>
+          <w:rFonts w:hint="eastAsia" w:eastAsia="黑体"/>
           <w:b/>
           <w:bCs/>
         </w:rPr>
@@ -1701,24 +1849,34 @@
       </w:r>
       <w:r>
         <w:rPr>
+          <w:rFonts w:eastAsia="黑体"/>
           <w:b/>
           <w:bCs/>
         </w:rPr>
         <w:t xml:space="preserve"> C↑</w:t>
       </w:r>
       <w:r>
+        <w:rPr>
+          <w:rFonts w:eastAsia="黑体"/>
+        </w:rPr>
         <w:t xml:space="preserve"> </w:t>
       </w:r>
       <w:r>
+        <w:rPr>
+          <w:rFonts w:eastAsia="黑体"/>
+        </w:rPr>
         <w:t xml:space="preserve">→ </w:t>
       </w:r>
       <w:r>
         <w:rPr>
-          <w:rFonts w:hint="eastAsia"/>
+          <w:rFonts w:hint="eastAsia" w:eastAsia="黑体"/>
         </w:rPr>
         <w:t xml:space="preserve">时间常数</w:t>
       </w:r>
       <w:r>
+        <w:rPr>
+          <w:rFonts w:eastAsia="黑体"/>
+        </w:rPr>
         <w:t xml:space="preserve"> </w:t>
       </w:r>
       <m:oMath>
@@ -1727,15 +1885,21 @@
         </m:r>
       </m:oMath>
       <w:r>
+        <w:rPr>
+          <w:rFonts w:eastAsia="黑体"/>
+        </w:rPr>
         <w:t xml:space="preserve"> </w:t>
       </w:r>
       <w:r>
         <w:rPr>
-          <w:rFonts w:hint="eastAsia"/>
+          <w:rFonts w:hint="eastAsia" w:eastAsia="黑体"/>
         </w:rPr>
         <w:t xml:space="preserve">增大，充放电变慢，相应的截止频率</w:t>
       </w:r>
       <w:r>
+        <w:rPr>
+          <w:rFonts w:eastAsia="黑体"/>
+        </w:rPr>
         <w:t xml:space="preserve"> </w:t>
       </w:r>
       <m:oMath>
@@ -1783,11 +1947,14 @@
         </m:f>
       </m:oMath>
       <w:r>
+        <w:rPr>
+          <w:rFonts w:eastAsia="黑体"/>
+        </w:rPr>
         <w:t xml:space="preserve"> </w:t>
       </w:r>
       <w:r>
         <w:rPr>
-          <w:rFonts w:hint="eastAsia"/>
+          <w:rFonts w:hint="eastAsia" w:eastAsia="黑体"/>
         </w:rPr>
         <w:t xml:space="preserve">下降。</w:t>
       </w:r>
@@ -1802,6 +1969,7 @@
       </w:pPr>
       <w:r>
         <w:rPr>
+          <w:rFonts w:eastAsia="黑体"/>
           <w:b/>
           <w:bCs/>
         </w:rPr>
@@ -1809,7 +1977,7 @@
       </w:r>
       <w:r>
         <w:rPr>
-          <w:rFonts w:hint="eastAsia"/>
+          <w:rFonts w:hint="eastAsia" w:eastAsia="黑体"/>
           <w:b/>
           <w:bCs/>
         </w:rPr>
@@ -1817,18 +1985,28 @@
       </w:r>
       <w:r>
         <w:rPr>
+          <w:rFonts w:eastAsia="黑体"/>
           <w:b/>
           <w:bCs/>
         </w:rPr>
         <w:t xml:space="preserve"> C↓</w:t>
       </w:r>
       <w:r>
+        <w:rPr>
+          <w:rFonts w:eastAsia="黑体"/>
+        </w:rPr>
         <w:t xml:space="preserve"> </w:t>
       </w:r>
       <w:r>
+        <w:rPr>
+          <w:rFonts w:eastAsia="黑体"/>
+        </w:rPr>
         <w:t xml:space="preserve">→</w:t>
       </w:r>
       <w:r>
+        <w:rPr>
+          <w:rFonts w:eastAsia="黑体"/>
+        </w:rPr>
         <w:t xml:space="preserve"> </w:t>
       </w:r>
       <m:oMath>
@@ -1837,11 +2015,14 @@
         </m:r>
       </m:oMath>
       <w:r>
+        <w:rPr>
+          <w:rFonts w:eastAsia="黑体"/>
+        </w:rPr>
         <w:t xml:space="preserve"> </w:t>
       </w:r>
       <w:r>
         <w:rPr>
-          <w:rFonts w:hint="eastAsia"/>
+          <w:rFonts w:hint="eastAsia" w:eastAsia="黑体"/>
         </w:rPr>
         <w:t xml:space="preserve">减小，响应加快，截止频率升高。</w:t>
       </w:r>
@@ -1856,29 +2037,38 @@
       </w:pPr>
       <w:r>
         <w:rPr>
-          <w:rFonts w:hint="eastAsia"/>
+          <w:rFonts w:hint="eastAsia" w:eastAsia="黑体"/>
         </w:rPr>
         <w:t xml:space="preserve">输出位置不同行为相反：取自</w:t>
       </w:r>
       <w:r>
+        <w:rPr>
+          <w:rFonts w:eastAsia="黑体"/>
+        </w:rPr>
         <w:t xml:space="preserve"> C </w:t>
       </w:r>
       <w:r>
         <w:rPr>
-          <w:rFonts w:hint="eastAsia"/>
+          <w:rFonts w:hint="eastAsia" w:eastAsia="黑体"/>
         </w:rPr>
         <w:t xml:space="preserve">两端为低通，取自</w:t>
       </w:r>
       <w:r>
+        <w:rPr>
+          <w:rFonts w:eastAsia="黑体"/>
+        </w:rPr>
         <w:t xml:space="preserve"> R </w:t>
       </w:r>
       <w:r>
         <w:rPr>
-          <w:rFonts w:hint="eastAsia"/>
+          <w:rFonts w:hint="eastAsia" w:eastAsia="黑体"/>
         </w:rPr>
         <w:t xml:space="preserve">两端为高通，但</w:t>
       </w:r>
       <w:r>
+        <w:rPr>
+          <w:rFonts w:eastAsia="黑体"/>
+        </w:rPr>
         <w:t xml:space="preserve"> </w:t>
       </w:r>
       <m:oMath>
@@ -1887,15 +2077,21 @@
         </m:r>
       </m:oMath>
       <w:r>
+        <w:rPr>
+          <w:rFonts w:eastAsia="黑体"/>
+        </w:rPr>
         <w:t xml:space="preserve"> </w:t>
       </w:r>
       <w:r>
         <w:rPr>
-          <w:rFonts w:hint="eastAsia"/>
+          <w:rFonts w:hint="eastAsia" w:eastAsia="黑体"/>
         </w:rPr>
         <w:t xml:space="preserve">与截止频率均只由</w:t>
       </w:r>
       <w:r>
+        <w:rPr>
+          <w:rFonts w:eastAsia="黑体"/>
+        </w:rPr>
         <w:t xml:space="preserve"> </w:t>
       </w:r>
       <m:oMath>
@@ -1907,11 +2103,14 @@
         </m:r>
       </m:oMath>
       <w:r>
+        <w:rPr>
+          <w:rFonts w:eastAsia="黑体"/>
+        </w:rPr>
         <w:t xml:space="preserve"> </w:t>
       </w:r>
       <w:r>
         <w:rPr>
-          <w:rFonts w:hint="eastAsia"/>
+          <w:rFonts w:hint="eastAsia" w:eastAsia="黑体"/>
         </w:rPr>
         <w:t xml:space="preserve">决定。</w:t>
       </w:r>
@@ -1926,25 +2125,31 @@
       </w:pPr>
       <w:r>
         <w:rPr>
-          <w:rFonts w:hint="eastAsia"/>
+          <w:rFonts w:hint="eastAsia" w:eastAsia="黑体"/>
         </w:rPr>
         <w:t xml:space="preserve">该结构无放大能力，增益恒</w:t>
       </w:r>
       <w:r>
+        <w:rPr>
+          <w:rFonts w:eastAsia="黑体"/>
+        </w:rPr>
         <w:t xml:space="preserve"> ≤ </w:t>
       </w:r>
       <w:r>
         <w:rPr>
-          <w:rFonts w:hint="eastAsia"/>
+          <w:rFonts w:hint="eastAsia" w:eastAsia="黑体"/>
         </w:rPr>
         <w:t xml:space="preserve">1，且前后级负载会影响等效</w:t>
       </w:r>
       <w:r>
+        <w:rPr>
+          <w:rFonts w:eastAsia="黑体"/>
+        </w:rPr>
         <w:t xml:space="preserve"> </w:t>
       </w:r>
       <w:r>
         <w:rPr>
-          <w:rFonts w:hint="eastAsia"/>
+          <w:rFonts w:hint="eastAsia" w:eastAsia="黑体"/>
         </w:rPr>
         <w:t xml:space="preserve">R/C，测量时需计入源内阻与负载阻抗。</w:t>
       </w:r>
@@ -1957,7 +2162,7 @@
       </w:pPr>
       <w:r>
         <w:rPr>
-          <w:rFonts w:hint="eastAsia"/>
+          <w:rFonts w:hint="eastAsia" w:eastAsia="黑体"/>
         </w:rPr>
         <w:t xml:space="preserve">典型参数示例</w:t>
       </w:r>
@@ -1972,11 +2177,14 @@
       </w:pPr>
       <w:r>
         <w:rPr>
-          <w:rFonts w:hint="eastAsia"/>
+          <w:rFonts w:hint="eastAsia" w:eastAsia="黑体"/>
         </w:rPr>
         <w:t xml:space="preserve">取</w:t>
       </w:r>
       <w:r>
+        <w:rPr>
+          <w:rFonts w:eastAsia="黑体"/>
+        </w:rPr>
         <w:t xml:space="preserve"> </w:t>
       </w:r>
       <m:oMath>
@@ -2004,6 +2212,9 @@
         </m:r>
       </m:oMath>
       <w:r>
+        <w:rPr>
+          <w:rFonts w:eastAsia="黑体"/>
+        </w:rPr>
         <w:t xml:space="preserve">、</w:t>
       </w:r>
       <m:oMath>
@@ -2035,7 +2246,7 @@
       </m:oMath>
       <w:r>
         <w:rPr>
-          <w:rFonts w:hint="eastAsia"/>
+          <w:rFonts w:hint="eastAsia" w:eastAsia="黑体"/>
         </w:rPr>
         <w:t xml:space="preserve">：</w:t>
       </w:r>
@@ -2107,11 +2318,14 @@
       </m:oMath>
       <w:r>
         <w:rPr>
-          <w:rFonts w:hint="eastAsia"/>
+          <w:rFonts w:hint="eastAsia" w:eastAsia="黑体"/>
         </w:rPr>
         <w:t xml:space="preserve">；低通截止频率</w:t>
       </w:r>
       <w:r>
+        <w:rPr>
+          <w:rFonts w:eastAsia="黑体"/>
+        </w:rPr>
         <w:t xml:space="preserve"> </w:t>
       </w:r>
       <m:oMath>
@@ -2196,6 +2410,9 @@
         </m:r>
       </m:oMath>
       <w:r>
+        <w:rPr>
+          <w:rFonts w:eastAsia="黑体"/>
+        </w:rPr>
         <w:t xml:space="preserve">。</w:t>
       </w:r>
     </w:p>
@@ -2209,11 +2426,14 @@
       </w:pPr>
       <w:r>
         <w:rPr>
-          <w:rFonts w:hint="eastAsia"/>
+          <w:rFonts w:hint="eastAsia" w:eastAsia="黑体"/>
         </w:rPr>
         <w:t xml:space="preserve">取</w:t>
       </w:r>
       <w:r>
+        <w:rPr>
+          <w:rFonts w:eastAsia="黑体"/>
+        </w:rPr>
         <w:t xml:space="preserve"> </w:t>
       </w:r>
       <m:oMath>
@@ -2241,6 +2461,9 @@
         </m:r>
       </m:oMath>
       <w:r>
+        <w:rPr>
+          <w:rFonts w:eastAsia="黑体"/>
+        </w:rPr>
         <w:t xml:space="preserve">、</w:t>
       </w:r>
       <m:oMath>
@@ -2269,7 +2492,7 @@
       </m:oMath>
       <w:r>
         <w:rPr>
-          <w:rFonts w:hint="eastAsia"/>
+          <w:rFonts w:hint="eastAsia" w:eastAsia="黑体"/>
         </w:rPr>
         <w:t xml:space="preserve">：</w:t>
       </w:r>
@@ -2299,7 +2522,7 @@
       </m:oMath>
       <w:r>
         <w:rPr>
-          <w:rFonts w:hint="eastAsia"/>
+          <w:rFonts w:hint="eastAsia" w:eastAsia="黑体"/>
         </w:rPr>
         <w:t xml:space="preserve">，</w:t>
       </w:r>
@@ -2337,6 +2560,9 @@
         </m:r>
       </m:oMath>
       <w:r>
+        <w:rPr>
+          <w:rFonts w:eastAsia="黑体"/>
+        </w:rPr>
         <w:t xml:space="preserve">。</w:t>
       </w:r>
     </w:p>
@@ -2348,7 +2574,7 @@
       </w:pPr>
       <w:r>
         <w:rPr>
-          <w:rFonts w:hint="eastAsia"/>
+          <w:rFonts w:hint="eastAsia" w:eastAsia="黑体"/>
         </w:rPr>
         <w:t xml:space="preserve">常见器件型号</w:t>
       </w:r>
@@ -2363,25 +2589,31 @@
       </w:pPr>
       <w:r>
         <w:rPr>
-          <w:rFonts w:hint="eastAsia"/>
+          <w:rFonts w:hint="eastAsia" w:eastAsia="黑体"/>
         </w:rPr>
         <w:t xml:space="preserve">电阻：0805</w:t>
       </w:r>
       <w:r>
+        <w:rPr>
+          <w:rFonts w:eastAsia="黑体"/>
+        </w:rPr>
         <w:t xml:space="preserve"> / 0603 </w:t>
       </w:r>
       <w:r>
         <w:rPr>
-          <w:rFonts w:hint="eastAsia"/>
+          <w:rFonts w:hint="eastAsia" w:eastAsia="黑体"/>
         </w:rPr>
         <w:t xml:space="preserve">贴片电阻、1%</w:t>
       </w:r>
       <w:r>
+        <w:rPr>
+          <w:rFonts w:eastAsia="黑体"/>
+        </w:rPr>
         <w:t xml:space="preserve"> </w:t>
       </w:r>
       <w:r>
         <w:rPr>
-          <w:rFonts w:hint="eastAsia"/>
+          <w:rFonts w:hint="eastAsia" w:eastAsia="黑体"/>
         </w:rPr>
         <w:t xml:space="preserve">金属膜电阻。</w:t>
       </w:r>
@@ -2396,7 +2628,7 @@
       </w:pPr>
       <w:r>
         <w:rPr>
-          <w:rFonts w:hint="eastAsia"/>
+          <w:rFonts w:hint="eastAsia" w:eastAsia="黑体"/>
         </w:rPr>
         <w:t xml:space="preserve">电容：C0G/NP0（高频稳定）、X7R（去耦）、电解电容（低频大容量）。</w:t>
       </w:r>
@@ -2409,7 +2641,7 @@
       </w:pPr>
       <w:r>
         <w:rPr>
-          <w:rFonts w:hint="eastAsia"/>
+          <w:rFonts w:hint="eastAsia" w:eastAsia="黑体"/>
         </w:rPr>
         <w:t xml:space="preserve">注意事项</w:t>
       </w:r>
@@ -2424,25 +2656,31 @@
       </w:pPr>
       <w:r>
         <w:rPr>
-          <w:rFonts w:hint="eastAsia"/>
+          <w:rFonts w:hint="eastAsia" w:eastAsia="黑体"/>
         </w:rPr>
         <w:t xml:space="preserve">有输出位置即有滤波类型的区别：C</w:t>
       </w:r>
       <w:r>
+        <w:rPr>
+          <w:rFonts w:eastAsia="黑体"/>
+        </w:rPr>
         <w:t xml:space="preserve"> </w:t>
       </w:r>
       <w:r>
         <w:rPr>
-          <w:rFonts w:hint="eastAsia"/>
+          <w:rFonts w:hint="eastAsia" w:eastAsia="黑体"/>
         </w:rPr>
         <w:t xml:space="preserve">两端低通、R</w:t>
       </w:r>
       <w:r>
+        <w:rPr>
+          <w:rFonts w:eastAsia="黑体"/>
+        </w:rPr>
         <w:t xml:space="preserve"> </w:t>
       </w:r>
       <w:r>
         <w:rPr>
-          <w:rFonts w:hint="eastAsia"/>
+          <w:rFonts w:hint="eastAsia" w:eastAsia="黑体"/>
         </w:rPr>
         <w:t xml:space="preserve">两端高通，设计前先明确取哪一端。</w:t>
       </w:r>
@@ -2457,20 +2695,26 @@
       </w:pPr>
       <w:r>
         <w:rPr>
-          <w:rFonts w:hint="eastAsia"/>
+          <w:rFonts w:hint="eastAsia" w:eastAsia="黑体"/>
         </w:rPr>
         <w:t xml:space="preserve">实际源内阻与负载电阻会与</w:t>
       </w:r>
       <w:r>
+        <w:rPr>
+          <w:rFonts w:eastAsia="黑体"/>
+        </w:rPr>
         <w:t xml:space="preserve"> R </w:t>
       </w:r>
       <w:r>
         <w:rPr>
-          <w:rFonts w:hint="eastAsia"/>
+          <w:rFonts w:hint="eastAsia" w:eastAsia="黑体"/>
         </w:rPr>
         <w:t xml:space="preserve">串/并联，改变等效</w:t>
       </w:r>
       <w:r>
+        <w:rPr>
+          <w:rFonts w:eastAsia="黑体"/>
+        </w:rPr>
         <w:t xml:space="preserve"> </w:t>
       </w:r>
       <m:oMath>
@@ -2482,11 +2726,14 @@
         </m:r>
       </m:oMath>
       <w:r>
+        <w:rPr>
+          <w:rFonts w:eastAsia="黑体"/>
+        </w:rPr>
         <w:t xml:space="preserve"> </w:t>
       </w:r>
       <w:r>
         <w:rPr>
-          <w:rFonts w:hint="eastAsia"/>
+          <w:rFonts w:hint="eastAsia" w:eastAsia="黑体"/>
         </w:rPr>
         <w:t xml:space="preserve">与截止频率，需一并计入。</w:t>
       </w:r>
@@ -2501,16 +2748,19 @@
       </w:pPr>
       <w:r>
         <w:rPr>
-          <w:rFonts w:hint="eastAsia"/>
+          <w:rFonts w:hint="eastAsia" w:eastAsia="黑体"/>
         </w:rPr>
         <w:t xml:space="preserve">电容耐压需高于可能出现的峰值电压；高频下注意电容</w:t>
       </w:r>
       <w:r>
+        <w:rPr>
+          <w:rFonts w:eastAsia="黑体"/>
+        </w:rPr>
         <w:t xml:space="preserve"> ESL </w:t>
       </w:r>
       <w:r>
         <w:rPr>
-          <w:rFonts w:hint="eastAsia"/>
+          <w:rFonts w:hint="eastAsia" w:eastAsia="黑体"/>
         </w:rPr>
         <w:t xml:space="preserve">与电阻寄生电感影响。</w:t>
       </w:r>
@@ -2523,7 +2773,7 @@
       </w:pPr>
       <w:r>
         <w:rPr>
-          <w:rFonts w:hint="eastAsia"/>
+          <w:rFonts w:hint="eastAsia" w:eastAsia="黑体"/>
         </w:rPr>
         <w:t xml:space="preserve">参考资料</w:t>
       </w:r>
@@ -2538,7 +2788,7 @@
       </w:pPr>
       <w:r>
         <w:rPr>
-          <w:rFonts w:hint="eastAsia"/>
+          <w:rFonts w:hint="eastAsia" w:eastAsia="黑体"/>
         </w:rPr>
         <w:t xml:space="preserve">《模拟电子技术基础》（童诗白、华成英）。</w:t>
       </w:r>
@@ -2552,6 +2802,9 @@
         </w:numPr>
       </w:pPr>
       <w:r>
+        <w:rPr>
+          <w:rFonts w:eastAsia="黑体"/>
+        </w:rPr>
         <w:t xml:space="preserve">Wikipedia: RC circuit。</w:t>
       </w:r>
     </w:p>
@@ -2564,29 +2817,38 @@
         </w:numPr>
       </w:pPr>
       <w:r>
+        <w:rPr>
+          <w:rFonts w:eastAsia="黑体"/>
+        </w:rPr>
         <w:t xml:space="preserve">TI </w:t>
       </w:r>
       <w:r>
         <w:rPr>
-          <w:rFonts w:hint="eastAsia"/>
+          <w:rFonts w:hint="eastAsia" w:eastAsia="黑体"/>
         </w:rPr>
         <w:t xml:space="preserve">应用笔记</w:t>
       </w:r>
       <w:r>
+        <w:rPr>
+          <w:rFonts w:eastAsia="黑体"/>
+        </w:rPr>
         <w:t xml:space="preserve"> </w:t>
       </w:r>
       <w:r>
         <w:rPr>
-          <w:rFonts w:hint="eastAsia"/>
+          <w:rFonts w:hint="eastAsia" w:eastAsia="黑体"/>
         </w:rPr>
         <w:t xml:space="preserve">SLOA049（一阶</w:t>
       </w:r>
       <w:r>
+        <w:rPr>
+          <w:rFonts w:eastAsia="黑体"/>
+        </w:rPr>
         <w:t xml:space="preserve"> RC </w:t>
       </w:r>
       <w:r>
         <w:rPr>
-          <w:rFonts w:hint="eastAsia"/>
+          <w:rFonts w:hint="eastAsia" w:eastAsia="黑体"/>
         </w:rPr>
         <w:t xml:space="preserve">滤波）。</w:t>
       </w:r>
@@ -2600,11 +2862,11 @@
       </w:pPr>
       <w:r>
         <w:rPr>
-          <w:rFonts w:ascii="Times New Roman" w:hAnsi="Times New Roman"/>
+          <w:rFonts w:ascii="Times New Roman" w:hAnsi="Times New Roman" w:eastAsia="黑体"/>
           <w:color w:val="555555"/>
           <w:sz w:val="21"/>
         </w:rPr>
-        <w:t>材料收集者：杜文杰</w:t>
+        <w:t>材料收集者：杜文杰，WX手机：19519196569，QQ:3478827729</w:t>
       </w:r>
     </w:p>
     <w:sectPr>
@@ -2624,7 +2886,7 @@
 </file>
 
 <file path=word/footer1.xml><?xml version="1.0" encoding="utf-8"?>
-<w:ftr xmlns:m="http://schemas.openxmlformats.org/officeDocument/2006/math" xmlns:mc="http://schemas.openxmlformats.org/markup-compatibility/2006" xmlns:mo="http://schemas.microsoft.com/office/mac/office/2008/main" xmlns:mv="urn:schemas-microsoft-com:mac:vml" xmlns:o="urn:schemas-microsoft-com:office:office" xmlns:r="http://schemas.openxmlformats.org/officeDocument/2006/relationships" xmlns:v="urn:schemas-microsoft-com:vml" xmlns:w10="urn:schemas-microsoft-com:office:word" xmlns:w14="http://schemas.microsoft.com/office/word/2010/wordml" xmlns:w="http://schemas.openxmlformats.org/wordprocessingml/2006/main" xmlns:wne="http://schemas.microsoft.com/office/word/2006/wordml" xmlns:wp14="http://schemas.microsoft.com/office/word/2010/wordprocessingDrawing" xmlns:wp="http://schemas.openxmlformats.org/drawingml/2006/wordprocessingDrawing" xmlns:wpc="http://schemas.microsoft.com/office/word/2010/wordprocessingCanvas" xmlns:wpg="http://schemas.microsoft.com/office/word/2010/wordprocessingGroup" xmlns:wpi="http://schemas.microsoft.com/office/word/2010/wordprocessingInk" xmlns:wps="http://schemas.microsoft.com/office/word/2010/wordprocessingShape" mc:Ignorable="w14 wp14">
+<w:ftr xmlns:mc="http://schemas.openxmlformats.org/markup-compatibility/2006" xmlns:w="http://schemas.openxmlformats.org/wordprocessingml/2006/main" xmlns:m="http://schemas.openxmlformats.org/officeDocument/2006/math" xmlns:mo="http://schemas.microsoft.com/office/mac/office/2008/main" xmlns:mv="urn:schemas-microsoft-com:mac:vml" xmlns:o="urn:schemas-microsoft-com:office:office" xmlns:r="http://schemas.openxmlformats.org/officeDocument/2006/relationships" xmlns:v="urn:schemas-microsoft-com:vml" xmlns:w10="urn:schemas-microsoft-com:office:word" xmlns:w14="http://schemas.microsoft.com/office/word/2010/wordml" xmlns:wne="http://schemas.microsoft.com/office/word/2006/wordml" xmlns:wp14="http://schemas.microsoft.com/office/word/2010/wordprocessingDrawing" xmlns:wp="http://schemas.openxmlformats.org/drawingml/2006/wordprocessingDrawing" xmlns:wpc="http://schemas.microsoft.com/office/word/2010/wordprocessingCanvas" xmlns:wpg="http://schemas.microsoft.com/office/word/2010/wordprocessingGroup" xmlns:wpi="http://schemas.microsoft.com/office/word/2010/wordprocessingInk" xmlns:wps="http://schemas.microsoft.com/office/word/2010/wordprocessingShape" mc:Ignorable="w14 wp14">
   <w:p>
     <w:pPr>
       <w:pStyle w:val="Footer"/>
@@ -2632,12 +2894,14 @@
     </w:pPr>
     <w:r>
       <w:rPr>
+        <w:rFonts w:eastAsia="黑体"/>
         <w:sz w:val="18"/>
       </w:rPr>
       <w:t xml:space="preserve">第 </w:t>
     </w:r>
     <w:r>
       <w:rPr>
+        <w:rFonts w:eastAsia="黑体"/>
         <w:sz w:val="18"/>
       </w:rPr>
       <w:fldChar w:fldCharType="begin"/>
@@ -2646,6 +2910,7 @@
     </w:r>
     <w:r>
       <w:rPr>
+        <w:rFonts w:eastAsia="黑体"/>
         <w:sz w:val="18"/>
       </w:rPr>
       <w:t xml:space="preserve"> 页</w:t>
@@ -2659,6 +2924,9 @@
   <w:footnote w:type="continuationSeparator" w:id="0">
     <w:p>
       <w:r>
+        <w:rPr>
+          <w:rFonts w:eastAsia="黑体"/>
+        </w:rPr>
         <w:continuationSeparator/>
       </w:r>
     </w:p>
@@ -2666,6 +2934,9 @@
   <w:footnote w:type="separator" w:id="-1">
     <w:p>
       <w:r>
+        <w:rPr>
+          <w:rFonts w:eastAsia="黑体"/>
+        </w:rPr>
         <w:separator/>
       </w:r>
     </w:p>
@@ -2674,7 +2945,7 @@
 </file>
 
 <file path=word/header1.xml><?xml version="1.0" encoding="utf-8"?>
-<w:hdr xmlns:m="http://schemas.openxmlformats.org/officeDocument/2006/math" xmlns:mc="http://schemas.openxmlformats.org/markup-compatibility/2006" xmlns:mo="http://schemas.microsoft.com/office/mac/office/2008/main" xmlns:mv="urn:schemas-microsoft-com:mac:vml" xmlns:o="urn:schemas-microsoft-com:office:office" xmlns:r="http://schemas.openxmlformats.org/officeDocument/2006/relationships" xmlns:v="urn:schemas-microsoft-com:vml" xmlns:w10="urn:schemas-microsoft-com:office:word" xmlns:w14="http://schemas.microsoft.com/office/word/2010/wordml" xmlns:w="http://schemas.openxmlformats.org/wordprocessingml/2006/main" xmlns:wne="http://schemas.microsoft.com/office/word/2006/wordml" xmlns:wp14="http://schemas.microsoft.com/office/word/2010/wordprocessingDrawing" xmlns:wp="http://schemas.openxmlformats.org/drawingml/2006/wordprocessingDrawing" xmlns:wpc="http://schemas.microsoft.com/office/word/2010/wordprocessingCanvas" xmlns:wpg="http://schemas.microsoft.com/office/word/2010/wordprocessingGroup" xmlns:wpi="http://schemas.microsoft.com/office/word/2010/wordprocessingInk" xmlns:wps="http://schemas.microsoft.com/office/word/2010/wordprocessingShape" mc:Ignorable="w14 wp14">
+<w:hdr xmlns:mc="http://schemas.openxmlformats.org/markup-compatibility/2006" xmlns:w="http://schemas.openxmlformats.org/wordprocessingml/2006/main" xmlns:m="http://schemas.openxmlformats.org/officeDocument/2006/math" xmlns:mo="http://schemas.microsoft.com/office/mac/office/2008/main" xmlns:mv="urn:schemas-microsoft-com:mac:vml" xmlns:o="urn:schemas-microsoft-com:office:office" xmlns:r="http://schemas.openxmlformats.org/officeDocument/2006/relationships" xmlns:v="urn:schemas-microsoft-com:vml" xmlns:w10="urn:schemas-microsoft-com:office:word" xmlns:w14="http://schemas.microsoft.com/office/word/2010/wordml" xmlns:wne="http://schemas.microsoft.com/office/word/2006/wordml" xmlns:wp14="http://schemas.microsoft.com/office/word/2010/wordprocessingDrawing" xmlns:wp="http://schemas.openxmlformats.org/drawingml/2006/wordprocessingDrawing" xmlns:wpc="http://schemas.microsoft.com/office/word/2010/wordprocessingCanvas" xmlns:wpg="http://schemas.microsoft.com/office/word/2010/wordprocessingGroup" xmlns:wpi="http://schemas.microsoft.com/office/word/2010/wordprocessingInk" xmlns:wps="http://schemas.microsoft.com/office/word/2010/wordprocessingShape" mc:Ignorable="w14 wp14">
   <w:p>
     <w:pPr>
       <w:pStyle w:val="Header"/>
@@ -2682,7 +2953,7 @@
     </w:pPr>
     <w:r>
       <w:rPr>
-        <w:rFonts w:ascii="Times New Roman" w:hAnsi="Times New Roman"/>
+        <w:rFonts w:ascii="Times New Roman" w:hAnsi="Times New Roman" w:eastAsia="黑体"/>
         <w:sz w:val="18"/>
         <w:rFonts w:eastAsia="黑体"/>
         <w:rFonts w:eastAsia="黑体"/>
@@ -2694,7 +2965,7 @@
 </file>
 
 <file path=word/numbering.xml><?xml version="1.0" encoding="utf-8"?>
-<w:numbering xmlns:m="http://schemas.openxmlformats.org/officeDocument/2006/math" xmlns:mc="http://schemas.openxmlformats.org/markup-compatibility/2006" xmlns:mo="http://schemas.microsoft.com/office/mac/office/2008/main" xmlns:mv="urn:schemas-microsoft-com:mac:vml" xmlns:o="urn:schemas-microsoft-com:office:office" xmlns:r="http://schemas.openxmlformats.org/officeDocument/2006/relationships" xmlns:v="urn:schemas-microsoft-com:vml" xmlns:w="http://schemas.openxmlformats.org/wordprocessingml/2006/main" xmlns:w10="urn:schemas-microsoft-com:office:word" xmlns:w14="http://schemas.microsoft.com/office/word/2010/wordml" xmlns:wne="http://schemas.microsoft.com/office/word/2006/wordml" xmlns:wp="http://schemas.openxmlformats.org/drawingml/2006/wordprocessingDrawing" xmlns:wp14="http://schemas.microsoft.com/office/word/2010/wordprocessingDrawing" xmlns:wpc="http://schemas.microsoft.com/office/word/2010/wordprocessingCanvas" xmlns:wpg="http://schemas.microsoft.com/office/word/2010/wordprocessingGroup" xmlns:wpi="http://schemas.microsoft.com/office/word/2010/wordprocessingInk" xmlns:wps="http://schemas.microsoft.com/office/word/2010/wordprocessingShape" mc:Ignorable="w14 wp14">
+<w:numbering xmlns:mc="http://schemas.openxmlformats.org/markup-compatibility/2006" xmlns:w="http://schemas.openxmlformats.org/wordprocessingml/2006/main" xmlns:m="http://schemas.openxmlformats.org/officeDocument/2006/math" xmlns:mo="http://schemas.microsoft.com/office/mac/office/2008/main" xmlns:mv="urn:schemas-microsoft-com:mac:vml" xmlns:o="urn:schemas-microsoft-com:office:office" xmlns:r="http://schemas.openxmlformats.org/officeDocument/2006/relationships" xmlns:v="urn:schemas-microsoft-com:vml" xmlns:w10="urn:schemas-microsoft-com:office:word" xmlns:w14="http://schemas.microsoft.com/office/word/2010/wordml" xmlns:wne="http://schemas.microsoft.com/office/word/2006/wordml" xmlns:wp="http://schemas.openxmlformats.org/drawingml/2006/wordprocessingDrawing" xmlns:wp14="http://schemas.microsoft.com/office/word/2010/wordprocessingDrawing" xmlns:wpc="http://schemas.microsoft.com/office/word/2010/wordprocessingCanvas" xmlns:wpg="http://schemas.microsoft.com/office/word/2010/wordprocessingGroup" xmlns:wpi="http://schemas.microsoft.com/office/word/2010/wordprocessingInk" xmlns:wps="http://schemas.microsoft.com/office/word/2010/wordprocessingShape" mc:Ignorable="w14 wp14">
   <w:abstractNum w:abstractNumId="0">
     <w:nsid w:val="FFFFFF7C"/>
     <w:multiLevelType w:val="singleLevel"/>
@@ -2781,7 +3052,7 @@
         <w:ind w:hanging="360" w:left="1440"/>
       </w:pPr>
       <w:rPr>
-        <w:rFonts w:ascii="Symbol" w:hAnsi="Symbol" w:hint="default"/>
+        <w:rFonts w:ascii="Symbol" w:hAnsi="Symbol" w:hint="default" w:eastAsia="黑体"/>
       </w:rPr>
     </w:lvl>
   </w:abstractNum>
@@ -2802,7 +3073,7 @@
         <w:ind w:hanging="360" w:left="1080"/>
       </w:pPr>
       <w:rPr>
-        <w:rFonts w:ascii="Symbol" w:hAnsi="Symbol" w:hint="default"/>
+        <w:rFonts w:ascii="Symbol" w:hAnsi="Symbol" w:hint="default" w:eastAsia="黑体"/>
       </w:rPr>
     </w:lvl>
   </w:abstractNum>
@@ -2823,7 +3094,7 @@
         <w:ind w:hanging="360" w:left="720"/>
       </w:pPr>
       <w:rPr>
-        <w:rFonts w:ascii="Symbol" w:hAnsi="Symbol" w:hint="default"/>
+        <w:rFonts w:ascii="Symbol" w:hAnsi="Symbol" w:hint="default" w:eastAsia="黑体"/>
       </w:rPr>
     </w:lvl>
   </w:abstractNum>
@@ -2862,7 +3133,7 @@
         <w:ind w:hanging="360" w:left="360"/>
       </w:pPr>
       <w:rPr>
-        <w:rFonts w:ascii="Symbol" w:hAnsi="Symbol" w:hint="default"/>
+        <w:rFonts w:ascii="Symbol" w:hAnsi="Symbol" w:hint="default" w:eastAsia="黑体"/>
       </w:rPr>
     </w:lvl>
   </w:abstractNum>
@@ -2953,7 +3224,7 @@
         <w:ind w:left="720" w:hanging="360"/>
       </w:pPr>
       <w:rPr>
-        <w:rFonts w:ascii="Symbol" w:hAnsi="Symbol" w:cs="Symbol" w:hint="default"/>
+        <w:rFonts w:ascii="Symbol" w:hAnsi="Symbol" w:cs="Symbol" w:hint="default" w:eastAsia="黑体"/>
       </w:rPr>
     </w:lvl>
     <w:lvl w:ilvl="1">
@@ -2964,7 +3235,7 @@
         <w:ind w:left="1440" w:hanging="360"/>
       </w:pPr>
       <w:rPr>
-        <w:rFonts w:ascii="Courier New" w:hAnsi="Courier New" w:cs="Courier New" w:hint="default"/>
+        <w:rFonts w:ascii="Courier New" w:hAnsi="Courier New" w:cs="Courier New" w:hint="default" w:eastAsia="黑体"/>
       </w:rPr>
     </w:lvl>
     <w:lvl w:ilvl="2">
@@ -2975,7 +3246,7 @@
         <w:ind w:left="2160" w:hanging="360"/>
       </w:pPr>
       <w:rPr>
-        <w:rFonts w:ascii="Wingdings" w:hAnsi="Wingdings" w:cs="Wingdings" w:hint="default"/>
+        <w:rFonts w:ascii="Wingdings" w:hAnsi="Wingdings" w:cs="Wingdings" w:hint="default" w:eastAsia="黑体"/>
       </w:rPr>
     </w:lvl>
     <w:lvl w:ilvl="3">
@@ -2986,7 +3257,7 @@
         <w:ind w:left="2880" w:hanging="360"/>
       </w:pPr>
       <w:rPr>
-        <w:rFonts w:ascii="Symbol" w:hAnsi="Symbol" w:cs="Symbol" w:hint="default"/>
+        <w:rFonts w:ascii="Symbol" w:hAnsi="Symbol" w:cs="Symbol" w:hint="default" w:eastAsia="黑体"/>
       </w:rPr>
     </w:lvl>
     <w:lvl w:ilvl="4">
@@ -2997,7 +3268,7 @@
         <w:ind w:left="3600" w:hanging="360"/>
       </w:pPr>
       <w:rPr>
-        <w:rFonts w:ascii="Courier New" w:hAnsi="Courier New" w:cs="Courier New" w:hint="default"/>
+        <w:rFonts w:ascii="Courier New" w:hAnsi="Courier New" w:cs="Courier New" w:hint="default" w:eastAsia="黑体"/>
       </w:rPr>
     </w:lvl>
     <w:lvl w:ilvl="5">
@@ -3008,7 +3279,7 @@
         <w:ind w:left="4320" w:hanging="360"/>
       </w:pPr>
       <w:rPr>
-        <w:rFonts w:ascii="Wingdings" w:hAnsi="Wingdings" w:cs="Wingdings" w:hint="default"/>
+        <w:rFonts w:ascii="Wingdings" w:hAnsi="Wingdings" w:cs="Wingdings" w:hint="default" w:eastAsia="黑体"/>
       </w:rPr>
     </w:lvl>
     <w:lvl w:ilvl="6">
@@ -3019,7 +3290,7 @@
         <w:ind w:left="5040" w:hanging="360"/>
       </w:pPr>
       <w:rPr>
-        <w:rFonts w:ascii="Symbol" w:hAnsi="Symbol" w:cs="Symbol" w:hint="default"/>
+        <w:rFonts w:ascii="Symbol" w:hAnsi="Symbol" w:cs="Symbol" w:hint="default" w:eastAsia="黑体"/>
       </w:rPr>
     </w:lvl>
     <w:lvl w:ilvl="7">
@@ -3030,7 +3301,7 @@
         <w:ind w:left="5760" w:hanging="360"/>
       </w:pPr>
       <w:rPr>
-        <w:rFonts w:ascii="Courier New" w:hAnsi="Courier New" w:cs="Courier New" w:hint="default"/>
+        <w:rFonts w:ascii="Courier New" w:hAnsi="Courier New" w:cs="Courier New" w:hint="default" w:eastAsia="黑体"/>
       </w:rPr>
     </w:lvl>
     <w:lvl w:ilvl="8">
@@ -3041,7 +3312,7 @@
         <w:ind w:left="6480" w:hanging="360"/>
       </w:pPr>
       <w:rPr>
-        <w:rFonts w:ascii="Wingdings" w:hAnsi="Wingdings" w:cs="Wingdings" w:hint="default"/>
+        <w:rFonts w:ascii="Wingdings" w:hAnsi="Wingdings" w:cs="Wingdings" w:hint="default" w:eastAsia="黑体"/>
       </w:rPr>
     </w:lvl>
   </w:abstractNum>
@@ -3097,11 +3368,11 @@
 </file>
 
 <file path=word/styles.xml><?xml version="1.0" encoding="utf-8"?>
-<w:styles xmlns:mc="http://schemas.openxmlformats.org/markup-compatibility/2006" xmlns:r="http://schemas.openxmlformats.org/officeDocument/2006/relationships" xmlns:w="http://schemas.openxmlformats.org/wordprocessingml/2006/main" xmlns:w14="http://schemas.microsoft.com/office/word/2010/wordml" mc:Ignorable="w14">
+<w:styles xmlns:mc="http://schemas.openxmlformats.org/markup-compatibility/2006" xmlns:w="http://schemas.openxmlformats.org/wordprocessingml/2006/main" xmlns:r="http://schemas.openxmlformats.org/officeDocument/2006/relationships" xmlns:w14="http://schemas.microsoft.com/office/word/2010/wordml" mc:Ignorable="w14">
   <w:docDefaults>
     <w:rPrDefault>
       <w:rPr>
-        <w:rFonts w:asciiTheme="minorHAnsi" w:cstheme="minorBidi" w:eastAsiaTheme="minorEastAsia" w:hAnsiTheme="minorHAnsi"/>
+        <w:rFonts w:asciiTheme="minorHAnsi" w:cstheme="minorBidi" w:hAnsiTheme="minorHAnsi" w:eastAsia="黑体"/>
         <w:sz w:val="22"/>
         <w:szCs w:val="22"/>
         <w:lang w:bidi="ar-SA" w:eastAsia="en-US" w:val="en-US"/>
@@ -3323,7 +3594,7 @@
       <w:outlineLvl w:val="0"/>
     </w:pPr>
     <w:rPr>
-      <w:rFonts w:ascii="Times New Roman" w:asciiTheme="majorHAnsi" w:cstheme="majorBidi" w:eastAsia="黑体" w:eastAsiaTheme="majorEastAsia" w:hAnsi="Times New Roman" w:hAnsiTheme="majorHAnsi"/>
+      <w:rFonts w:ascii="Times New Roman" w:asciiTheme="majorHAnsi" w:cstheme="majorBidi" w:eastAsia="黑体" w:hAnsi="Times New Roman" w:hAnsiTheme="majorHAnsi"/>
       <w:b/>
       <w:bCs/>
       <w:color w:val="1F3864"/>
@@ -3347,7 +3618,7 @@
       <w:outlineLvl w:val="1"/>
     </w:pPr>
     <w:rPr>
-      <w:rFonts w:ascii="Times New Roman" w:asciiTheme="majorHAnsi" w:cstheme="majorBidi" w:eastAsia="黑体" w:eastAsiaTheme="majorEastAsia" w:hAnsi="Times New Roman" w:hAnsiTheme="majorHAnsi"/>
+      <w:rFonts w:ascii="Times New Roman" w:asciiTheme="majorHAnsi" w:cstheme="majorBidi" w:eastAsia="黑体" w:hAnsi="Times New Roman" w:hAnsiTheme="majorHAnsi"/>
       <w:b/>
       <w:bCs/>
       <w:color w:val="2E4E7E"/>
@@ -3371,7 +3642,7 @@
       <w:outlineLvl w:val="2"/>
     </w:pPr>
     <w:rPr>
-      <w:rFonts w:ascii="Times New Roman" w:asciiTheme="majorHAnsi" w:cstheme="majorBidi" w:eastAsia="黑体" w:eastAsiaTheme="majorEastAsia" w:hAnsi="Times New Roman" w:hAnsiTheme="majorHAnsi"/>
+      <w:rFonts w:ascii="Times New Roman" w:asciiTheme="majorHAnsi" w:cstheme="majorBidi" w:eastAsia="黑体" w:hAnsi="Times New Roman" w:hAnsiTheme="majorHAnsi"/>
       <w:b/>
       <w:bCs/>
       <w:color w:val="2E4E7E"/>
@@ -3395,7 +3666,7 @@
       <w:outlineLvl w:val="3"/>
     </w:pPr>
     <w:rPr>
-      <w:rFonts w:ascii="Times New Roman" w:asciiTheme="majorHAnsi" w:cstheme="majorBidi" w:eastAsia="黑体" w:eastAsiaTheme="majorEastAsia" w:hAnsi="Times New Roman" w:hAnsiTheme="majorHAnsi"/>
+      <w:rFonts w:ascii="Times New Roman" w:asciiTheme="majorHAnsi" w:cstheme="majorBidi" w:eastAsia="黑体" w:hAnsi="Times New Roman" w:hAnsiTheme="majorHAnsi"/>
       <w:b/>
       <w:bCs/>
       <w:i/>
@@ -3421,7 +3692,7 @@
       <w:outlineLvl w:val="4"/>
     </w:pPr>
     <w:rPr>
-      <w:rFonts w:ascii="Times New Roman" w:asciiTheme="majorHAnsi" w:cstheme="majorBidi" w:eastAsia="黑体" w:eastAsiaTheme="majorEastAsia" w:hAnsi="Times New Roman" w:hAnsiTheme="majorHAnsi"/>
+      <w:rFonts w:ascii="Times New Roman" w:asciiTheme="majorHAnsi" w:cstheme="majorBidi" w:eastAsia="黑体" w:hAnsi="Times New Roman" w:hAnsiTheme="majorHAnsi"/>
       <w:b/>
       <w:color w:val="333333"/>
       <w:sz w:val="22"/>
@@ -3444,7 +3715,7 @@
       <w:outlineLvl w:val="5"/>
     </w:pPr>
     <w:rPr>
-      <w:rFonts w:asciiTheme="majorHAnsi" w:cstheme="majorBidi" w:eastAsiaTheme="majorEastAsia" w:hAnsiTheme="majorHAnsi"/>
+      <w:rFonts w:asciiTheme="majorHAnsi" w:cstheme="majorBidi" w:hAnsiTheme="majorHAnsi" w:eastAsia="黑体"/>
       <w:i/>
       <w:iCs/>
       <w:color w:themeColor="accent1" w:themeShade="7F" w:val="243F60"/>
@@ -3467,7 +3738,7 @@
       <w:outlineLvl w:val="6"/>
     </w:pPr>
     <w:rPr>
-      <w:rFonts w:asciiTheme="majorHAnsi" w:cstheme="majorBidi" w:eastAsiaTheme="majorEastAsia" w:hAnsiTheme="majorHAnsi"/>
+      <w:rFonts w:asciiTheme="majorHAnsi" w:cstheme="majorBidi" w:hAnsiTheme="majorHAnsi" w:eastAsia="黑体"/>
       <w:i/>
       <w:iCs/>
       <w:color w:themeColor="text1" w:themeTint="BF" w:val="404040"/>
@@ -3490,7 +3761,7 @@
       <w:outlineLvl w:val="7"/>
     </w:pPr>
     <w:rPr>
-      <w:rFonts w:asciiTheme="majorHAnsi" w:cstheme="majorBidi" w:eastAsiaTheme="majorEastAsia" w:hAnsiTheme="majorHAnsi"/>
+      <w:rFonts w:asciiTheme="majorHAnsi" w:cstheme="majorBidi" w:hAnsiTheme="majorHAnsi" w:eastAsia="黑体"/>
       <w:color w:themeColor="accent1" w:val="4F81BD"/>
       <w:sz w:val="20"/>
       <w:szCs w:val="20"/>
@@ -3513,7 +3784,7 @@
       <w:outlineLvl w:val="8"/>
     </w:pPr>
     <w:rPr>
-      <w:rFonts w:asciiTheme="majorHAnsi" w:cstheme="majorBidi" w:eastAsiaTheme="majorEastAsia" w:hAnsiTheme="majorHAnsi"/>
+      <w:rFonts w:asciiTheme="majorHAnsi" w:cstheme="majorBidi" w:hAnsiTheme="majorHAnsi" w:eastAsia="黑体"/>
       <w:i/>
       <w:iCs/>
       <w:color w:themeColor="text1" w:themeTint="BF" w:val="404040"/>
@@ -3564,7 +3835,7 @@
     <w:uiPriority w:val="9"/>
     <w:rsid w:val="00FC693F"/>
     <w:rPr>
-      <w:rFonts w:asciiTheme="majorHAnsi" w:cstheme="majorBidi" w:eastAsiaTheme="majorEastAsia" w:hAnsiTheme="majorHAnsi"/>
+      <w:rFonts w:asciiTheme="majorHAnsi" w:cstheme="majorBidi" w:hAnsiTheme="majorHAnsi" w:eastAsia="黑体"/>
       <w:b/>
       <w:bCs/>
       <w:color w:themeColor="accent1" w:themeShade="BF" w:val="365F91"/>
@@ -3579,7 +3850,7 @@
     <w:uiPriority w:val="9"/>
     <w:rsid w:val="00FC693F"/>
     <w:rPr>
-      <w:rFonts w:asciiTheme="majorHAnsi" w:cstheme="majorBidi" w:eastAsiaTheme="majorEastAsia" w:hAnsiTheme="majorHAnsi"/>
+      <w:rFonts w:asciiTheme="majorHAnsi" w:cstheme="majorBidi" w:hAnsiTheme="majorHAnsi" w:eastAsia="黑体"/>
       <w:b/>
       <w:bCs/>
       <w:color w:themeColor="accent1" w:val="4F81BD"/>
@@ -3594,7 +3865,7 @@
     <w:uiPriority w:val="9"/>
     <w:rsid w:val="00FC693F"/>
     <w:rPr>
-      <w:rFonts w:asciiTheme="majorHAnsi" w:cstheme="majorBidi" w:eastAsiaTheme="majorEastAsia" w:hAnsiTheme="majorHAnsi"/>
+      <w:rFonts w:asciiTheme="majorHAnsi" w:cstheme="majorBidi" w:hAnsiTheme="majorHAnsi" w:eastAsia="黑体"/>
       <w:b/>
       <w:bCs/>
       <w:color w:themeColor="accent1" w:val="4F81BD"/>
@@ -3617,7 +3888,7 @@
       <w:contextualSpacing/>
     </w:pPr>
     <w:rPr>
-      <w:rFonts w:ascii="Times New Roman" w:asciiTheme="majorHAnsi" w:cstheme="majorBidi" w:eastAsia="黑体" w:eastAsiaTheme="majorEastAsia" w:hAnsi="Times New Roman" w:hAnsiTheme="majorHAnsi"/>
+      <w:rFonts w:ascii="Times New Roman" w:asciiTheme="majorHAnsi" w:cstheme="majorBidi" w:eastAsia="黑体" w:hAnsi="Times New Roman" w:hAnsiTheme="majorHAnsi"/>
       <w:b/>
       <w:color w:val="1F3864"/>
       <w:spacing w:val="5"/>
@@ -3633,7 +3904,7 @@
     <w:uiPriority w:val="10"/>
     <w:rsid w:val="00FC693F"/>
     <w:rPr>
-      <w:rFonts w:asciiTheme="majorHAnsi" w:cstheme="majorBidi" w:eastAsiaTheme="majorEastAsia" w:hAnsiTheme="majorHAnsi"/>
+      <w:rFonts w:asciiTheme="majorHAnsi" w:cstheme="majorBidi" w:hAnsiTheme="majorHAnsi" w:eastAsia="黑体"/>
       <w:color w:themeColor="text2" w:themeShade="BF" w:val="17365D"/>
       <w:spacing w:val="5"/>
       <w:kern w:val="28"/>
@@ -3655,7 +3926,7 @@
       </w:numPr>
     </w:pPr>
     <w:rPr>
-      <w:rFonts w:asciiTheme="majorHAnsi" w:cstheme="majorBidi" w:eastAsiaTheme="majorEastAsia" w:hAnsiTheme="majorHAnsi"/>
+      <w:rFonts w:asciiTheme="majorHAnsi" w:cstheme="majorBidi" w:hAnsiTheme="majorHAnsi" w:eastAsia="黑体"/>
       <w:i/>
       <w:iCs/>
       <w:color w:themeColor="accent1" w:val="4F81BD"/>
@@ -3671,7 +3942,7 @@
     <w:uiPriority w:val="11"/>
     <w:rsid w:val="00FC693F"/>
     <w:rPr>
-      <w:rFonts w:asciiTheme="majorHAnsi" w:cstheme="majorBidi" w:eastAsiaTheme="majorEastAsia" w:hAnsiTheme="majorHAnsi"/>
+      <w:rFonts w:asciiTheme="majorHAnsi" w:cstheme="majorBidi" w:hAnsiTheme="majorHAnsi" w:eastAsia="黑体"/>
       <w:i/>
       <w:iCs/>
       <w:color w:themeColor="accent1" w:val="4F81BD"/>
@@ -3738,6 +4009,7 @@
       <w:spacing w:after="120"/>
     </w:pPr>
     <w:rPr>
+      <w:rFonts w:eastAsia="黑体"/>
       <w:sz w:val="16"/>
       <w:szCs w:val="16"/>
     </w:rPr>
@@ -3749,6 +4021,7 @@
     <w:uiPriority w:val="99"/>
     <w:rsid w:val="00AA1D8D"/>
     <w:rPr>
+      <w:rFonts w:eastAsia="黑体"/>
       <w:sz w:val="16"/>
       <w:szCs w:val="16"/>
     </w:rPr>
@@ -3918,7 +4191,7 @@
       </w:tabs>
     </w:pPr>
     <w:rPr>
-      <w:rFonts w:ascii="Courier" w:hAnsi="Courier"/>
+      <w:rFonts w:ascii="Courier" w:hAnsi="Courier" w:eastAsia="黑体"/>
       <w:sz w:val="20"/>
       <w:szCs w:val="20"/>
     </w:rPr>
@@ -3930,7 +4203,7 @@
     <w:uiPriority w:val="99"/>
     <w:rsid w:val="0029639D"/>
     <w:rPr>
-      <w:rFonts w:ascii="Courier" w:hAnsi="Courier"/>
+      <w:rFonts w:ascii="Courier" w:hAnsi="Courier" w:eastAsia="黑体"/>
       <w:sz w:val="20"/>
       <w:szCs w:val="20"/>
     </w:rPr>
@@ -3966,6 +4239,7 @@
     <w:uiPriority w:val="29"/>
     <w:rsid w:val="00FC693F"/>
     <w:rPr>
+      <w:rFonts w:eastAsia="黑体"/>
       <w:i/>
       <w:iCs/>
       <w:color w:themeColor="text1" w:val="000000"/>
@@ -3979,7 +4253,7 @@
     <w:semiHidden/>
     <w:rsid w:val="00FC693F"/>
     <w:rPr>
-      <w:rFonts w:asciiTheme="majorHAnsi" w:cstheme="majorBidi" w:eastAsiaTheme="majorEastAsia" w:hAnsiTheme="majorHAnsi"/>
+      <w:rFonts w:asciiTheme="majorHAnsi" w:cstheme="majorBidi" w:hAnsiTheme="majorHAnsi" w:eastAsia="黑体"/>
       <w:b/>
       <w:bCs/>
       <w:i/>
@@ -3995,7 +4269,7 @@
     <w:semiHidden/>
     <w:rsid w:val="00FC693F"/>
     <w:rPr>
-      <w:rFonts w:asciiTheme="majorHAnsi" w:cstheme="majorBidi" w:eastAsiaTheme="majorEastAsia" w:hAnsiTheme="majorHAnsi"/>
+      <w:rFonts w:asciiTheme="majorHAnsi" w:cstheme="majorBidi" w:hAnsiTheme="majorHAnsi" w:eastAsia="黑体"/>
       <w:color w:themeColor="accent1" w:themeShade="7F" w:val="243F60"/>
     </w:rPr>
   </w:style>
@@ -4007,7 +4281,7 @@
     <w:semiHidden/>
     <w:rsid w:val="00FC693F"/>
     <w:rPr>
-      <w:rFonts w:asciiTheme="majorHAnsi" w:cstheme="majorBidi" w:eastAsiaTheme="majorEastAsia" w:hAnsiTheme="majorHAnsi"/>
+      <w:rFonts w:asciiTheme="majorHAnsi" w:cstheme="majorBidi" w:hAnsiTheme="majorHAnsi" w:eastAsia="黑体"/>
       <w:i/>
       <w:iCs/>
       <w:color w:themeColor="accent1" w:themeShade="7F" w:val="243F60"/>
@@ -4021,7 +4295,7 @@
     <w:semiHidden/>
     <w:rsid w:val="00FC693F"/>
     <w:rPr>
-      <w:rFonts w:asciiTheme="majorHAnsi" w:cstheme="majorBidi" w:eastAsiaTheme="majorEastAsia" w:hAnsiTheme="majorHAnsi"/>
+      <w:rFonts w:asciiTheme="majorHAnsi" w:cstheme="majorBidi" w:hAnsiTheme="majorHAnsi" w:eastAsia="黑体"/>
       <w:i/>
       <w:iCs/>
       <w:color w:themeColor="text1" w:themeTint="BF" w:val="404040"/>
@@ -4035,7 +4309,7 @@
     <w:semiHidden/>
     <w:rsid w:val="00FC693F"/>
     <w:rPr>
-      <w:rFonts w:asciiTheme="majorHAnsi" w:cstheme="majorBidi" w:eastAsiaTheme="majorEastAsia" w:hAnsiTheme="majorHAnsi"/>
+      <w:rFonts w:asciiTheme="majorHAnsi" w:cstheme="majorBidi" w:hAnsiTheme="majorHAnsi" w:eastAsia="黑体"/>
       <w:color w:themeColor="accent1" w:val="4F81BD"/>
       <w:sz w:val="20"/>
       <w:szCs w:val="20"/>
@@ -4049,7 +4323,7 @@
     <w:semiHidden/>
     <w:rsid w:val="00FC693F"/>
     <w:rPr>
-      <w:rFonts w:asciiTheme="majorHAnsi" w:cstheme="majorBidi" w:eastAsiaTheme="majorEastAsia" w:hAnsiTheme="majorHAnsi"/>
+      <w:rFonts w:asciiTheme="majorHAnsi" w:cstheme="majorBidi" w:hAnsiTheme="majorHAnsi" w:eastAsia="黑体"/>
       <w:i/>
       <w:iCs/>
       <w:color w:themeColor="text1" w:themeTint="BF" w:val="404040"/>
@@ -4070,6 +4344,7 @@
       <w:spacing w:line="240" w:lineRule="auto"/>
     </w:pPr>
     <w:rPr>
+      <w:rFonts w:eastAsia="黑体"/>
       <w:b/>
       <w:bCs/>
       <w:color w:themeColor="accent1" w:val="4F81BD"/>
@@ -4084,6 +4359,7 @@
     <w:qFormat/>
     <w:rsid w:val="00FC693F"/>
     <w:rPr>
+      <w:rFonts w:eastAsia="黑体"/>
       <w:b/>
       <w:bCs/>
     </w:rPr>
@@ -4095,6 +4371,7 @@
     <w:qFormat/>
     <w:rsid w:val="00FC693F"/>
     <w:rPr>
+      <w:rFonts w:eastAsia="黑体"/>
       <w:i/>
       <w:iCs/>
     </w:rPr>
@@ -4115,6 +4392,7 @@
       <w:ind w:left="936" w:right="936"/>
     </w:pPr>
     <w:rPr>
+      <w:rFonts w:eastAsia="黑体"/>
       <w:b/>
       <w:bCs/>
       <w:i/>
@@ -4129,6 +4407,7 @@
     <w:uiPriority w:val="30"/>
     <w:rsid w:val="00FC693F"/>
     <w:rPr>
+      <w:rFonts w:eastAsia="黑体"/>
       <w:b/>
       <w:bCs/>
       <w:i/>
@@ -4143,6 +4422,7 @@
     <w:qFormat/>
     <w:rsid w:val="00FC693F"/>
     <w:rPr>
+      <w:rFonts w:eastAsia="黑体"/>
       <w:i/>
       <w:iCs/>
       <w:color w:themeColor="text1" w:themeTint="7F" w:val="808080"/>
@@ -4155,6 +4435,7 @@
     <w:qFormat/>
     <w:rsid w:val="00FC693F"/>
     <w:rPr>
+      <w:rFonts w:eastAsia="黑体"/>
       <w:b/>
       <w:bCs/>
       <w:i/>
@@ -4169,6 +4450,7 @@
     <w:qFormat/>
     <w:rsid w:val="00FC693F"/>
     <w:rPr>
+      <w:rFonts w:eastAsia="黑体"/>
       <w:smallCaps/>
       <w:color w:themeColor="accent2" w:val="C0504D"/>
       <w:u w:val="single"/>
@@ -4181,6 +4463,7 @@
     <w:qFormat/>
     <w:rsid w:val="00FC693F"/>
     <w:rPr>
+      <w:rFonts w:eastAsia="黑体"/>
       <w:b/>
       <w:bCs/>
       <w:smallCaps/>
@@ -4196,6 +4479,7 @@
     <w:qFormat/>
     <w:rsid w:val="00FC693F"/>
     <w:rPr>
+      <w:rFonts w:eastAsia="黑体"/>
       <w:b/>
       <w:bCs/>
       <w:smallCaps/>
@@ -4250,6 +4534,7 @@
       <w:spacing w:after="0" w:line="240" w:lineRule="auto"/>
     </w:pPr>
     <w:rPr>
+      <w:rFonts w:eastAsia="黑体"/>
       <w:color w:themeColor="text1" w:themeShade="BF" w:val="000000"/>
     </w:rPr>
     <w:tblPr>
@@ -4272,6 +4557,7 @@
         <w:spacing w:after="0" w:before="0" w:line="240" w:lineRule="auto"/>
       </w:pPr>
       <w:rPr>
+        <w:rFonts w:eastAsia="黑体"/>
         <w:b/>
         <w:bCs/>
       </w:rPr>
@@ -4292,6 +4578,7 @@
         <w:spacing w:after="0" w:before="0" w:line="240" w:lineRule="auto"/>
       </w:pPr>
       <w:rPr>
+        <w:rFonts w:eastAsia="黑体"/>
         <w:b/>
         <w:bCs/>
       </w:rPr>
@@ -4309,12 +4596,14 @@
     </w:tblStylePr>
     <w:tblStylePr w:type="firstCol">
       <w:rPr>
+        <w:rFonts w:eastAsia="黑体"/>
         <w:b/>
         <w:bCs/>
       </w:rPr>
     </w:tblStylePr>
     <w:tblStylePr w:type="lastCol">
       <w:rPr>
+        <w:rFonts w:eastAsia="黑体"/>
         <w:b/>
         <w:bCs/>
       </w:rPr>
@@ -4353,6 +4642,7 @@
       <w:spacing w:after="0" w:line="240" w:lineRule="auto"/>
     </w:pPr>
     <w:rPr>
+      <w:rFonts w:eastAsia="黑体"/>
       <w:color w:themeColor="accent1" w:themeShade="BF" w:val="365F91"/>
     </w:rPr>
     <w:tblPr>
@@ -4375,6 +4665,7 @@
         <w:spacing w:after="0" w:before="0" w:line="240" w:lineRule="auto"/>
       </w:pPr>
       <w:rPr>
+        <w:rFonts w:eastAsia="黑体"/>
         <w:b/>
         <w:bCs/>
       </w:rPr>
@@ -4395,6 +4686,7 @@
         <w:spacing w:after="0" w:before="0" w:line="240" w:lineRule="auto"/>
       </w:pPr>
       <w:rPr>
+        <w:rFonts w:eastAsia="黑体"/>
         <w:b/>
         <w:bCs/>
       </w:rPr>
@@ -4412,12 +4704,14 @@
     </w:tblStylePr>
     <w:tblStylePr w:type="firstCol">
       <w:rPr>
+        <w:rFonts w:eastAsia="黑体"/>
         <w:b/>
         <w:bCs/>
       </w:rPr>
     </w:tblStylePr>
     <w:tblStylePr w:type="lastCol">
       <w:rPr>
+        <w:rFonts w:eastAsia="黑体"/>
         <w:b/>
         <w:bCs/>
       </w:rPr>
@@ -4456,6 +4750,7 @@
       <w:spacing w:after="0" w:line="240" w:lineRule="auto"/>
     </w:pPr>
     <w:rPr>
+      <w:rFonts w:eastAsia="黑体"/>
       <w:color w:themeColor="accent2" w:themeShade="BF" w:val="943634"/>
     </w:rPr>
     <w:tblPr>
@@ -4478,6 +4773,7 @@
         <w:spacing w:after="0" w:before="0" w:line="240" w:lineRule="auto"/>
       </w:pPr>
       <w:rPr>
+        <w:rFonts w:eastAsia="黑体"/>
         <w:b/>
         <w:bCs/>
       </w:rPr>
@@ -4498,6 +4794,7 @@
         <w:spacing w:after="0" w:before="0" w:line="240" w:lineRule="auto"/>
       </w:pPr>
       <w:rPr>
+        <w:rFonts w:eastAsia="黑体"/>
         <w:b/>
         <w:bCs/>
       </w:rPr>
@@ -4515,12 +4812,14 @@
     </w:tblStylePr>
     <w:tblStylePr w:type="firstCol">
       <w:rPr>
+        <w:rFonts w:eastAsia="黑体"/>
         <w:b/>
         <w:bCs/>
       </w:rPr>
     </w:tblStylePr>
     <w:tblStylePr w:type="lastCol">
       <w:rPr>
+        <w:rFonts w:eastAsia="黑体"/>
         <w:b/>
         <w:bCs/>
       </w:rPr>
@@ -4559,6 +4858,7 @@
       <w:spacing w:after="0" w:line="240" w:lineRule="auto"/>
     </w:pPr>
     <w:rPr>
+      <w:rFonts w:eastAsia="黑体"/>
       <w:color w:themeColor="accent3" w:themeShade="BF" w:val="76923C"/>
     </w:rPr>
     <w:tblPr>
@@ -4581,6 +4881,7 @@
         <w:spacing w:after="0" w:before="0" w:line="240" w:lineRule="auto"/>
       </w:pPr>
       <w:rPr>
+        <w:rFonts w:eastAsia="黑体"/>
         <w:b/>
         <w:bCs/>
       </w:rPr>
@@ -4601,6 +4902,7 @@
         <w:spacing w:after="0" w:before="0" w:line="240" w:lineRule="auto"/>
       </w:pPr>
       <w:rPr>
+        <w:rFonts w:eastAsia="黑体"/>
         <w:b/>
         <w:bCs/>
       </w:rPr>
@@ -4618,12 +4920,14 @@
     </w:tblStylePr>
     <w:tblStylePr w:type="firstCol">
       <w:rPr>
+        <w:rFonts w:eastAsia="黑体"/>
         <w:b/>
         <w:bCs/>
       </w:rPr>
     </w:tblStylePr>
     <w:tblStylePr w:type="lastCol">
       <w:rPr>
+        <w:rFonts w:eastAsia="黑体"/>
         <w:b/>
         <w:bCs/>
       </w:rPr>
@@ -4662,6 +4966,7 @@
       <w:spacing w:after="0" w:line="240" w:lineRule="auto"/>
     </w:pPr>
     <w:rPr>
+      <w:rFonts w:eastAsia="黑体"/>
       <w:color w:themeColor="accent4" w:themeShade="BF" w:val="5F497A"/>
     </w:rPr>
     <w:tblPr>
@@ -4684,6 +4989,7 @@
         <w:spacing w:after="0" w:before="0" w:line="240" w:lineRule="auto"/>
       </w:pPr>
       <w:rPr>
+        <w:rFonts w:eastAsia="黑体"/>
         <w:b/>
         <w:bCs/>
       </w:rPr>
@@ -4704,6 +5010,7 @@
         <w:spacing w:after="0" w:before="0" w:line="240" w:lineRule="auto"/>
       </w:pPr>
       <w:rPr>
+        <w:rFonts w:eastAsia="黑体"/>
         <w:b/>
         <w:bCs/>
       </w:rPr>
@@ -4721,12 +5028,14 @@
     </w:tblStylePr>
     <w:tblStylePr w:type="firstCol">
       <w:rPr>
+        <w:rFonts w:eastAsia="黑体"/>
         <w:b/>
         <w:bCs/>
       </w:rPr>
     </w:tblStylePr>
     <w:tblStylePr w:type="lastCol">
       <w:rPr>
+        <w:rFonts w:eastAsia="黑体"/>
         <w:b/>
         <w:bCs/>
       </w:rPr>
@@ -4765,6 +5074,7 @@
       <w:spacing w:after="0" w:line="240" w:lineRule="auto"/>
     </w:pPr>
     <w:rPr>
+      <w:rFonts w:eastAsia="黑体"/>
       <w:color w:themeColor="accent5" w:themeShade="BF" w:val="31849B"/>
     </w:rPr>
     <w:tblPr>
@@ -4787,6 +5097,7 @@
         <w:spacing w:after="0" w:before="0" w:line="240" w:lineRule="auto"/>
       </w:pPr>
       <w:rPr>
+        <w:rFonts w:eastAsia="黑体"/>
         <w:b/>
         <w:bCs/>
       </w:rPr>
@@ -4807,6 +5118,7 @@
         <w:spacing w:after="0" w:before="0" w:line="240" w:lineRule="auto"/>
       </w:pPr>
       <w:rPr>
+        <w:rFonts w:eastAsia="黑体"/>
         <w:b/>
         <w:bCs/>
       </w:rPr>
@@ -4824,12 +5136,14 @@
     </w:tblStylePr>
     <w:tblStylePr w:type="firstCol">
       <w:rPr>
+        <w:rFonts w:eastAsia="黑体"/>
         <w:b/>
         <w:bCs/>
       </w:rPr>
     </w:tblStylePr>
     <w:tblStylePr w:type="lastCol">
       <w:rPr>
+        <w:rFonts w:eastAsia="黑体"/>
         <w:b/>
         <w:bCs/>
       </w:rPr>
@@ -4868,6 +5182,7 @@
       <w:spacing w:after="0" w:line="240" w:lineRule="auto"/>
     </w:pPr>
     <w:rPr>
+      <w:rFonts w:eastAsia="黑体"/>
       <w:color w:themeColor="accent6" w:themeShade="BF" w:val="E36C0A"/>
     </w:rPr>
     <w:tblPr>
@@ -4890,6 +5205,7 @@
         <w:spacing w:after="0" w:before="0" w:line="240" w:lineRule="auto"/>
       </w:pPr>
       <w:rPr>
+        <w:rFonts w:eastAsia="黑体"/>
         <w:b/>
         <w:bCs/>
       </w:rPr>
@@ -4910,6 +5226,7 @@
         <w:spacing w:after="0" w:before="0" w:line="240" w:lineRule="auto"/>
       </w:pPr>
       <w:rPr>
+        <w:rFonts w:eastAsia="黑体"/>
         <w:b/>
         <w:bCs/>
       </w:rPr>
@@ -4927,12 +5244,14 @@
     </w:tblStylePr>
     <w:tblStylePr w:type="firstCol">
       <w:rPr>
+        <w:rFonts w:eastAsia="黑体"/>
         <w:b/>
         <w:bCs/>
       </w:rPr>
     </w:tblStylePr>
     <w:tblStylePr w:type="lastCol">
       <w:rPr>
+        <w:rFonts w:eastAsia="黑体"/>
         <w:b/>
         <w:bCs/>
       </w:rPr>
@@ -4992,6 +5311,7 @@
         <w:spacing w:after="0" w:before="0" w:line="240" w:lineRule="auto"/>
       </w:pPr>
       <w:rPr>
+        <w:rFonts w:eastAsia="黑体"/>
         <w:b/>
         <w:bCs/>
         <w:color w:themeColor="background1" w:val="FFFFFF"/>
@@ -5006,6 +5326,7 @@
         <w:spacing w:after="0" w:before="0" w:line="240" w:lineRule="auto"/>
       </w:pPr>
       <w:rPr>
+        <w:rFonts w:eastAsia="黑体"/>
         <w:b/>
         <w:bCs/>
       </w:rPr>
@@ -5021,12 +5342,14 @@
     </w:tblStylePr>
     <w:tblStylePr w:type="firstCol">
       <w:rPr>
+        <w:rFonts w:eastAsia="黑体"/>
         <w:b/>
         <w:bCs/>
       </w:rPr>
     </w:tblStylePr>
     <w:tblStylePr w:type="lastCol">
       <w:rPr>
+        <w:rFonts w:eastAsia="黑体"/>
         <w:b/>
         <w:bCs/>
       </w:rPr>
@@ -5084,6 +5407,7 @@
         <w:spacing w:after="0" w:before="0" w:line="240" w:lineRule="auto"/>
       </w:pPr>
       <w:rPr>
+        <w:rFonts w:eastAsia="黑体"/>
         <w:b/>
         <w:bCs/>
         <w:color w:themeColor="background1" w:val="FFFFFF"/>
@@ -5098,6 +5422,7 @@
         <w:spacing w:after="0" w:before="0" w:line="240" w:lineRule="auto"/>
       </w:pPr>
       <w:rPr>
+        <w:rFonts w:eastAsia="黑体"/>
         <w:b/>
         <w:bCs/>
       </w:rPr>
@@ -5113,12 +5438,14 @@
     </w:tblStylePr>
     <w:tblStylePr w:type="firstCol">
       <w:rPr>
+        <w:rFonts w:eastAsia="黑体"/>
         <w:b/>
         <w:bCs/>
       </w:rPr>
     </w:tblStylePr>
     <w:tblStylePr w:type="lastCol">
       <w:rPr>
+        <w:rFonts w:eastAsia="黑体"/>
         <w:b/>
         <w:bCs/>
       </w:rPr>
@@ -5176,6 +5503,7 @@
         <w:spacing w:after="0" w:before="0" w:line="240" w:lineRule="auto"/>
       </w:pPr>
       <w:rPr>
+        <w:rFonts w:eastAsia="黑体"/>
         <w:b/>
         <w:bCs/>
         <w:color w:themeColor="background1" w:val="FFFFFF"/>
@@ -5190,6 +5518,7 @@
         <w:spacing w:after="0" w:before="0" w:line="240" w:lineRule="auto"/>
       </w:pPr>
       <w:rPr>
+        <w:rFonts w:eastAsia="黑体"/>
         <w:b/>
         <w:bCs/>
       </w:rPr>
@@ -5205,12 +5534,14 @@
     </w:tblStylePr>
     <w:tblStylePr w:type="firstCol">
       <w:rPr>
+        <w:rFonts w:eastAsia="黑体"/>
         <w:b/>
         <w:bCs/>
       </w:rPr>
     </w:tblStylePr>
     <w:tblStylePr w:type="lastCol">
       <w:rPr>
+        <w:rFonts w:eastAsia="黑体"/>
         <w:b/>
         <w:bCs/>
       </w:rPr>
@@ -5268,6 +5599,7 @@
         <w:spacing w:after="0" w:before="0" w:line="240" w:lineRule="auto"/>
       </w:pPr>
       <w:rPr>
+        <w:rFonts w:eastAsia="黑体"/>
         <w:b/>
         <w:bCs/>
         <w:color w:themeColor="background1" w:val="FFFFFF"/>
@@ -5282,6 +5614,7 @@
         <w:spacing w:after="0" w:before="0" w:line="240" w:lineRule="auto"/>
       </w:pPr>
       <w:rPr>
+        <w:rFonts w:eastAsia="黑体"/>
         <w:b/>
         <w:bCs/>
       </w:rPr>
@@ -5297,12 +5630,14 @@
     </w:tblStylePr>
     <w:tblStylePr w:type="firstCol">
       <w:rPr>
+        <w:rFonts w:eastAsia="黑体"/>
         <w:b/>
         <w:bCs/>
       </w:rPr>
     </w:tblStylePr>
     <w:tblStylePr w:type="lastCol">
       <w:rPr>
+        <w:rFonts w:eastAsia="黑体"/>
         <w:b/>
         <w:bCs/>
       </w:rPr>
@@ -5360,6 +5695,7 @@
         <w:spacing w:after="0" w:before="0" w:line="240" w:lineRule="auto"/>
       </w:pPr>
       <w:rPr>
+        <w:rFonts w:eastAsia="黑体"/>
         <w:b/>
         <w:bCs/>
         <w:color w:themeColor="background1" w:val="FFFFFF"/>
@@ -5374,6 +5710,7 @@
         <w:spacing w:after="0" w:before="0" w:line="240" w:lineRule="auto"/>
       </w:pPr>
       <w:rPr>
+        <w:rFonts w:eastAsia="黑体"/>
         <w:b/>
         <w:bCs/>
       </w:rPr>
@@ -5389,12 +5726,14 @@
     </w:tblStylePr>
     <w:tblStylePr w:type="firstCol">
       <w:rPr>
+        <w:rFonts w:eastAsia="黑体"/>
         <w:b/>
         <w:bCs/>
       </w:rPr>
     </w:tblStylePr>
     <w:tblStylePr w:type="lastCol">
       <w:rPr>
+        <w:rFonts w:eastAsia="黑体"/>
         <w:b/>
         <w:bCs/>
       </w:rPr>
@@ -5452,6 +5791,7 @@
         <w:spacing w:after="0" w:before="0" w:line="240" w:lineRule="auto"/>
       </w:pPr>
       <w:rPr>
+        <w:rFonts w:eastAsia="黑体"/>
         <w:b/>
         <w:bCs/>
         <w:color w:themeColor="background1" w:val="FFFFFF"/>
@@ -5466,6 +5806,7 @@
         <w:spacing w:after="0" w:before="0" w:line="240" w:lineRule="auto"/>
       </w:pPr>
       <w:rPr>
+        <w:rFonts w:eastAsia="黑体"/>
         <w:b/>
         <w:bCs/>
       </w:rPr>
@@ -5481,12 +5822,14 @@
     </w:tblStylePr>
     <w:tblStylePr w:type="firstCol">
       <w:rPr>
+        <w:rFonts w:eastAsia="黑体"/>
         <w:b/>
         <w:bCs/>
       </w:rPr>
     </w:tblStylePr>
     <w:tblStylePr w:type="lastCol">
       <w:rPr>
+        <w:rFonts w:eastAsia="黑体"/>
         <w:b/>
         <w:bCs/>
       </w:rPr>
@@ -5544,6 +5887,7 @@
         <w:spacing w:after="0" w:before="0" w:line="240" w:lineRule="auto"/>
       </w:pPr>
       <w:rPr>
+        <w:rFonts w:eastAsia="黑体"/>
         <w:b/>
         <w:bCs/>
         <w:color w:themeColor="background1" w:val="FFFFFF"/>
@@ -5558,6 +5902,7 @@
         <w:spacing w:after="0" w:before="0" w:line="240" w:lineRule="auto"/>
       </w:pPr>
       <w:rPr>
+        <w:rFonts w:eastAsia="黑体"/>
         <w:b/>
         <w:bCs/>
       </w:rPr>
@@ -5573,12 +5918,14 @@
     </w:tblStylePr>
     <w:tblStylePr w:type="firstCol">
       <w:rPr>
+        <w:rFonts w:eastAsia="黑体"/>
         <w:b/>
         <w:bCs/>
       </w:rPr>
     </w:tblStylePr>
     <w:tblStylePr w:type="lastCol">
       <w:rPr>
+        <w:rFonts w:eastAsia="黑体"/>
         <w:b/>
         <w:bCs/>
       </w:rPr>
@@ -5638,7 +5985,7 @@
         <w:spacing w:after="0" w:before="0" w:line="240" w:lineRule="auto"/>
       </w:pPr>
       <w:rPr>
-        <w:rFonts w:asciiTheme="majorHAnsi" w:cstheme="majorBidi" w:eastAsiaTheme="majorEastAsia" w:hAnsiTheme="majorHAnsi"/>
+        <w:rFonts w:asciiTheme="majorHAnsi" w:cstheme="majorBidi" w:hAnsiTheme="majorHAnsi" w:eastAsia="黑体"/>
         <w:b/>
         <w:bCs/>
       </w:rPr>
@@ -5659,7 +6006,7 @@
         <w:spacing w:after="0" w:before="0" w:line="240" w:lineRule="auto"/>
       </w:pPr>
       <w:rPr>
-        <w:rFonts w:asciiTheme="majorHAnsi" w:cstheme="majorBidi" w:eastAsiaTheme="majorEastAsia" w:hAnsiTheme="majorHAnsi"/>
+        <w:rFonts w:asciiTheme="majorHAnsi" w:cstheme="majorBidi" w:hAnsiTheme="majorHAnsi" w:eastAsia="黑体"/>
         <w:b/>
         <w:bCs/>
       </w:rPr>
@@ -5677,14 +6024,14 @@
     </w:tblStylePr>
     <w:tblStylePr w:type="firstCol">
       <w:rPr>
-        <w:rFonts w:asciiTheme="majorHAnsi" w:cstheme="majorBidi" w:eastAsiaTheme="majorEastAsia" w:hAnsiTheme="majorHAnsi"/>
+        <w:rFonts w:asciiTheme="majorHAnsi" w:cstheme="majorBidi" w:hAnsiTheme="majorHAnsi" w:eastAsia="黑体"/>
         <w:b/>
         <w:bCs/>
       </w:rPr>
     </w:tblStylePr>
     <w:tblStylePr w:type="lastCol">
       <w:rPr>
-        <w:rFonts w:asciiTheme="majorHAnsi" w:cstheme="majorBidi" w:eastAsiaTheme="majorEastAsia" w:hAnsiTheme="majorHAnsi"/>
+        <w:rFonts w:asciiTheme="majorHAnsi" w:cstheme="majorBidi" w:hAnsiTheme="majorHAnsi" w:eastAsia="黑体"/>
         <w:b/>
         <w:bCs/>
       </w:rPr>
@@ -5768,7 +6115,7 @@
         <w:spacing w:after="0" w:before="0" w:line="240" w:lineRule="auto"/>
       </w:pPr>
       <w:rPr>
-        <w:rFonts w:asciiTheme="majorHAnsi" w:cstheme="majorBidi" w:eastAsiaTheme="majorEastAsia" w:hAnsiTheme="majorHAnsi"/>
+        <w:rFonts w:asciiTheme="majorHAnsi" w:cstheme="majorBidi" w:hAnsiTheme="majorHAnsi" w:eastAsia="黑体"/>
         <w:b/>
         <w:bCs/>
       </w:rPr>
@@ -5789,7 +6136,7 @@
         <w:spacing w:after="0" w:before="0" w:line="240" w:lineRule="auto"/>
       </w:pPr>
       <w:rPr>
-        <w:rFonts w:asciiTheme="majorHAnsi" w:cstheme="majorBidi" w:eastAsiaTheme="majorEastAsia" w:hAnsiTheme="majorHAnsi"/>
+        <w:rFonts w:asciiTheme="majorHAnsi" w:cstheme="majorBidi" w:hAnsiTheme="majorHAnsi" w:eastAsia="黑体"/>
         <w:b/>
         <w:bCs/>
       </w:rPr>
@@ -5807,14 +6154,14 @@
     </w:tblStylePr>
     <w:tblStylePr w:type="firstCol">
       <w:rPr>
-        <w:rFonts w:asciiTheme="majorHAnsi" w:cstheme="majorBidi" w:eastAsiaTheme="majorEastAsia" w:hAnsiTheme="majorHAnsi"/>
+        <w:rFonts w:asciiTheme="majorHAnsi" w:cstheme="majorBidi" w:hAnsiTheme="majorHAnsi" w:eastAsia="黑体"/>
         <w:b/>
         <w:bCs/>
       </w:rPr>
     </w:tblStylePr>
     <w:tblStylePr w:type="lastCol">
       <w:rPr>
-        <w:rFonts w:asciiTheme="majorHAnsi" w:cstheme="majorBidi" w:eastAsiaTheme="majorEastAsia" w:hAnsiTheme="majorHAnsi"/>
+        <w:rFonts w:asciiTheme="majorHAnsi" w:cstheme="majorBidi" w:hAnsiTheme="majorHAnsi" w:eastAsia="黑体"/>
         <w:b/>
         <w:bCs/>
       </w:rPr>
@@ -5898,7 +6245,7 @@
         <w:spacing w:after="0" w:before="0" w:line="240" w:lineRule="auto"/>
       </w:pPr>
       <w:rPr>
-        <w:rFonts w:asciiTheme="majorHAnsi" w:cstheme="majorBidi" w:eastAsiaTheme="majorEastAsia" w:hAnsiTheme="majorHAnsi"/>
+        <w:rFonts w:asciiTheme="majorHAnsi" w:cstheme="majorBidi" w:hAnsiTheme="majorHAnsi" w:eastAsia="黑体"/>
         <w:b/>
         <w:bCs/>
       </w:rPr>
@@ -5919,7 +6266,7 @@
         <w:spacing w:after="0" w:before="0" w:line="240" w:lineRule="auto"/>
       </w:pPr>
       <w:rPr>
-        <w:rFonts w:asciiTheme="majorHAnsi" w:cstheme="majorBidi" w:eastAsiaTheme="majorEastAsia" w:hAnsiTheme="majorHAnsi"/>
+        <w:rFonts w:asciiTheme="majorHAnsi" w:cstheme="majorBidi" w:hAnsiTheme="majorHAnsi" w:eastAsia="黑体"/>
         <w:b/>
         <w:bCs/>
       </w:rPr>
@@ -5937,14 +6284,14 @@
     </w:tblStylePr>
     <w:tblStylePr w:type="firstCol">
       <w:rPr>
-        <w:rFonts w:asciiTheme="majorHAnsi" w:cstheme="majorBidi" w:eastAsiaTheme="majorEastAsia" w:hAnsiTheme="majorHAnsi"/>
+        <w:rFonts w:asciiTheme="majorHAnsi" w:cstheme="majorBidi" w:hAnsiTheme="majorHAnsi" w:eastAsia="黑体"/>
         <w:b/>
         <w:bCs/>
       </w:rPr>
     </w:tblStylePr>
     <w:tblStylePr w:type="lastCol">
       <w:rPr>
-        <w:rFonts w:asciiTheme="majorHAnsi" w:cstheme="majorBidi" w:eastAsiaTheme="majorEastAsia" w:hAnsiTheme="majorHAnsi"/>
+        <w:rFonts w:asciiTheme="majorHAnsi" w:cstheme="majorBidi" w:hAnsiTheme="majorHAnsi" w:eastAsia="黑体"/>
         <w:b/>
         <w:bCs/>
       </w:rPr>
@@ -6028,7 +6375,7 @@
         <w:spacing w:after="0" w:before="0" w:line="240" w:lineRule="auto"/>
       </w:pPr>
       <w:rPr>
-        <w:rFonts w:asciiTheme="majorHAnsi" w:cstheme="majorBidi" w:eastAsiaTheme="majorEastAsia" w:hAnsiTheme="majorHAnsi"/>
+        <w:rFonts w:asciiTheme="majorHAnsi" w:cstheme="majorBidi" w:hAnsiTheme="majorHAnsi" w:eastAsia="黑体"/>
         <w:b/>
         <w:bCs/>
       </w:rPr>
@@ -6049,7 +6396,7 @@
         <w:spacing w:after="0" w:before="0" w:line="240" w:lineRule="auto"/>
       </w:pPr>
       <w:rPr>
-        <w:rFonts w:asciiTheme="majorHAnsi" w:cstheme="majorBidi" w:eastAsiaTheme="majorEastAsia" w:hAnsiTheme="majorHAnsi"/>
+        <w:rFonts w:asciiTheme="majorHAnsi" w:cstheme="majorBidi" w:hAnsiTheme="majorHAnsi" w:eastAsia="黑体"/>
         <w:b/>
         <w:bCs/>
       </w:rPr>
@@ -6067,14 +6414,14 @@
     </w:tblStylePr>
     <w:tblStylePr w:type="firstCol">
       <w:rPr>
-        <w:rFonts w:asciiTheme="majorHAnsi" w:cstheme="majorBidi" w:eastAsiaTheme="majorEastAsia" w:hAnsiTheme="majorHAnsi"/>
+        <w:rFonts w:asciiTheme="majorHAnsi" w:cstheme="majorBidi" w:hAnsiTheme="majorHAnsi" w:eastAsia="黑体"/>
         <w:b/>
         <w:bCs/>
       </w:rPr>
     </w:tblStylePr>
     <w:tblStylePr w:type="lastCol">
       <w:rPr>
-        <w:rFonts w:asciiTheme="majorHAnsi" w:cstheme="majorBidi" w:eastAsiaTheme="majorEastAsia" w:hAnsiTheme="majorHAnsi"/>
+        <w:rFonts w:asciiTheme="majorHAnsi" w:cstheme="majorBidi" w:hAnsiTheme="majorHAnsi" w:eastAsia="黑体"/>
         <w:b/>
         <w:bCs/>
       </w:rPr>
@@ -6158,7 +6505,7 @@
         <w:spacing w:after="0" w:before="0" w:line="240" w:lineRule="auto"/>
       </w:pPr>
       <w:rPr>
-        <w:rFonts w:asciiTheme="majorHAnsi" w:cstheme="majorBidi" w:eastAsiaTheme="majorEastAsia" w:hAnsiTheme="majorHAnsi"/>
+        <w:rFonts w:asciiTheme="majorHAnsi" w:cstheme="majorBidi" w:hAnsiTheme="majorHAnsi" w:eastAsia="黑体"/>
         <w:b/>
         <w:bCs/>
       </w:rPr>
@@ -6179,7 +6526,7 @@
         <w:spacing w:after="0" w:before="0" w:line="240" w:lineRule="auto"/>
       </w:pPr>
       <w:rPr>
-        <w:rFonts w:asciiTheme="majorHAnsi" w:cstheme="majorBidi" w:eastAsiaTheme="majorEastAsia" w:hAnsiTheme="majorHAnsi"/>
+        <w:rFonts w:asciiTheme="majorHAnsi" w:cstheme="majorBidi" w:hAnsiTheme="majorHAnsi" w:eastAsia="黑体"/>
         <w:b/>
         <w:bCs/>
       </w:rPr>
@@ -6197,14 +6544,14 @@
     </w:tblStylePr>
     <w:tblStylePr w:type="firstCol">
       <w:rPr>
-        <w:rFonts w:asciiTheme="majorHAnsi" w:cstheme="majorBidi" w:eastAsiaTheme="majorEastAsia" w:hAnsiTheme="majorHAnsi"/>
+        <w:rFonts w:asciiTheme="majorHAnsi" w:cstheme="majorBidi" w:hAnsiTheme="majorHAnsi" w:eastAsia="黑体"/>
         <w:b/>
         <w:bCs/>
       </w:rPr>
     </w:tblStylePr>
     <w:tblStylePr w:type="lastCol">
       <w:rPr>
-        <w:rFonts w:asciiTheme="majorHAnsi" w:cstheme="majorBidi" w:eastAsiaTheme="majorEastAsia" w:hAnsiTheme="majorHAnsi"/>
+        <w:rFonts w:asciiTheme="majorHAnsi" w:cstheme="majorBidi" w:hAnsiTheme="majorHAnsi" w:eastAsia="黑体"/>
         <w:b/>
         <w:bCs/>
       </w:rPr>
@@ -6288,7 +6635,7 @@
         <w:spacing w:after="0" w:before="0" w:line="240" w:lineRule="auto"/>
       </w:pPr>
       <w:rPr>
-        <w:rFonts w:asciiTheme="majorHAnsi" w:cstheme="majorBidi" w:eastAsiaTheme="majorEastAsia" w:hAnsiTheme="majorHAnsi"/>
+        <w:rFonts w:asciiTheme="majorHAnsi" w:cstheme="majorBidi" w:hAnsiTheme="majorHAnsi" w:eastAsia="黑体"/>
         <w:b/>
         <w:bCs/>
       </w:rPr>
@@ -6309,7 +6656,7 @@
         <w:spacing w:after="0" w:before="0" w:line="240" w:lineRule="auto"/>
       </w:pPr>
       <w:rPr>
-        <w:rFonts w:asciiTheme="majorHAnsi" w:cstheme="majorBidi" w:eastAsiaTheme="majorEastAsia" w:hAnsiTheme="majorHAnsi"/>
+        <w:rFonts w:asciiTheme="majorHAnsi" w:cstheme="majorBidi" w:hAnsiTheme="majorHAnsi" w:eastAsia="黑体"/>
         <w:b/>
         <w:bCs/>
       </w:rPr>
@@ -6327,14 +6674,14 @@
     </w:tblStylePr>
     <w:tblStylePr w:type="firstCol">
       <w:rPr>
-        <w:rFonts w:asciiTheme="majorHAnsi" w:cstheme="majorBidi" w:eastAsiaTheme="majorEastAsia" w:hAnsiTheme="majorHAnsi"/>
+        <w:rFonts w:asciiTheme="majorHAnsi" w:cstheme="majorBidi" w:hAnsiTheme="majorHAnsi" w:eastAsia="黑体"/>
         <w:b/>
         <w:bCs/>
       </w:rPr>
     </w:tblStylePr>
     <w:tblStylePr w:type="lastCol">
       <w:rPr>
-        <w:rFonts w:asciiTheme="majorHAnsi" w:cstheme="majorBidi" w:eastAsiaTheme="majorEastAsia" w:hAnsiTheme="majorHAnsi"/>
+        <w:rFonts w:asciiTheme="majorHAnsi" w:cstheme="majorBidi" w:hAnsiTheme="majorHAnsi" w:eastAsia="黑体"/>
         <w:b/>
         <w:bCs/>
       </w:rPr>
@@ -6418,7 +6765,7 @@
         <w:spacing w:after="0" w:before="0" w:line="240" w:lineRule="auto"/>
       </w:pPr>
       <w:rPr>
-        <w:rFonts w:asciiTheme="majorHAnsi" w:cstheme="majorBidi" w:eastAsiaTheme="majorEastAsia" w:hAnsiTheme="majorHAnsi"/>
+        <w:rFonts w:asciiTheme="majorHAnsi" w:cstheme="majorBidi" w:hAnsiTheme="majorHAnsi" w:eastAsia="黑体"/>
         <w:b/>
         <w:bCs/>
       </w:rPr>
@@ -6439,7 +6786,7 @@
         <w:spacing w:after="0" w:before="0" w:line="240" w:lineRule="auto"/>
       </w:pPr>
       <w:rPr>
-        <w:rFonts w:asciiTheme="majorHAnsi" w:cstheme="majorBidi" w:eastAsiaTheme="majorEastAsia" w:hAnsiTheme="majorHAnsi"/>
+        <w:rFonts w:asciiTheme="majorHAnsi" w:cstheme="majorBidi" w:hAnsiTheme="majorHAnsi" w:eastAsia="黑体"/>
         <w:b/>
         <w:bCs/>
       </w:rPr>
@@ -6457,14 +6804,14 @@
     </w:tblStylePr>
     <w:tblStylePr w:type="firstCol">
       <w:rPr>
-        <w:rFonts w:asciiTheme="majorHAnsi" w:cstheme="majorBidi" w:eastAsiaTheme="majorEastAsia" w:hAnsiTheme="majorHAnsi"/>
+        <w:rFonts w:asciiTheme="majorHAnsi" w:cstheme="majorBidi" w:hAnsiTheme="majorHAnsi" w:eastAsia="黑体"/>
         <w:b/>
         <w:bCs/>
       </w:rPr>
     </w:tblStylePr>
     <w:tblStylePr w:type="lastCol">
       <w:rPr>
-        <w:rFonts w:asciiTheme="majorHAnsi" w:cstheme="majorBidi" w:eastAsiaTheme="majorEastAsia" w:hAnsiTheme="majorHAnsi"/>
+        <w:rFonts w:asciiTheme="majorHAnsi" w:cstheme="majorBidi" w:hAnsiTheme="majorHAnsi" w:eastAsia="黑体"/>
         <w:b/>
         <w:bCs/>
       </w:rPr>
@@ -6547,6 +6894,7 @@
         <w:spacing w:after="0" w:before="0" w:line="240" w:lineRule="auto"/>
       </w:pPr>
       <w:rPr>
+        <w:rFonts w:eastAsia="黑体"/>
         <w:b/>
         <w:bCs/>
         <w:color w:themeColor="background1" w:val="FFFFFF"/>
@@ -6569,6 +6917,7 @@
         <w:spacing w:after="0" w:before="0" w:line="240" w:lineRule="auto"/>
       </w:pPr>
       <w:rPr>
+        <w:rFonts w:eastAsia="黑体"/>
         <w:b/>
         <w:bCs/>
       </w:rPr>
@@ -6586,12 +6935,14 @@
     </w:tblStylePr>
     <w:tblStylePr w:type="firstCol">
       <w:rPr>
+        <w:rFonts w:eastAsia="黑体"/>
         <w:b/>
         <w:bCs/>
       </w:rPr>
     </w:tblStylePr>
     <w:tblStylePr w:type="lastCol">
       <w:rPr>
+        <w:rFonts w:eastAsia="黑体"/>
         <w:b/>
         <w:bCs/>
       </w:rPr>
@@ -6653,6 +7004,7 @@
         <w:spacing w:after="0" w:before="0" w:line="240" w:lineRule="auto"/>
       </w:pPr>
       <w:rPr>
+        <w:rFonts w:eastAsia="黑体"/>
         <w:b/>
         <w:bCs/>
         <w:color w:themeColor="background1" w:val="FFFFFF"/>
@@ -6675,6 +7027,7 @@
         <w:spacing w:after="0" w:before="0" w:line="240" w:lineRule="auto"/>
       </w:pPr>
       <w:rPr>
+        <w:rFonts w:eastAsia="黑体"/>
         <w:b/>
         <w:bCs/>
       </w:rPr>
@@ -6692,12 +7045,14 @@
     </w:tblStylePr>
     <w:tblStylePr w:type="firstCol">
       <w:rPr>
+        <w:rFonts w:eastAsia="黑体"/>
         <w:b/>
         <w:bCs/>
       </w:rPr>
     </w:tblStylePr>
     <w:tblStylePr w:type="lastCol">
       <w:rPr>
+        <w:rFonts w:eastAsia="黑体"/>
         <w:b/>
         <w:bCs/>
       </w:rPr>
@@ -6759,6 +7114,7 @@
         <w:spacing w:after="0" w:before="0" w:line="240" w:lineRule="auto"/>
       </w:pPr>
       <w:rPr>
+        <w:rFonts w:eastAsia="黑体"/>
         <w:b/>
         <w:bCs/>
         <w:color w:themeColor="background1" w:val="FFFFFF"/>
@@ -6781,6 +7137,7 @@
         <w:spacing w:after="0" w:before="0" w:line="240" w:lineRule="auto"/>
       </w:pPr>
       <w:rPr>
+        <w:rFonts w:eastAsia="黑体"/>
         <w:b/>
         <w:bCs/>
       </w:rPr>
@@ -6798,12 +7155,14 @@
     </w:tblStylePr>
     <w:tblStylePr w:type="firstCol">
       <w:rPr>
+        <w:rFonts w:eastAsia="黑体"/>
         <w:b/>
         <w:bCs/>
       </w:rPr>
     </w:tblStylePr>
     <w:tblStylePr w:type="lastCol">
       <w:rPr>
+        <w:rFonts w:eastAsia="黑体"/>
         <w:b/>
         <w:bCs/>
       </w:rPr>
@@ -6865,6 +7224,7 @@
         <w:spacing w:after="0" w:before="0" w:line="240" w:lineRule="auto"/>
       </w:pPr>
       <w:rPr>
+        <w:rFonts w:eastAsia="黑体"/>
         <w:b/>
         <w:bCs/>
         <w:color w:themeColor="background1" w:val="FFFFFF"/>
@@ -6887,6 +7247,7 @@
         <w:spacing w:after="0" w:before="0" w:line="240" w:lineRule="auto"/>
       </w:pPr>
       <w:rPr>
+        <w:rFonts w:eastAsia="黑体"/>
         <w:b/>
         <w:bCs/>
       </w:rPr>
@@ -6904,12 +7265,14 @@
     </w:tblStylePr>
     <w:tblStylePr w:type="firstCol">
       <w:rPr>
+        <w:rFonts w:eastAsia="黑体"/>
         <w:b/>
         <w:bCs/>
       </w:rPr>
     </w:tblStylePr>
     <w:tblStylePr w:type="lastCol">
       <w:rPr>
+        <w:rFonts w:eastAsia="黑体"/>
         <w:b/>
         <w:bCs/>
       </w:rPr>
@@ -6971,6 +7334,7 @@
         <w:spacing w:after="0" w:before="0" w:line="240" w:lineRule="auto"/>
       </w:pPr>
       <w:rPr>
+        <w:rFonts w:eastAsia="黑体"/>
         <w:b/>
         <w:bCs/>
         <w:color w:themeColor="background1" w:val="FFFFFF"/>
@@ -6993,6 +7357,7 @@
         <w:spacing w:after="0" w:before="0" w:line="240" w:lineRule="auto"/>
       </w:pPr>
       <w:rPr>
+        <w:rFonts w:eastAsia="黑体"/>
         <w:b/>
         <w:bCs/>
       </w:rPr>
@@ -7010,12 +7375,14 @@
     </w:tblStylePr>
     <w:tblStylePr w:type="firstCol">
       <w:rPr>
+        <w:rFonts w:eastAsia="黑体"/>
         <w:b/>
         <w:bCs/>
       </w:rPr>
     </w:tblStylePr>
     <w:tblStylePr w:type="lastCol">
       <w:rPr>
+        <w:rFonts w:eastAsia="黑体"/>
         <w:b/>
         <w:bCs/>
       </w:rPr>
@@ -7077,6 +7444,7 @@
         <w:spacing w:after="0" w:before="0" w:line="240" w:lineRule="auto"/>
       </w:pPr>
       <w:rPr>
+        <w:rFonts w:eastAsia="黑体"/>
         <w:b/>
         <w:bCs/>
         <w:color w:themeColor="background1" w:val="FFFFFF"/>
@@ -7099,6 +7467,7 @@
         <w:spacing w:after="0" w:before="0" w:line="240" w:lineRule="auto"/>
       </w:pPr>
       <w:rPr>
+        <w:rFonts w:eastAsia="黑体"/>
         <w:b/>
         <w:bCs/>
       </w:rPr>
@@ -7116,12 +7485,14 @@
     </w:tblStylePr>
     <w:tblStylePr w:type="firstCol">
       <w:rPr>
+        <w:rFonts w:eastAsia="黑体"/>
         <w:b/>
         <w:bCs/>
       </w:rPr>
     </w:tblStylePr>
     <w:tblStylePr w:type="lastCol">
       <w:rPr>
+        <w:rFonts w:eastAsia="黑体"/>
         <w:b/>
         <w:bCs/>
       </w:rPr>
@@ -7183,6 +7554,7 @@
         <w:spacing w:after="0" w:before="0" w:line="240" w:lineRule="auto"/>
       </w:pPr>
       <w:rPr>
+        <w:rFonts w:eastAsia="黑体"/>
         <w:b/>
         <w:bCs/>
         <w:color w:themeColor="background1" w:val="FFFFFF"/>
@@ -7205,6 +7577,7 @@
         <w:spacing w:after="0" w:before="0" w:line="240" w:lineRule="auto"/>
       </w:pPr>
       <w:rPr>
+        <w:rFonts w:eastAsia="黑体"/>
         <w:b/>
         <w:bCs/>
       </w:rPr>
@@ -7222,12 +7595,14 @@
     </w:tblStylePr>
     <w:tblStylePr w:type="firstCol">
       <w:rPr>
+        <w:rFonts w:eastAsia="黑体"/>
         <w:b/>
         <w:bCs/>
       </w:rPr>
     </w:tblStylePr>
     <w:tblStylePr w:type="lastCol">
       <w:rPr>
+        <w:rFonts w:eastAsia="黑体"/>
         <w:b/>
         <w:bCs/>
       </w:rPr>
@@ -7286,6 +7661,7 @@
         <w:spacing w:after="0" w:before="0" w:line="240" w:lineRule="auto"/>
       </w:pPr>
       <w:rPr>
+        <w:rFonts w:eastAsia="黑体"/>
         <w:b/>
         <w:bCs/>
         <w:color w:themeColor="background1" w:val="FFFFFF"/>
@@ -7308,6 +7684,7 @@
         <w:spacing w:after="0" w:before="0" w:line="240" w:lineRule="auto"/>
       </w:pPr>
       <w:rPr>
+        <w:rFonts w:eastAsia="黑体"/>
         <w:color w:val="auto"/>
       </w:rPr>
       <w:tblPr/>
@@ -7325,6 +7702,7 @@
     </w:tblStylePr>
     <w:tblStylePr w:type="firstCol">
       <w:rPr>
+        <w:rFonts w:eastAsia="黑体"/>
         <w:b/>
         <w:bCs/>
         <w:color w:themeColor="background1" w:val="FFFFFF"/>
@@ -7344,6 +7722,7 @@
     </w:tblStylePr>
     <w:tblStylePr w:type="lastCol">
       <w:rPr>
+        <w:rFonts w:eastAsia="黑体"/>
         <w:b/>
         <w:bCs/>
         <w:color w:themeColor="background1" w:val="FFFFFF"/>
@@ -7392,6 +7771,7 @@
     </w:tblStylePr>
     <w:tblStylePr w:type="nwCell">
       <w:rPr>
+        <w:rFonts w:eastAsia="黑体"/>
         <w:color w:themeColor="background1" w:val="FFFFFF"/>
       </w:rPr>
       <w:tblPr/>
@@ -7435,6 +7815,7 @@
         <w:spacing w:after="0" w:before="0" w:line="240" w:lineRule="auto"/>
       </w:pPr>
       <w:rPr>
+        <w:rFonts w:eastAsia="黑体"/>
         <w:b/>
         <w:bCs/>
         <w:color w:themeColor="background1" w:val="FFFFFF"/>
@@ -7457,6 +7838,7 @@
         <w:spacing w:after="0" w:before="0" w:line="240" w:lineRule="auto"/>
       </w:pPr>
       <w:rPr>
+        <w:rFonts w:eastAsia="黑体"/>
         <w:color w:val="auto"/>
       </w:rPr>
       <w:tblPr/>
@@ -7474,6 +7856,7 @@
     </w:tblStylePr>
     <w:tblStylePr w:type="firstCol">
       <w:rPr>
+        <w:rFonts w:eastAsia="黑体"/>
         <w:b/>
         <w:bCs/>
         <w:color w:themeColor="background1" w:val="FFFFFF"/>
@@ -7493,6 +7876,7 @@
     </w:tblStylePr>
     <w:tblStylePr w:type="lastCol">
       <w:rPr>
+        <w:rFonts w:eastAsia="黑体"/>
         <w:b/>
         <w:bCs/>
         <w:color w:themeColor="background1" w:val="FFFFFF"/>
@@ -7541,6 +7925,7 @@
     </w:tblStylePr>
     <w:tblStylePr w:type="nwCell">
       <w:rPr>
+        <w:rFonts w:eastAsia="黑体"/>
         <w:color w:themeColor="background1" w:val="FFFFFF"/>
       </w:rPr>
       <w:tblPr/>
@@ -7584,6 +7969,7 @@
         <w:spacing w:after="0" w:before="0" w:line="240" w:lineRule="auto"/>
       </w:pPr>
       <w:rPr>
+        <w:rFonts w:eastAsia="黑体"/>
         <w:b/>
         <w:bCs/>
         <w:color w:themeColor="background1" w:val="FFFFFF"/>
@@ -7606,6 +7992,7 @@
         <w:spacing w:after="0" w:before="0" w:line="240" w:lineRule="auto"/>
       </w:pPr>
       <w:rPr>
+        <w:rFonts w:eastAsia="黑体"/>
         <w:color w:val="auto"/>
       </w:rPr>
       <w:tblPr/>
@@ -7623,6 +8010,7 @@
     </w:tblStylePr>
     <w:tblStylePr w:type="firstCol">
       <w:rPr>
+        <w:rFonts w:eastAsia="黑体"/>
         <w:b/>
         <w:bCs/>
         <w:color w:themeColor="background1" w:val="FFFFFF"/>
@@ -7642,6 +8030,7 @@
     </w:tblStylePr>
     <w:tblStylePr w:type="lastCol">
       <w:rPr>
+        <w:rFonts w:eastAsia="黑体"/>
         <w:b/>
         <w:bCs/>
         <w:color w:themeColor="background1" w:val="FFFFFF"/>
@@ -7690,6 +8079,7 @@
     </w:tblStylePr>
     <w:tblStylePr w:type="nwCell">
       <w:rPr>
+        <w:rFonts w:eastAsia="黑体"/>
         <w:color w:themeColor="background1" w:val="FFFFFF"/>
       </w:rPr>
       <w:tblPr/>
@@ -7733,6 +8123,7 @@
         <w:spacing w:after="0" w:before="0" w:line="240" w:lineRule="auto"/>
       </w:pPr>
       <w:rPr>
+        <w:rFonts w:eastAsia="黑体"/>
         <w:b/>
         <w:bCs/>
         <w:color w:themeColor="background1" w:val="FFFFFF"/>
@@ -7755,6 +8146,7 @@
         <w:spacing w:after="0" w:before="0" w:line="240" w:lineRule="auto"/>
       </w:pPr>
       <w:rPr>
+        <w:rFonts w:eastAsia="黑体"/>
         <w:color w:val="auto"/>
       </w:rPr>
       <w:tblPr/>
@@ -7772,6 +8164,7 @@
     </w:tblStylePr>
     <w:tblStylePr w:type="firstCol">
       <w:rPr>
+        <w:rFonts w:eastAsia="黑体"/>
         <w:b/>
         <w:bCs/>
         <w:color w:themeColor="background1" w:val="FFFFFF"/>
@@ -7791,6 +8184,7 @@
     </w:tblStylePr>
     <w:tblStylePr w:type="lastCol">
       <w:rPr>
+        <w:rFonts w:eastAsia="黑体"/>
         <w:b/>
         <w:bCs/>
         <w:color w:themeColor="background1" w:val="FFFFFF"/>
@@ -7839,6 +8233,7 @@
     </w:tblStylePr>
     <w:tblStylePr w:type="nwCell">
       <w:rPr>
+        <w:rFonts w:eastAsia="黑体"/>
         <w:color w:themeColor="background1" w:val="FFFFFF"/>
       </w:rPr>
       <w:tblPr/>
@@ -7882,6 +8277,7 @@
         <w:spacing w:after="0" w:before="0" w:line="240" w:lineRule="auto"/>
       </w:pPr>
       <w:rPr>
+        <w:rFonts w:eastAsia="黑体"/>
         <w:b/>
         <w:bCs/>
         <w:color w:themeColor="background1" w:val="FFFFFF"/>
@@ -7904,6 +8300,7 @@
         <w:spacing w:after="0" w:before="0" w:line="240" w:lineRule="auto"/>
       </w:pPr>
       <w:rPr>
+        <w:rFonts w:eastAsia="黑体"/>
         <w:color w:val="auto"/>
       </w:rPr>
       <w:tblPr/>
@@ -7921,6 +8318,7 @@
     </w:tblStylePr>
     <w:tblStylePr w:type="firstCol">
       <w:rPr>
+        <w:rFonts w:eastAsia="黑体"/>
         <w:b/>
         <w:bCs/>
         <w:color w:themeColor="background1" w:val="FFFFFF"/>
@@ -7940,6 +8338,7 @@
     </w:tblStylePr>
     <w:tblStylePr w:type="lastCol">
       <w:rPr>
+        <w:rFonts w:eastAsia="黑体"/>
         <w:b/>
         <w:bCs/>
         <w:color w:themeColor="background1" w:val="FFFFFF"/>
@@ -7988,6 +8387,7 @@
     </w:tblStylePr>
     <w:tblStylePr w:type="nwCell">
       <w:rPr>
+        <w:rFonts w:eastAsia="黑体"/>
         <w:color w:themeColor="background1" w:val="FFFFFF"/>
       </w:rPr>
       <w:tblPr/>
@@ -8031,6 +8431,7 @@
         <w:spacing w:after="0" w:before="0" w:line="240" w:lineRule="auto"/>
       </w:pPr>
       <w:rPr>
+        <w:rFonts w:eastAsia="黑体"/>
         <w:b/>
         <w:bCs/>
         <w:color w:themeColor="background1" w:val="FFFFFF"/>
@@ -8053,6 +8454,7 @@
         <w:spacing w:after="0" w:before="0" w:line="240" w:lineRule="auto"/>
       </w:pPr>
       <w:rPr>
+        <w:rFonts w:eastAsia="黑体"/>
         <w:color w:val="auto"/>
       </w:rPr>
       <w:tblPr/>
@@ -8070,6 +8472,7 @@
     </w:tblStylePr>
     <w:tblStylePr w:type="firstCol">
       <w:rPr>
+        <w:rFonts w:eastAsia="黑体"/>
         <w:b/>
         <w:bCs/>
         <w:color w:themeColor="background1" w:val="FFFFFF"/>
@@ -8089,6 +8492,7 @@
     </w:tblStylePr>
     <w:tblStylePr w:type="lastCol">
       <w:rPr>
+        <w:rFonts w:eastAsia="黑体"/>
         <w:b/>
         <w:bCs/>
         <w:color w:themeColor="background1" w:val="FFFFFF"/>
@@ -8137,6 +8541,7 @@
     </w:tblStylePr>
     <w:tblStylePr w:type="nwCell">
       <w:rPr>
+        <w:rFonts w:eastAsia="黑体"/>
         <w:color w:themeColor="background1" w:val="FFFFFF"/>
       </w:rPr>
       <w:tblPr/>
@@ -8180,6 +8585,7 @@
         <w:spacing w:after="0" w:before="0" w:line="240" w:lineRule="auto"/>
       </w:pPr>
       <w:rPr>
+        <w:rFonts w:eastAsia="黑体"/>
         <w:b/>
         <w:bCs/>
         <w:color w:themeColor="background1" w:val="FFFFFF"/>
@@ -8202,6 +8608,7 @@
         <w:spacing w:after="0" w:before="0" w:line="240" w:lineRule="auto"/>
       </w:pPr>
       <w:rPr>
+        <w:rFonts w:eastAsia="黑体"/>
         <w:color w:val="auto"/>
       </w:rPr>
       <w:tblPr/>
@@ -8219,6 +8626,7 @@
     </w:tblStylePr>
     <w:tblStylePr w:type="firstCol">
       <w:rPr>
+        <w:rFonts w:eastAsia="黑体"/>
         <w:b/>
         <w:bCs/>
         <w:color w:themeColor="background1" w:val="FFFFFF"/>
@@ -8238,6 +8646,7 @@
     </w:tblStylePr>
     <w:tblStylePr w:type="lastCol">
       <w:rPr>
+        <w:rFonts w:eastAsia="黑体"/>
         <w:b/>
         <w:bCs/>
         <w:color w:themeColor="background1" w:val="FFFFFF"/>
@@ -8286,6 +8695,7 @@
     </w:tblStylePr>
     <w:tblStylePr w:type="nwCell">
       <w:rPr>
+        <w:rFonts w:eastAsia="黑体"/>
         <w:color w:themeColor="background1" w:val="FFFFFF"/>
       </w:rPr>
       <w:tblPr/>
@@ -8310,6 +8720,7 @@
       <w:spacing w:after="0" w:line="240" w:lineRule="auto"/>
     </w:pPr>
     <w:rPr>
+      <w:rFonts w:eastAsia="黑体"/>
       <w:color w:themeColor="text1" w:val="000000"/>
     </w:rPr>
     <w:tblPr>
@@ -8329,7 +8740,7 @@
     </w:tblPr>
     <w:tblStylePr w:type="firstRow">
       <w:rPr>
-        <w:rFonts w:asciiTheme="majorHAnsi" w:cstheme="majorBidi" w:eastAsiaTheme="majorEastAsia" w:hAnsiTheme="majorHAnsi"/>
+        <w:rFonts w:asciiTheme="majorHAnsi" w:cstheme="majorBidi" w:hAnsiTheme="majorHAnsi" w:eastAsia="黑体"/>
       </w:rPr>
       <w:tblPr/>
       <w:tcPr>
@@ -8341,6 +8752,7 @@
     </w:tblStylePr>
     <w:tblStylePr w:type="lastRow">
       <w:rPr>
+        <w:rFonts w:eastAsia="黑体"/>
         <w:b/>
         <w:bCs/>
         <w:color w:themeColor="text2" w:val="1F497D"/>
@@ -8355,12 +8767,14 @@
     </w:tblStylePr>
     <w:tblStylePr w:type="firstCol">
       <w:rPr>
+        <w:rFonts w:eastAsia="黑体"/>
         <w:b/>
         <w:bCs/>
       </w:rPr>
     </w:tblStylePr>
     <w:tblStylePr w:type="lastCol">
       <w:rPr>
+        <w:rFonts w:eastAsia="黑体"/>
         <w:b/>
         <w:bCs/>
       </w:rPr>
@@ -8394,6 +8808,7 @@
       <w:spacing w:after="0" w:line="240" w:lineRule="auto"/>
     </w:pPr>
     <w:rPr>
+      <w:rFonts w:eastAsia="黑体"/>
       <w:color w:themeColor="text1" w:val="000000"/>
     </w:rPr>
     <w:tblPr>
@@ -8413,7 +8828,7 @@
     </w:tblPr>
     <w:tblStylePr w:type="firstRow">
       <w:rPr>
-        <w:rFonts w:asciiTheme="majorHAnsi" w:cstheme="majorBidi" w:eastAsiaTheme="majorEastAsia" w:hAnsiTheme="majorHAnsi"/>
+        <w:rFonts w:asciiTheme="majorHAnsi" w:cstheme="majorBidi" w:hAnsiTheme="majorHAnsi" w:eastAsia="黑体"/>
       </w:rPr>
       <w:tblPr/>
       <w:tcPr>
@@ -8425,6 +8840,7 @@
     </w:tblStylePr>
     <w:tblStylePr w:type="lastRow">
       <w:rPr>
+        <w:rFonts w:eastAsia="黑体"/>
         <w:b/>
         <w:bCs/>
         <w:color w:themeColor="text2" w:val="1F497D"/>
@@ -8439,12 +8855,14 @@
     </w:tblStylePr>
     <w:tblStylePr w:type="firstCol">
       <w:rPr>
+        <w:rFonts w:eastAsia="黑体"/>
         <w:b/>
         <w:bCs/>
       </w:rPr>
     </w:tblStylePr>
     <w:tblStylePr w:type="lastCol">
       <w:rPr>
+        <w:rFonts w:eastAsia="黑体"/>
         <w:b/>
         <w:bCs/>
       </w:rPr>
@@ -8478,6 +8896,7 @@
       <w:spacing w:after="0" w:line="240" w:lineRule="auto"/>
     </w:pPr>
     <w:rPr>
+      <w:rFonts w:eastAsia="黑体"/>
       <w:color w:themeColor="text1" w:val="000000"/>
     </w:rPr>
     <w:tblPr>
@@ -8497,7 +8916,7 @@
     </w:tblPr>
     <w:tblStylePr w:type="firstRow">
       <w:rPr>
-        <w:rFonts w:asciiTheme="majorHAnsi" w:cstheme="majorBidi" w:eastAsiaTheme="majorEastAsia" w:hAnsiTheme="majorHAnsi"/>
+        <w:rFonts w:asciiTheme="majorHAnsi" w:cstheme="majorBidi" w:hAnsiTheme="majorHAnsi" w:eastAsia="黑体"/>
       </w:rPr>
       <w:tblPr/>
       <w:tcPr>
@@ -8509,6 +8928,7 @@
     </w:tblStylePr>
     <w:tblStylePr w:type="lastRow">
       <w:rPr>
+        <w:rFonts w:eastAsia="黑体"/>
         <w:b/>
         <w:bCs/>
         <w:color w:themeColor="text2" w:val="1F497D"/>
@@ -8523,12 +8943,14 @@
     </w:tblStylePr>
     <w:tblStylePr w:type="firstCol">
       <w:rPr>
+        <w:rFonts w:eastAsia="黑体"/>
         <w:b/>
         <w:bCs/>
       </w:rPr>
     </w:tblStylePr>
     <w:tblStylePr w:type="lastCol">
       <w:rPr>
+        <w:rFonts w:eastAsia="黑体"/>
         <w:b/>
         <w:bCs/>
       </w:rPr>
@@ -8562,6 +8984,7 @@
       <w:spacing w:after="0" w:line="240" w:lineRule="auto"/>
     </w:pPr>
     <w:rPr>
+      <w:rFonts w:eastAsia="黑体"/>
       <w:color w:themeColor="text1" w:val="000000"/>
     </w:rPr>
     <w:tblPr>
@@ -8581,7 +9004,7 @@
     </w:tblPr>
     <w:tblStylePr w:type="firstRow">
       <w:rPr>
-        <w:rFonts w:asciiTheme="majorHAnsi" w:cstheme="majorBidi" w:eastAsiaTheme="majorEastAsia" w:hAnsiTheme="majorHAnsi"/>
+        <w:rFonts w:asciiTheme="majorHAnsi" w:cstheme="majorBidi" w:hAnsiTheme="majorHAnsi" w:eastAsia="黑体"/>
       </w:rPr>
       <w:tblPr/>
       <w:tcPr>
@@ -8593,6 +9016,7 @@
     </w:tblStylePr>
     <w:tblStylePr w:type="lastRow">
       <w:rPr>
+        <w:rFonts w:eastAsia="黑体"/>
         <w:b/>
         <w:bCs/>
         <w:color w:themeColor="text2" w:val="1F497D"/>
@@ -8607,12 +9031,14 @@
     </w:tblStylePr>
     <w:tblStylePr w:type="firstCol">
       <w:rPr>
+        <w:rFonts w:eastAsia="黑体"/>
         <w:b/>
         <w:bCs/>
       </w:rPr>
     </w:tblStylePr>
     <w:tblStylePr w:type="lastCol">
       <w:rPr>
+        <w:rFonts w:eastAsia="黑体"/>
         <w:b/>
         <w:bCs/>
       </w:rPr>
@@ -8646,6 +9072,7 @@
       <w:spacing w:after="0" w:line="240" w:lineRule="auto"/>
     </w:pPr>
     <w:rPr>
+      <w:rFonts w:eastAsia="黑体"/>
       <w:color w:themeColor="text1" w:val="000000"/>
     </w:rPr>
     <w:tblPr>
@@ -8665,7 +9092,7 @@
     </w:tblPr>
     <w:tblStylePr w:type="firstRow">
       <w:rPr>
-        <w:rFonts w:asciiTheme="majorHAnsi" w:cstheme="majorBidi" w:eastAsiaTheme="majorEastAsia" w:hAnsiTheme="majorHAnsi"/>
+        <w:rFonts w:asciiTheme="majorHAnsi" w:cstheme="majorBidi" w:hAnsiTheme="majorHAnsi" w:eastAsia="黑体"/>
       </w:rPr>
       <w:tblPr/>
       <w:tcPr>
@@ -8677,6 +9104,7 @@
     </w:tblStylePr>
     <w:tblStylePr w:type="lastRow">
       <w:rPr>
+        <w:rFonts w:eastAsia="黑体"/>
         <w:b/>
         <w:bCs/>
         <w:color w:themeColor="text2" w:val="1F497D"/>
@@ -8691,12 +9119,14 @@
     </w:tblStylePr>
     <w:tblStylePr w:type="firstCol">
       <w:rPr>
+        <w:rFonts w:eastAsia="黑体"/>
         <w:b/>
         <w:bCs/>
       </w:rPr>
     </w:tblStylePr>
     <w:tblStylePr w:type="lastCol">
       <w:rPr>
+        <w:rFonts w:eastAsia="黑体"/>
         <w:b/>
         <w:bCs/>
       </w:rPr>
@@ -8730,6 +9160,7 @@
       <w:spacing w:after="0" w:line="240" w:lineRule="auto"/>
     </w:pPr>
     <w:rPr>
+      <w:rFonts w:eastAsia="黑体"/>
       <w:color w:themeColor="text1" w:val="000000"/>
     </w:rPr>
     <w:tblPr>
@@ -8749,7 +9180,7 @@
     </w:tblPr>
     <w:tblStylePr w:type="firstRow">
       <w:rPr>
-        <w:rFonts w:asciiTheme="majorHAnsi" w:cstheme="majorBidi" w:eastAsiaTheme="majorEastAsia" w:hAnsiTheme="majorHAnsi"/>
+        <w:rFonts w:asciiTheme="majorHAnsi" w:cstheme="majorBidi" w:hAnsiTheme="majorHAnsi" w:eastAsia="黑体"/>
       </w:rPr>
       <w:tblPr/>
       <w:tcPr>
@@ -8761,6 +9192,7 @@
     </w:tblStylePr>
     <w:tblStylePr w:type="lastRow">
       <w:rPr>
+        <w:rFonts w:eastAsia="黑体"/>
         <w:b/>
         <w:bCs/>
         <w:color w:themeColor="text2" w:val="1F497D"/>
@@ -8775,12 +9207,14 @@
     </w:tblStylePr>
     <w:tblStylePr w:type="firstCol">
       <w:rPr>
+        <w:rFonts w:eastAsia="黑体"/>
         <w:b/>
         <w:bCs/>
       </w:rPr>
     </w:tblStylePr>
     <w:tblStylePr w:type="lastCol">
       <w:rPr>
+        <w:rFonts w:eastAsia="黑体"/>
         <w:b/>
         <w:bCs/>
       </w:rPr>
@@ -8814,6 +9248,7 @@
       <w:spacing w:after="0" w:line="240" w:lineRule="auto"/>
     </w:pPr>
     <w:rPr>
+      <w:rFonts w:eastAsia="黑体"/>
       <w:color w:themeColor="text1" w:val="000000"/>
     </w:rPr>
     <w:tblPr>
@@ -8833,7 +9268,7 @@
     </w:tblPr>
     <w:tblStylePr w:type="firstRow">
       <w:rPr>
-        <w:rFonts w:asciiTheme="majorHAnsi" w:cstheme="majorBidi" w:eastAsiaTheme="majorEastAsia" w:hAnsiTheme="majorHAnsi"/>
+        <w:rFonts w:asciiTheme="majorHAnsi" w:cstheme="majorBidi" w:hAnsiTheme="majorHAnsi" w:eastAsia="黑体"/>
       </w:rPr>
       <w:tblPr/>
       <w:tcPr>
@@ -8845,6 +9280,7 @@
     </w:tblStylePr>
     <w:tblStylePr w:type="lastRow">
       <w:rPr>
+        <w:rFonts w:eastAsia="黑体"/>
         <w:b/>
         <w:bCs/>
         <w:color w:themeColor="text2" w:val="1F497D"/>
@@ -8859,12 +9295,14 @@
     </w:tblStylePr>
     <w:tblStylePr w:type="firstCol">
       <w:rPr>
+        <w:rFonts w:eastAsia="黑体"/>
         <w:b/>
         <w:bCs/>
       </w:rPr>
     </w:tblStylePr>
     <w:tblStylePr w:type="lastCol">
       <w:rPr>
+        <w:rFonts w:eastAsia="黑体"/>
         <w:b/>
         <w:bCs/>
       </w:rPr>
@@ -8898,7 +9336,7 @@
       <w:spacing w:after="0" w:line="240" w:lineRule="auto"/>
     </w:pPr>
     <w:rPr>
-      <w:rFonts w:asciiTheme="majorHAnsi" w:cstheme="majorBidi" w:eastAsiaTheme="majorEastAsia" w:hAnsiTheme="majorHAnsi"/>
+      <w:rFonts w:asciiTheme="majorHAnsi" w:cstheme="majorBidi" w:hAnsiTheme="majorHAnsi" w:eastAsia="黑体"/>
       <w:color w:themeColor="text1" w:val="000000"/>
     </w:rPr>
     <w:tblPr>
@@ -8920,6 +9358,7 @@
     </w:tblPr>
     <w:tblStylePr w:type="firstRow">
       <w:rPr>
+        <w:rFonts w:eastAsia="黑体"/>
         <w:sz w:val="24"/>
         <w:szCs w:val="24"/>
       </w:rPr>
@@ -9026,7 +9465,7 @@
       <w:spacing w:after="0" w:line="240" w:lineRule="auto"/>
     </w:pPr>
     <w:rPr>
-      <w:rFonts w:asciiTheme="majorHAnsi" w:cstheme="majorBidi" w:eastAsiaTheme="majorEastAsia" w:hAnsiTheme="majorHAnsi"/>
+      <w:rFonts w:asciiTheme="majorHAnsi" w:cstheme="majorBidi" w:hAnsiTheme="majorHAnsi" w:eastAsia="黑体"/>
       <w:color w:themeColor="text1" w:val="000000"/>
     </w:rPr>
     <w:tblPr>
@@ -9048,6 +9487,7 @@
     </w:tblPr>
     <w:tblStylePr w:type="firstRow">
       <w:rPr>
+        <w:rFonts w:eastAsia="黑体"/>
         <w:sz w:val="24"/>
         <w:szCs w:val="24"/>
       </w:rPr>
@@ -9154,7 +9594,7 @@
       <w:spacing w:after="0" w:line="240" w:lineRule="auto"/>
     </w:pPr>
     <w:rPr>
-      <w:rFonts w:asciiTheme="majorHAnsi" w:cstheme="majorBidi" w:eastAsiaTheme="majorEastAsia" w:hAnsiTheme="majorHAnsi"/>
+      <w:rFonts w:asciiTheme="majorHAnsi" w:cstheme="majorBidi" w:hAnsiTheme="majorHAnsi" w:eastAsia="黑体"/>
       <w:color w:themeColor="text1" w:val="000000"/>
     </w:rPr>
     <w:tblPr>
@@ -9176,6 +9616,7 @@
     </w:tblPr>
     <w:tblStylePr w:type="firstRow">
       <w:rPr>
+        <w:rFonts w:eastAsia="黑体"/>
         <w:sz w:val="24"/>
         <w:szCs w:val="24"/>
       </w:rPr>
@@ -9282,7 +9723,7 @@
       <w:spacing w:after="0" w:line="240" w:lineRule="auto"/>
     </w:pPr>
     <w:rPr>
-      <w:rFonts w:asciiTheme="majorHAnsi" w:cstheme="majorBidi" w:eastAsiaTheme="majorEastAsia" w:hAnsiTheme="majorHAnsi"/>
+      <w:rFonts w:asciiTheme="majorHAnsi" w:cstheme="majorBidi" w:hAnsiTheme="majorHAnsi" w:eastAsia="黑体"/>
       <w:color w:themeColor="text1" w:val="000000"/>
     </w:rPr>
     <w:tblPr>
@@ -9304,6 +9745,7 @@
     </w:tblPr>
     <w:tblStylePr w:type="firstRow">
       <w:rPr>
+        <w:rFonts w:eastAsia="黑体"/>
         <w:sz w:val="24"/>
         <w:szCs w:val="24"/>
       </w:rPr>
@@ -9410,7 +9852,7 @@
       <w:spacing w:after="0" w:line="240" w:lineRule="auto"/>
     </w:pPr>
     <w:rPr>
-      <w:rFonts w:asciiTheme="majorHAnsi" w:cstheme="majorBidi" w:eastAsiaTheme="majorEastAsia" w:hAnsiTheme="majorHAnsi"/>
+      <w:rFonts w:asciiTheme="majorHAnsi" w:cstheme="majorBidi" w:hAnsiTheme="majorHAnsi" w:eastAsia="黑体"/>
       <w:color w:themeColor="text1" w:val="000000"/>
     </w:rPr>
     <w:tblPr>
@@ -9432,6 +9874,7 @@
     </w:tblPr>
     <w:tblStylePr w:type="firstRow">
       <w:rPr>
+        <w:rFonts w:eastAsia="黑体"/>
         <w:sz w:val="24"/>
         <w:szCs w:val="24"/>
       </w:rPr>
@@ -9538,7 +9981,7 @@
       <w:spacing w:after="0" w:line="240" w:lineRule="auto"/>
     </w:pPr>
     <w:rPr>
-      <w:rFonts w:asciiTheme="majorHAnsi" w:cstheme="majorBidi" w:eastAsiaTheme="majorEastAsia" w:hAnsiTheme="majorHAnsi"/>
+      <w:rFonts w:asciiTheme="majorHAnsi" w:cstheme="majorBidi" w:hAnsiTheme="majorHAnsi" w:eastAsia="黑体"/>
       <w:color w:themeColor="text1" w:val="000000"/>
     </w:rPr>
     <w:tblPr>
@@ -9560,6 +10003,7 @@
     </w:tblPr>
     <w:tblStylePr w:type="firstRow">
       <w:rPr>
+        <w:rFonts w:eastAsia="黑体"/>
         <w:sz w:val="24"/>
         <w:szCs w:val="24"/>
       </w:rPr>
@@ -9666,7 +10110,7 @@
       <w:spacing w:after="0" w:line="240" w:lineRule="auto"/>
     </w:pPr>
     <w:rPr>
-      <w:rFonts w:asciiTheme="majorHAnsi" w:cstheme="majorBidi" w:eastAsiaTheme="majorEastAsia" w:hAnsiTheme="majorHAnsi"/>
+      <w:rFonts w:asciiTheme="majorHAnsi" w:cstheme="majorBidi" w:hAnsiTheme="majorHAnsi" w:eastAsia="黑体"/>
       <w:color w:themeColor="text1" w:val="000000"/>
     </w:rPr>
     <w:tblPr>
@@ -9688,6 +10132,7 @@
     </w:tblPr>
     <w:tblStylePr w:type="firstRow">
       <w:rPr>
+        <w:rFonts w:eastAsia="黑体"/>
         <w:sz w:val="24"/>
         <w:szCs w:val="24"/>
       </w:rPr>
@@ -9817,12 +10262,14 @@
     </w:tcPr>
     <w:tblStylePr w:type="firstRow">
       <w:rPr>
+        <w:rFonts w:eastAsia="黑体"/>
         <w:b/>
         <w:bCs/>
       </w:rPr>
     </w:tblStylePr>
     <w:tblStylePr w:type="lastRow">
       <w:rPr>
+        <w:rFonts w:eastAsia="黑体"/>
         <w:b/>
         <w:bCs/>
       </w:rPr>
@@ -9835,12 +10282,14 @@
     </w:tblStylePr>
     <w:tblStylePr w:type="firstCol">
       <w:rPr>
+        <w:rFonts w:eastAsia="黑体"/>
         <w:b/>
         <w:bCs/>
       </w:rPr>
     </w:tblStylePr>
     <w:tblStylePr w:type="lastCol">
       <w:rPr>
+        <w:rFonts w:eastAsia="黑体"/>
         <w:b/>
         <w:bCs/>
       </w:rPr>
@@ -9890,12 +10339,14 @@
     </w:tcPr>
     <w:tblStylePr w:type="firstRow">
       <w:rPr>
+        <w:rFonts w:eastAsia="黑体"/>
         <w:b/>
         <w:bCs/>
       </w:rPr>
     </w:tblStylePr>
     <w:tblStylePr w:type="lastRow">
       <w:rPr>
+        <w:rFonts w:eastAsia="黑体"/>
         <w:b/>
         <w:bCs/>
       </w:rPr>
@@ -9908,12 +10359,14 @@
     </w:tblStylePr>
     <w:tblStylePr w:type="firstCol">
       <w:rPr>
+        <w:rFonts w:eastAsia="黑体"/>
         <w:b/>
         <w:bCs/>
       </w:rPr>
     </w:tblStylePr>
     <w:tblStylePr w:type="lastCol">
       <w:rPr>
+        <w:rFonts w:eastAsia="黑体"/>
         <w:b/>
         <w:bCs/>
       </w:rPr>
@@ -9963,12 +10416,14 @@
     </w:tcPr>
     <w:tblStylePr w:type="firstRow">
       <w:rPr>
+        <w:rFonts w:eastAsia="黑体"/>
         <w:b/>
         <w:bCs/>
       </w:rPr>
     </w:tblStylePr>
     <w:tblStylePr w:type="lastRow">
       <w:rPr>
+        <w:rFonts w:eastAsia="黑体"/>
         <w:b/>
         <w:bCs/>
       </w:rPr>
@@ -9981,12 +10436,14 @@
     </w:tblStylePr>
     <w:tblStylePr w:type="firstCol">
       <w:rPr>
+        <w:rFonts w:eastAsia="黑体"/>
         <w:b/>
         <w:bCs/>
       </w:rPr>
     </w:tblStylePr>
     <w:tblStylePr w:type="lastCol">
       <w:rPr>
+        <w:rFonts w:eastAsia="黑体"/>
         <w:b/>
         <w:bCs/>
       </w:rPr>
@@ -10036,12 +10493,14 @@
     </w:tcPr>
     <w:tblStylePr w:type="firstRow">
       <w:rPr>
+        <w:rFonts w:eastAsia="黑体"/>
         <w:b/>
         <w:bCs/>
       </w:rPr>
     </w:tblStylePr>
     <w:tblStylePr w:type="lastRow">
       <w:rPr>
+        <w:rFonts w:eastAsia="黑体"/>
         <w:b/>
         <w:bCs/>
       </w:rPr>
@@ -10054,12 +10513,14 @@
     </w:tblStylePr>
     <w:tblStylePr w:type="firstCol">
       <w:rPr>
+        <w:rFonts w:eastAsia="黑体"/>
         <w:b/>
         <w:bCs/>
       </w:rPr>
     </w:tblStylePr>
     <w:tblStylePr w:type="lastCol">
       <w:rPr>
+        <w:rFonts w:eastAsia="黑体"/>
         <w:b/>
         <w:bCs/>
       </w:rPr>
@@ -10109,12 +10570,14 @@
     </w:tcPr>
     <w:tblStylePr w:type="firstRow">
       <w:rPr>
+        <w:rFonts w:eastAsia="黑体"/>
         <w:b/>
         <w:bCs/>
       </w:rPr>
     </w:tblStylePr>
     <w:tblStylePr w:type="lastRow">
       <w:rPr>
+        <w:rFonts w:eastAsia="黑体"/>
         <w:b/>
         <w:bCs/>
       </w:rPr>
@@ -10127,12 +10590,14 @@
     </w:tblStylePr>
     <w:tblStylePr w:type="firstCol">
       <w:rPr>
+        <w:rFonts w:eastAsia="黑体"/>
         <w:b/>
         <w:bCs/>
       </w:rPr>
     </w:tblStylePr>
     <w:tblStylePr w:type="lastCol">
       <w:rPr>
+        <w:rFonts w:eastAsia="黑体"/>
         <w:b/>
         <w:bCs/>
       </w:rPr>
@@ -10182,12 +10647,14 @@
     </w:tcPr>
     <w:tblStylePr w:type="firstRow">
       <w:rPr>
+        <w:rFonts w:eastAsia="黑体"/>
         <w:b/>
         <w:bCs/>
       </w:rPr>
     </w:tblStylePr>
     <w:tblStylePr w:type="lastRow">
       <w:rPr>
+        <w:rFonts w:eastAsia="黑体"/>
         <w:b/>
         <w:bCs/>
       </w:rPr>
@@ -10200,12 +10667,14 @@
     </w:tblStylePr>
     <w:tblStylePr w:type="firstCol">
       <w:rPr>
+        <w:rFonts w:eastAsia="黑体"/>
         <w:b/>
         <w:bCs/>
       </w:rPr>
     </w:tblStylePr>
     <w:tblStylePr w:type="lastCol">
       <w:rPr>
+        <w:rFonts w:eastAsia="黑体"/>
         <w:b/>
         <w:bCs/>
       </w:rPr>
@@ -10255,12 +10724,14 @@
     </w:tcPr>
     <w:tblStylePr w:type="firstRow">
       <w:rPr>
+        <w:rFonts w:eastAsia="黑体"/>
         <w:b/>
         <w:bCs/>
       </w:rPr>
     </w:tblStylePr>
     <w:tblStylePr w:type="lastRow">
       <w:rPr>
+        <w:rFonts w:eastAsia="黑体"/>
         <w:b/>
         <w:bCs/>
       </w:rPr>
@@ -10273,12 +10744,14 @@
     </w:tblStylePr>
     <w:tblStylePr w:type="firstCol">
       <w:rPr>
+        <w:rFonts w:eastAsia="黑体"/>
         <w:b/>
         <w:bCs/>
       </w:rPr>
     </w:tblStylePr>
     <w:tblStylePr w:type="lastCol">
       <w:rPr>
+        <w:rFonts w:eastAsia="黑体"/>
         <w:b/>
         <w:bCs/>
       </w:rPr>
@@ -10305,7 +10778,7 @@
       <w:spacing w:after="0" w:line="240" w:lineRule="auto"/>
     </w:pPr>
     <w:rPr>
-      <w:rFonts w:asciiTheme="majorHAnsi" w:cstheme="majorBidi" w:eastAsiaTheme="majorEastAsia" w:hAnsiTheme="majorHAnsi"/>
+      <w:rFonts w:asciiTheme="majorHAnsi" w:cstheme="majorBidi" w:hAnsiTheme="majorHAnsi" w:eastAsia="黑体"/>
       <w:color w:themeColor="text1" w:val="000000"/>
     </w:rPr>
     <w:tblPr>
@@ -10332,6 +10805,7 @@
     </w:tcPr>
     <w:tblStylePr w:type="firstRow">
       <w:rPr>
+        <w:rFonts w:eastAsia="黑体"/>
         <w:b/>
         <w:bCs/>
         <w:color w:themeColor="text1" w:val="000000"/>
@@ -10343,6 +10817,7 @@
     </w:tblStylePr>
     <w:tblStylePr w:type="lastRow">
       <w:rPr>
+        <w:rFonts w:eastAsia="黑体"/>
         <w:b/>
         <w:bCs/>
         <w:color w:themeColor="text1" w:val="000000"/>
@@ -10362,6 +10837,7 @@
     </w:tblStylePr>
     <w:tblStylePr w:type="firstCol">
       <w:rPr>
+        <w:rFonts w:eastAsia="黑体"/>
         <w:b/>
         <w:bCs/>
         <w:color w:themeColor="text1" w:val="000000"/>
@@ -10381,6 +10857,7 @@
     </w:tblStylePr>
     <w:tblStylePr w:type="lastCol">
       <w:rPr>
+        <w:rFonts w:eastAsia="黑体"/>
         <w:b w:val="0"/>
         <w:bCs w:val="0"/>
         <w:color w:themeColor="text1" w:val="000000"/>
@@ -10430,7 +10907,7 @@
       <w:spacing w:after="0" w:line="240" w:lineRule="auto"/>
     </w:pPr>
     <w:rPr>
-      <w:rFonts w:asciiTheme="majorHAnsi" w:cstheme="majorBidi" w:eastAsiaTheme="majorEastAsia" w:hAnsiTheme="majorHAnsi"/>
+      <w:rFonts w:asciiTheme="majorHAnsi" w:cstheme="majorBidi" w:hAnsiTheme="majorHAnsi" w:eastAsia="黑体"/>
       <w:color w:themeColor="text1" w:val="000000"/>
     </w:rPr>
     <w:tblPr>
@@ -10457,6 +10934,7 @@
     </w:tcPr>
     <w:tblStylePr w:type="firstRow">
       <w:rPr>
+        <w:rFonts w:eastAsia="黑体"/>
         <w:b/>
         <w:bCs/>
         <w:color w:themeColor="text1" w:val="000000"/>
@@ -10468,6 +10946,7 @@
     </w:tblStylePr>
     <w:tblStylePr w:type="lastRow">
       <w:rPr>
+        <w:rFonts w:eastAsia="黑体"/>
         <w:b/>
         <w:bCs/>
         <w:color w:themeColor="text1" w:val="000000"/>
@@ -10487,6 +10966,7 @@
     </w:tblStylePr>
     <w:tblStylePr w:type="firstCol">
       <w:rPr>
+        <w:rFonts w:eastAsia="黑体"/>
         <w:b/>
         <w:bCs/>
         <w:color w:themeColor="text1" w:val="000000"/>
@@ -10506,6 +10986,7 @@
     </w:tblStylePr>
     <w:tblStylePr w:type="lastCol">
       <w:rPr>
+        <w:rFonts w:eastAsia="黑体"/>
         <w:b w:val="0"/>
         <w:bCs w:val="0"/>
         <w:color w:themeColor="text1" w:val="000000"/>
@@ -10555,7 +11036,7 @@
       <w:spacing w:after="0" w:line="240" w:lineRule="auto"/>
     </w:pPr>
     <w:rPr>
-      <w:rFonts w:asciiTheme="majorHAnsi" w:cstheme="majorBidi" w:eastAsiaTheme="majorEastAsia" w:hAnsiTheme="majorHAnsi"/>
+      <w:rFonts w:asciiTheme="majorHAnsi" w:cstheme="majorBidi" w:hAnsiTheme="majorHAnsi" w:eastAsia="黑体"/>
       <w:color w:themeColor="text1" w:val="000000"/>
     </w:rPr>
     <w:tblPr>
@@ -10582,6 +11063,7 @@
     </w:tcPr>
     <w:tblStylePr w:type="firstRow">
       <w:rPr>
+        <w:rFonts w:eastAsia="黑体"/>
         <w:b/>
         <w:bCs/>
         <w:color w:themeColor="text1" w:val="000000"/>
@@ -10593,6 +11075,7 @@
     </w:tblStylePr>
     <w:tblStylePr w:type="lastRow">
       <w:rPr>
+        <w:rFonts w:eastAsia="黑体"/>
         <w:b/>
         <w:bCs/>
         <w:color w:themeColor="text1" w:val="000000"/>
@@ -10612,6 +11095,7 @@
     </w:tblStylePr>
     <w:tblStylePr w:type="firstCol">
       <w:rPr>
+        <w:rFonts w:eastAsia="黑体"/>
         <w:b/>
         <w:bCs/>
         <w:color w:themeColor="text1" w:val="000000"/>
@@ -10631,6 +11115,7 @@
     </w:tblStylePr>
     <w:tblStylePr w:type="lastCol">
       <w:rPr>
+        <w:rFonts w:eastAsia="黑体"/>
         <w:b w:val="0"/>
         <w:bCs w:val="0"/>
         <w:color w:themeColor="text1" w:val="000000"/>
@@ -10680,7 +11165,7 @@
       <w:spacing w:after="0" w:line="240" w:lineRule="auto"/>
     </w:pPr>
     <w:rPr>
-      <w:rFonts w:asciiTheme="majorHAnsi" w:cstheme="majorBidi" w:eastAsiaTheme="majorEastAsia" w:hAnsiTheme="majorHAnsi"/>
+      <w:rFonts w:asciiTheme="majorHAnsi" w:cstheme="majorBidi" w:hAnsiTheme="majorHAnsi" w:eastAsia="黑体"/>
       <w:color w:themeColor="text1" w:val="000000"/>
     </w:rPr>
     <w:tblPr>
@@ -10707,6 +11192,7 @@
     </w:tcPr>
     <w:tblStylePr w:type="firstRow">
       <w:rPr>
+        <w:rFonts w:eastAsia="黑体"/>
         <w:b/>
         <w:bCs/>
         <w:color w:themeColor="text1" w:val="000000"/>
@@ -10718,6 +11204,7 @@
     </w:tblStylePr>
     <w:tblStylePr w:type="lastRow">
       <w:rPr>
+        <w:rFonts w:eastAsia="黑体"/>
         <w:b/>
         <w:bCs/>
         <w:color w:themeColor="text1" w:val="000000"/>
@@ -10737,6 +11224,7 @@
     </w:tblStylePr>
     <w:tblStylePr w:type="firstCol">
       <w:rPr>
+        <w:rFonts w:eastAsia="黑体"/>
         <w:b/>
         <w:bCs/>
         <w:color w:themeColor="text1" w:val="000000"/>
@@ -10756,6 +11244,7 @@
     </w:tblStylePr>
     <w:tblStylePr w:type="lastCol">
       <w:rPr>
+        <w:rFonts w:eastAsia="黑体"/>
         <w:b w:val="0"/>
         <w:bCs w:val="0"/>
         <w:color w:themeColor="text1" w:val="000000"/>
@@ -10805,7 +11294,7 @@
       <w:spacing w:after="0" w:line="240" w:lineRule="auto"/>
     </w:pPr>
     <w:rPr>
-      <w:rFonts w:asciiTheme="majorHAnsi" w:cstheme="majorBidi" w:eastAsiaTheme="majorEastAsia" w:hAnsiTheme="majorHAnsi"/>
+      <w:rFonts w:asciiTheme="majorHAnsi" w:cstheme="majorBidi" w:hAnsiTheme="majorHAnsi" w:eastAsia="黑体"/>
       <w:color w:themeColor="text1" w:val="000000"/>
     </w:rPr>
     <w:tblPr>
@@ -10832,6 +11321,7 @@
     </w:tcPr>
     <w:tblStylePr w:type="firstRow">
       <w:rPr>
+        <w:rFonts w:eastAsia="黑体"/>
         <w:b/>
         <w:bCs/>
         <w:color w:themeColor="text1" w:val="000000"/>
@@ -10843,6 +11333,7 @@
     </w:tblStylePr>
     <w:tblStylePr w:type="lastRow">
       <w:rPr>
+        <w:rFonts w:eastAsia="黑体"/>
         <w:b/>
         <w:bCs/>
         <w:color w:themeColor="text1" w:val="000000"/>
@@ -10862,6 +11353,7 @@
     </w:tblStylePr>
     <w:tblStylePr w:type="firstCol">
       <w:rPr>
+        <w:rFonts w:eastAsia="黑体"/>
         <w:b/>
         <w:bCs/>
         <w:color w:themeColor="text1" w:val="000000"/>
@@ -10881,6 +11373,7 @@
     </w:tblStylePr>
     <w:tblStylePr w:type="lastCol">
       <w:rPr>
+        <w:rFonts w:eastAsia="黑体"/>
         <w:b w:val="0"/>
         <w:bCs w:val="0"/>
         <w:color w:themeColor="text1" w:val="000000"/>
@@ -10930,7 +11423,7 @@
       <w:spacing w:after="0" w:line="240" w:lineRule="auto"/>
     </w:pPr>
     <w:rPr>
-      <w:rFonts w:asciiTheme="majorHAnsi" w:cstheme="majorBidi" w:eastAsiaTheme="majorEastAsia" w:hAnsiTheme="majorHAnsi"/>
+      <w:rFonts w:asciiTheme="majorHAnsi" w:cstheme="majorBidi" w:hAnsiTheme="majorHAnsi" w:eastAsia="黑体"/>
       <w:color w:themeColor="text1" w:val="000000"/>
     </w:rPr>
     <w:tblPr>
@@ -10957,6 +11450,7 @@
     </w:tcPr>
     <w:tblStylePr w:type="firstRow">
       <w:rPr>
+        <w:rFonts w:eastAsia="黑体"/>
         <w:b/>
         <w:bCs/>
         <w:color w:themeColor="text1" w:val="000000"/>
@@ -10968,6 +11462,7 @@
     </w:tblStylePr>
     <w:tblStylePr w:type="lastRow">
       <w:rPr>
+        <w:rFonts w:eastAsia="黑体"/>
         <w:b/>
         <w:bCs/>
         <w:color w:themeColor="text1" w:val="000000"/>
@@ -10987,6 +11482,7 @@
     </w:tblStylePr>
     <w:tblStylePr w:type="firstCol">
       <w:rPr>
+        <w:rFonts w:eastAsia="黑体"/>
         <w:b/>
         <w:bCs/>
         <w:color w:themeColor="text1" w:val="000000"/>
@@ -11006,6 +11502,7 @@
     </w:tblStylePr>
     <w:tblStylePr w:type="lastCol">
       <w:rPr>
+        <w:rFonts w:eastAsia="黑体"/>
         <w:b w:val="0"/>
         <w:bCs w:val="0"/>
         <w:color w:themeColor="text1" w:val="000000"/>
@@ -11055,7 +11552,7 @@
       <w:spacing w:after="0" w:line="240" w:lineRule="auto"/>
     </w:pPr>
     <w:rPr>
-      <w:rFonts w:asciiTheme="majorHAnsi" w:cstheme="majorBidi" w:eastAsiaTheme="majorEastAsia" w:hAnsiTheme="majorHAnsi"/>
+      <w:rFonts w:asciiTheme="majorHAnsi" w:cstheme="majorBidi" w:hAnsiTheme="majorHAnsi" w:eastAsia="黑体"/>
       <w:color w:themeColor="text1" w:val="000000"/>
     </w:rPr>
     <w:tblPr>
@@ -11082,6 +11579,7 @@
     </w:tcPr>
     <w:tblStylePr w:type="firstRow">
       <w:rPr>
+        <w:rFonts w:eastAsia="黑体"/>
         <w:b/>
         <w:bCs/>
         <w:color w:themeColor="text1" w:val="000000"/>
@@ -11093,6 +11591,7 @@
     </w:tblStylePr>
     <w:tblStylePr w:type="lastRow">
       <w:rPr>
+        <w:rFonts w:eastAsia="黑体"/>
         <w:b/>
         <w:bCs/>
         <w:color w:themeColor="text1" w:val="000000"/>
@@ -11112,6 +11611,7 @@
     </w:tblStylePr>
     <w:tblStylePr w:type="firstCol">
       <w:rPr>
+        <w:rFonts w:eastAsia="黑体"/>
         <w:b/>
         <w:bCs/>
         <w:color w:themeColor="text1" w:val="000000"/>
@@ -11131,6 +11631,7 @@
     </w:tblStylePr>
     <w:tblStylePr w:type="lastCol">
       <w:rPr>
+        <w:rFonts w:eastAsia="黑体"/>
         <w:b w:val="0"/>
         <w:bCs w:val="0"/>
         <w:color w:themeColor="text1" w:val="000000"/>
@@ -11203,6 +11704,7 @@
     </w:tcPr>
     <w:tblStylePr w:type="firstRow">
       <w:rPr>
+        <w:rFonts w:eastAsia="黑体"/>
         <w:b/>
         <w:bCs/>
         <w:i w:val="0"/>
@@ -11224,6 +11726,7 @@
     </w:tblStylePr>
     <w:tblStylePr w:type="lastRow">
       <w:rPr>
+        <w:rFonts w:eastAsia="黑体"/>
         <w:b/>
         <w:bCs/>
         <w:i w:val="0"/>
@@ -11245,6 +11748,7 @@
     </w:tblStylePr>
     <w:tblStylePr w:type="firstCol">
       <w:rPr>
+        <w:rFonts w:eastAsia="黑体"/>
         <w:b/>
         <w:bCs/>
         <w:i w:val="0"/>
@@ -11264,6 +11768,7 @@
     </w:tblStylePr>
     <w:tblStylePr w:type="lastCol">
       <w:rPr>
+        <w:rFonts w:eastAsia="黑体"/>
         <w:b/>
         <w:bCs/>
         <w:i w:val="0"/>
@@ -11344,6 +11849,7 @@
     </w:tcPr>
     <w:tblStylePr w:type="firstRow">
       <w:rPr>
+        <w:rFonts w:eastAsia="黑体"/>
         <w:b/>
         <w:bCs/>
         <w:i w:val="0"/>
@@ -11365,6 +11871,7 @@
     </w:tblStylePr>
     <w:tblStylePr w:type="lastRow">
       <w:rPr>
+        <w:rFonts w:eastAsia="黑体"/>
         <w:b/>
         <w:bCs/>
         <w:i w:val="0"/>
@@ -11386,6 +11893,7 @@
     </w:tblStylePr>
     <w:tblStylePr w:type="firstCol">
       <w:rPr>
+        <w:rFonts w:eastAsia="黑体"/>
         <w:b/>
         <w:bCs/>
         <w:i w:val="0"/>
@@ -11405,6 +11913,7 @@
     </w:tblStylePr>
     <w:tblStylePr w:type="lastCol">
       <w:rPr>
+        <w:rFonts w:eastAsia="黑体"/>
         <w:b/>
         <w:bCs/>
         <w:i w:val="0"/>
@@ -11485,6 +11994,7 @@
     </w:tcPr>
     <w:tblStylePr w:type="firstRow">
       <w:rPr>
+        <w:rFonts w:eastAsia="黑体"/>
         <w:b/>
         <w:bCs/>
         <w:i w:val="0"/>
@@ -11506,6 +12016,7 @@
     </w:tblStylePr>
     <w:tblStylePr w:type="lastRow">
       <w:rPr>
+        <w:rFonts w:eastAsia="黑体"/>
         <w:b/>
         <w:bCs/>
         <w:i w:val="0"/>
@@ -11527,6 +12038,7 @@
     </w:tblStylePr>
     <w:tblStylePr w:type="firstCol">
       <w:rPr>
+        <w:rFonts w:eastAsia="黑体"/>
         <w:b/>
         <w:bCs/>
         <w:i w:val="0"/>
@@ -11546,6 +12058,7 @@
     </w:tblStylePr>
     <w:tblStylePr w:type="lastCol">
       <w:rPr>
+        <w:rFonts w:eastAsia="黑体"/>
         <w:b/>
         <w:bCs/>
         <w:i w:val="0"/>
@@ -11626,6 +12139,7 @@
     </w:tcPr>
     <w:tblStylePr w:type="firstRow">
       <w:rPr>
+        <w:rFonts w:eastAsia="黑体"/>
         <w:b/>
         <w:bCs/>
         <w:i w:val="0"/>
@@ -11647,6 +12161,7 @@
     </w:tblStylePr>
     <w:tblStylePr w:type="lastRow">
       <w:rPr>
+        <w:rFonts w:eastAsia="黑体"/>
         <w:b/>
         <w:bCs/>
         <w:i w:val="0"/>
@@ -11668,6 +12183,7 @@
     </w:tblStylePr>
     <w:tblStylePr w:type="firstCol">
       <w:rPr>
+        <w:rFonts w:eastAsia="黑体"/>
         <w:b/>
         <w:bCs/>
         <w:i w:val="0"/>
@@ -11687,6 +12203,7 @@
     </w:tblStylePr>
     <w:tblStylePr w:type="lastCol">
       <w:rPr>
+        <w:rFonts w:eastAsia="黑体"/>
         <w:b/>
         <w:bCs/>
         <w:i w:val="0"/>
@@ -11767,6 +12284,7 @@
     </w:tcPr>
     <w:tblStylePr w:type="firstRow">
       <w:rPr>
+        <w:rFonts w:eastAsia="黑体"/>
         <w:b/>
         <w:bCs/>
         <w:i w:val="0"/>
@@ -11788,6 +12306,7 @@
     </w:tblStylePr>
     <w:tblStylePr w:type="lastRow">
       <w:rPr>
+        <w:rFonts w:eastAsia="黑体"/>
         <w:b/>
         <w:bCs/>
         <w:i w:val="0"/>
@@ -11809,6 +12328,7 @@
     </w:tblStylePr>
     <w:tblStylePr w:type="firstCol">
       <w:rPr>
+        <w:rFonts w:eastAsia="黑体"/>
         <w:b/>
         <w:bCs/>
         <w:i w:val="0"/>
@@ -11828,6 +12348,7 @@
     </w:tblStylePr>
     <w:tblStylePr w:type="lastCol">
       <w:rPr>
+        <w:rFonts w:eastAsia="黑体"/>
         <w:b/>
         <w:bCs/>
         <w:i w:val="0"/>
@@ -11908,6 +12429,7 @@
     </w:tcPr>
     <w:tblStylePr w:type="firstRow">
       <w:rPr>
+        <w:rFonts w:eastAsia="黑体"/>
         <w:b/>
         <w:bCs/>
         <w:i w:val="0"/>
@@ -11929,6 +12451,7 @@
     </w:tblStylePr>
     <w:tblStylePr w:type="lastRow">
       <w:rPr>
+        <w:rFonts w:eastAsia="黑体"/>
         <w:b/>
         <w:bCs/>
         <w:i w:val="0"/>
@@ -11950,6 +12473,7 @@
     </w:tblStylePr>
     <w:tblStylePr w:type="firstCol">
       <w:rPr>
+        <w:rFonts w:eastAsia="黑体"/>
         <w:b/>
         <w:bCs/>
         <w:i w:val="0"/>
@@ -11969,6 +12493,7 @@
     </w:tblStylePr>
     <w:tblStylePr w:type="lastCol">
       <w:rPr>
+        <w:rFonts w:eastAsia="黑体"/>
         <w:b/>
         <w:bCs/>
         <w:i w:val="0"/>
@@ -12049,6 +12574,7 @@
     </w:tcPr>
     <w:tblStylePr w:type="firstRow">
       <w:rPr>
+        <w:rFonts w:eastAsia="黑体"/>
         <w:b/>
         <w:bCs/>
         <w:i w:val="0"/>
@@ -12070,6 +12596,7 @@
     </w:tblStylePr>
     <w:tblStylePr w:type="lastRow">
       <w:rPr>
+        <w:rFonts w:eastAsia="黑体"/>
         <w:b/>
         <w:bCs/>
         <w:i w:val="0"/>
@@ -12091,6 +12618,7 @@
     </w:tblStylePr>
     <w:tblStylePr w:type="firstCol">
       <w:rPr>
+        <w:rFonts w:eastAsia="黑体"/>
         <w:b/>
         <w:bCs/>
         <w:i w:val="0"/>
@@ -12110,6 +12638,7 @@
     </w:tblStylePr>
     <w:tblStylePr w:type="lastCol">
       <w:rPr>
+        <w:rFonts w:eastAsia="黑体"/>
         <w:b/>
         <w:bCs/>
         <w:i w:val="0"/>
@@ -12167,6 +12696,7 @@
       <w:spacing w:after="0" w:line="240" w:lineRule="auto"/>
     </w:pPr>
     <w:rPr>
+      <w:rFonts w:eastAsia="黑体"/>
       <w:color w:themeColor="background1" w:val="FFFFFF"/>
     </w:rPr>
     <w:tblPr>
@@ -12185,6 +12715,7 @@
     </w:tcPr>
     <w:tblStylePr w:type="firstRow">
       <w:rPr>
+        <w:rFonts w:eastAsia="黑体"/>
         <w:b/>
         <w:bCs/>
       </w:rPr>
@@ -12281,6 +12812,7 @@
       <w:spacing w:after="0" w:line="240" w:lineRule="auto"/>
     </w:pPr>
     <w:rPr>
+      <w:rFonts w:eastAsia="黑体"/>
       <w:color w:themeColor="background1" w:val="FFFFFF"/>
     </w:rPr>
     <w:tblPr>
@@ -12299,6 +12831,7 @@
     </w:tcPr>
     <w:tblStylePr w:type="firstRow">
       <w:rPr>
+        <w:rFonts w:eastAsia="黑体"/>
         <w:b/>
         <w:bCs/>
       </w:rPr>
@@ -12395,6 +12928,7 @@
       <w:spacing w:after="0" w:line="240" w:lineRule="auto"/>
     </w:pPr>
     <w:rPr>
+      <w:rFonts w:eastAsia="黑体"/>
       <w:color w:themeColor="background1" w:val="FFFFFF"/>
     </w:rPr>
     <w:tblPr>
@@ -12413,6 +12947,7 @@
     </w:tcPr>
     <w:tblStylePr w:type="firstRow">
       <w:rPr>
+        <w:rFonts w:eastAsia="黑体"/>
         <w:b/>
         <w:bCs/>
       </w:rPr>
@@ -12509,6 +13044,7 @@
       <w:spacing w:after="0" w:line="240" w:lineRule="auto"/>
     </w:pPr>
     <w:rPr>
+      <w:rFonts w:eastAsia="黑体"/>
       <w:color w:themeColor="background1" w:val="FFFFFF"/>
     </w:rPr>
     <w:tblPr>
@@ -12527,6 +13063,7 @@
     </w:tcPr>
     <w:tblStylePr w:type="firstRow">
       <w:rPr>
+        <w:rFonts w:eastAsia="黑体"/>
         <w:b/>
         <w:bCs/>
       </w:rPr>
@@ -12623,6 +13160,7 @@
       <w:spacing w:after="0" w:line="240" w:lineRule="auto"/>
     </w:pPr>
     <w:rPr>
+      <w:rFonts w:eastAsia="黑体"/>
       <w:color w:themeColor="background1" w:val="FFFFFF"/>
     </w:rPr>
     <w:tblPr>
@@ -12641,6 +13179,7 @@
     </w:tcPr>
     <w:tblStylePr w:type="firstRow">
       <w:rPr>
+        <w:rFonts w:eastAsia="黑体"/>
         <w:b/>
         <w:bCs/>
       </w:rPr>
@@ -12737,6 +13276,7 @@
       <w:spacing w:after="0" w:line="240" w:lineRule="auto"/>
     </w:pPr>
     <w:rPr>
+      <w:rFonts w:eastAsia="黑体"/>
       <w:color w:themeColor="background1" w:val="FFFFFF"/>
     </w:rPr>
     <w:tblPr>
@@ -12755,6 +13295,7 @@
     </w:tcPr>
     <w:tblStylePr w:type="firstRow">
       <w:rPr>
+        <w:rFonts w:eastAsia="黑体"/>
         <w:b/>
         <w:bCs/>
       </w:rPr>
@@ -12851,6 +13392,7 @@
       <w:spacing w:after="0" w:line="240" w:lineRule="auto"/>
     </w:pPr>
     <w:rPr>
+      <w:rFonts w:eastAsia="黑体"/>
       <w:color w:themeColor="background1" w:val="FFFFFF"/>
     </w:rPr>
     <w:tblPr>
@@ -12869,6 +13411,7 @@
     </w:tcPr>
     <w:tblStylePr w:type="firstRow">
       <w:rPr>
+        <w:rFonts w:eastAsia="黑体"/>
         <w:b/>
         <w:bCs/>
       </w:rPr>
@@ -12965,6 +13508,7 @@
       <w:spacing w:after="0" w:line="240" w:lineRule="auto"/>
     </w:pPr>
     <w:rPr>
+      <w:rFonts w:eastAsia="黑体"/>
       <w:color w:themeColor="text1" w:val="000000"/>
     </w:rPr>
     <w:tblPr>
@@ -12991,6 +13535,7 @@
     </w:tcPr>
     <w:tblStylePr w:type="firstRow">
       <w:rPr>
+        <w:rFonts w:eastAsia="黑体"/>
         <w:b/>
         <w:bCs/>
       </w:rPr>
@@ -13009,6 +13554,7 @@
     </w:tblStylePr>
     <w:tblStylePr w:type="lastRow">
       <w:rPr>
+        <w:rFonts w:eastAsia="黑体"/>
         <w:b/>
         <w:bCs/>
         <w:color w:themeColor="background1" w:val="FFFFFF"/>
@@ -13023,6 +13569,7 @@
     </w:tblStylePr>
     <w:tblStylePr w:type="firstCol">
       <w:rPr>
+        <w:rFonts w:eastAsia="黑体"/>
         <w:color w:themeColor="background1" w:val="FFFFFF"/>
       </w:rPr>
       <w:tblPr/>
@@ -13040,6 +13587,7 @@
     </w:tblStylePr>
     <w:tblStylePr w:type="lastCol">
       <w:rPr>
+        <w:rFonts w:eastAsia="黑体"/>
         <w:color w:themeColor="background1" w:val="FFFFFF"/>
       </w:rPr>
       <w:tblPr/>
@@ -13069,11 +13617,13 @@
     </w:tblStylePr>
     <w:tblStylePr w:type="neCell">
       <w:rPr>
+        <w:rFonts w:eastAsia="黑体"/>
         <w:color w:themeColor="text1" w:val="000000"/>
       </w:rPr>
     </w:tblStylePr>
     <w:tblStylePr w:type="nwCell">
       <w:rPr>
+        <w:rFonts w:eastAsia="黑体"/>
         <w:color w:themeColor="text1" w:val="000000"/>
       </w:rPr>
     </w:tblStylePr>
@@ -13087,6 +13637,7 @@
       <w:spacing w:after="0" w:line="240" w:lineRule="auto"/>
     </w:pPr>
     <w:rPr>
+      <w:rFonts w:eastAsia="黑体"/>
       <w:color w:themeColor="text1" w:val="000000"/>
     </w:rPr>
     <w:tblPr>
@@ -13113,6 +13664,7 @@
     </w:tcPr>
     <w:tblStylePr w:type="firstRow">
       <w:rPr>
+        <w:rFonts w:eastAsia="黑体"/>
         <w:b/>
         <w:bCs/>
       </w:rPr>
@@ -13131,6 +13683,7 @@
     </w:tblStylePr>
     <w:tblStylePr w:type="lastRow">
       <w:rPr>
+        <w:rFonts w:eastAsia="黑体"/>
         <w:b/>
         <w:bCs/>
         <w:color w:themeColor="background1" w:val="FFFFFF"/>
@@ -13145,6 +13698,7 @@
     </w:tblStylePr>
     <w:tblStylePr w:type="firstCol">
       <w:rPr>
+        <w:rFonts w:eastAsia="黑体"/>
         <w:color w:themeColor="background1" w:val="FFFFFF"/>
       </w:rPr>
       <w:tblPr/>
@@ -13162,6 +13716,7 @@
     </w:tblStylePr>
     <w:tblStylePr w:type="lastCol">
       <w:rPr>
+        <w:rFonts w:eastAsia="黑体"/>
         <w:color w:themeColor="background1" w:val="FFFFFF"/>
       </w:rPr>
       <w:tblPr/>
@@ -13191,11 +13746,13 @@
     </w:tblStylePr>
     <w:tblStylePr w:type="neCell">
       <w:rPr>
+        <w:rFonts w:eastAsia="黑体"/>
         <w:color w:themeColor="text1" w:val="000000"/>
       </w:rPr>
     </w:tblStylePr>
     <w:tblStylePr w:type="nwCell">
       <w:rPr>
+        <w:rFonts w:eastAsia="黑体"/>
         <w:color w:themeColor="text1" w:val="000000"/>
       </w:rPr>
     </w:tblStylePr>
@@ -13209,6 +13766,7 @@
       <w:spacing w:after="0" w:line="240" w:lineRule="auto"/>
     </w:pPr>
     <w:rPr>
+      <w:rFonts w:eastAsia="黑体"/>
       <w:color w:themeColor="text1" w:val="000000"/>
     </w:rPr>
     <w:tblPr>
@@ -13235,6 +13793,7 @@
     </w:tcPr>
     <w:tblStylePr w:type="firstRow">
       <w:rPr>
+        <w:rFonts w:eastAsia="黑体"/>
         <w:b/>
         <w:bCs/>
       </w:rPr>
@@ -13253,6 +13812,7 @@
     </w:tblStylePr>
     <w:tblStylePr w:type="lastRow">
       <w:rPr>
+        <w:rFonts w:eastAsia="黑体"/>
         <w:b/>
         <w:bCs/>
         <w:color w:themeColor="background1" w:val="FFFFFF"/>
@@ -13267,6 +13827,7 @@
     </w:tblStylePr>
     <w:tblStylePr w:type="firstCol">
       <w:rPr>
+        <w:rFonts w:eastAsia="黑体"/>
         <w:color w:themeColor="background1" w:val="FFFFFF"/>
       </w:rPr>
       <w:tblPr/>
@@ -13284,6 +13845,7 @@
     </w:tblStylePr>
     <w:tblStylePr w:type="lastCol">
       <w:rPr>
+        <w:rFonts w:eastAsia="黑体"/>
         <w:color w:themeColor="background1" w:val="FFFFFF"/>
       </w:rPr>
       <w:tblPr/>
@@ -13313,11 +13875,13 @@
     </w:tblStylePr>
     <w:tblStylePr w:type="neCell">
       <w:rPr>
+        <w:rFonts w:eastAsia="黑体"/>
         <w:color w:themeColor="text1" w:val="000000"/>
       </w:rPr>
     </w:tblStylePr>
     <w:tblStylePr w:type="nwCell">
       <w:rPr>
+        <w:rFonts w:eastAsia="黑体"/>
         <w:color w:themeColor="text1" w:val="000000"/>
       </w:rPr>
     </w:tblStylePr>
@@ -13331,6 +13895,7 @@
       <w:spacing w:after="0" w:line="240" w:lineRule="auto"/>
     </w:pPr>
     <w:rPr>
+      <w:rFonts w:eastAsia="黑体"/>
       <w:color w:themeColor="text1" w:val="000000"/>
     </w:rPr>
     <w:tblPr>
@@ -13357,6 +13922,7 @@
     </w:tcPr>
     <w:tblStylePr w:type="firstRow">
       <w:rPr>
+        <w:rFonts w:eastAsia="黑体"/>
         <w:b/>
         <w:bCs/>
       </w:rPr>
@@ -13375,6 +13941,7 @@
     </w:tblStylePr>
     <w:tblStylePr w:type="lastRow">
       <w:rPr>
+        <w:rFonts w:eastAsia="黑体"/>
         <w:b/>
         <w:bCs/>
         <w:color w:themeColor="background1" w:val="FFFFFF"/>
@@ -13389,6 +13956,7 @@
     </w:tblStylePr>
     <w:tblStylePr w:type="firstCol">
       <w:rPr>
+        <w:rFonts w:eastAsia="黑体"/>
         <w:color w:themeColor="background1" w:val="FFFFFF"/>
       </w:rPr>
       <w:tblPr/>
@@ -13406,6 +13974,7 @@
     </w:tblStylePr>
     <w:tblStylePr w:type="lastCol">
       <w:rPr>
+        <w:rFonts w:eastAsia="黑体"/>
         <w:color w:themeColor="background1" w:val="FFFFFF"/>
       </w:rPr>
       <w:tblPr/>
@@ -13443,6 +14012,7 @@
       <w:spacing w:after="0" w:line="240" w:lineRule="auto"/>
     </w:pPr>
     <w:rPr>
+      <w:rFonts w:eastAsia="黑体"/>
       <w:color w:themeColor="text1" w:val="000000"/>
     </w:rPr>
     <w:tblPr>
@@ -13469,6 +14039,7 @@
     </w:tcPr>
     <w:tblStylePr w:type="firstRow">
       <w:rPr>
+        <w:rFonts w:eastAsia="黑体"/>
         <w:b/>
         <w:bCs/>
       </w:rPr>
@@ -13487,6 +14058,7 @@
     </w:tblStylePr>
     <w:tblStylePr w:type="lastRow">
       <w:rPr>
+        <w:rFonts w:eastAsia="黑体"/>
         <w:b/>
         <w:bCs/>
         <w:color w:themeColor="background1" w:val="FFFFFF"/>
@@ -13501,6 +14073,7 @@
     </w:tblStylePr>
     <w:tblStylePr w:type="firstCol">
       <w:rPr>
+        <w:rFonts w:eastAsia="黑体"/>
         <w:color w:themeColor="background1" w:val="FFFFFF"/>
       </w:rPr>
       <w:tblPr/>
@@ -13518,6 +14091,7 @@
     </w:tblStylePr>
     <w:tblStylePr w:type="lastCol">
       <w:rPr>
+        <w:rFonts w:eastAsia="黑体"/>
         <w:color w:themeColor="background1" w:val="FFFFFF"/>
       </w:rPr>
       <w:tblPr/>
@@ -13547,11 +14121,13 @@
     </w:tblStylePr>
     <w:tblStylePr w:type="neCell">
       <w:rPr>
+        <w:rFonts w:eastAsia="黑体"/>
         <w:color w:themeColor="text1" w:val="000000"/>
       </w:rPr>
     </w:tblStylePr>
     <w:tblStylePr w:type="nwCell">
       <w:rPr>
+        <w:rFonts w:eastAsia="黑体"/>
         <w:color w:themeColor="text1" w:val="000000"/>
       </w:rPr>
     </w:tblStylePr>
@@ -13565,6 +14141,7 @@
       <w:spacing w:after="0" w:line="240" w:lineRule="auto"/>
     </w:pPr>
     <w:rPr>
+      <w:rFonts w:eastAsia="黑体"/>
       <w:color w:themeColor="text1" w:val="000000"/>
     </w:rPr>
     <w:tblPr>
@@ -13591,6 +14168,7 @@
     </w:tcPr>
     <w:tblStylePr w:type="firstRow">
       <w:rPr>
+        <w:rFonts w:eastAsia="黑体"/>
         <w:b/>
         <w:bCs/>
       </w:rPr>
@@ -13609,6 +14187,7 @@
     </w:tblStylePr>
     <w:tblStylePr w:type="lastRow">
       <w:rPr>
+        <w:rFonts w:eastAsia="黑体"/>
         <w:b/>
         <w:bCs/>
         <w:color w:themeColor="background1" w:val="FFFFFF"/>
@@ -13623,6 +14202,7 @@
     </w:tblStylePr>
     <w:tblStylePr w:type="firstCol">
       <w:rPr>
+        <w:rFonts w:eastAsia="黑体"/>
         <w:color w:themeColor="background1" w:val="FFFFFF"/>
       </w:rPr>
       <w:tblPr/>
@@ -13640,6 +14220,7 @@
     </w:tblStylePr>
     <w:tblStylePr w:type="lastCol">
       <w:rPr>
+        <w:rFonts w:eastAsia="黑体"/>
         <w:color w:themeColor="background1" w:val="FFFFFF"/>
       </w:rPr>
       <w:tblPr/>
@@ -13669,11 +14250,13 @@
     </w:tblStylePr>
     <w:tblStylePr w:type="neCell">
       <w:rPr>
+        <w:rFonts w:eastAsia="黑体"/>
         <w:color w:themeColor="text1" w:val="000000"/>
       </w:rPr>
     </w:tblStylePr>
     <w:tblStylePr w:type="nwCell">
       <w:rPr>
+        <w:rFonts w:eastAsia="黑体"/>
         <w:color w:themeColor="text1" w:val="000000"/>
       </w:rPr>
     </w:tblStylePr>
@@ -13687,6 +14270,7 @@
       <w:spacing w:after="0" w:line="240" w:lineRule="auto"/>
     </w:pPr>
     <w:rPr>
+      <w:rFonts w:eastAsia="黑体"/>
       <w:color w:themeColor="text1" w:val="000000"/>
     </w:rPr>
     <w:tblPr>
@@ -13713,6 +14297,7 @@
     </w:tcPr>
     <w:tblStylePr w:type="firstRow">
       <w:rPr>
+        <w:rFonts w:eastAsia="黑体"/>
         <w:b/>
         <w:bCs/>
       </w:rPr>
@@ -13731,6 +14316,7 @@
     </w:tblStylePr>
     <w:tblStylePr w:type="lastRow">
       <w:rPr>
+        <w:rFonts w:eastAsia="黑体"/>
         <w:b/>
         <w:bCs/>
         <w:color w:themeColor="background1" w:val="FFFFFF"/>
@@ -13745,6 +14331,7 @@
     </w:tblStylePr>
     <w:tblStylePr w:type="firstCol">
       <w:rPr>
+        <w:rFonts w:eastAsia="黑体"/>
         <w:color w:themeColor="background1" w:val="FFFFFF"/>
       </w:rPr>
       <w:tblPr/>
@@ -13762,6 +14349,7 @@
     </w:tblStylePr>
     <w:tblStylePr w:type="lastCol">
       <w:rPr>
+        <w:rFonts w:eastAsia="黑体"/>
         <w:color w:themeColor="background1" w:val="FFFFFF"/>
       </w:rPr>
       <w:tblPr/>
@@ -13791,11 +14379,13 @@
     </w:tblStylePr>
     <w:tblStylePr w:type="neCell">
       <w:rPr>
+        <w:rFonts w:eastAsia="黑体"/>
         <w:color w:themeColor="text1" w:val="000000"/>
       </w:rPr>
     </w:tblStylePr>
     <w:tblStylePr w:type="nwCell">
       <w:rPr>
+        <w:rFonts w:eastAsia="黑体"/>
         <w:color w:themeColor="text1" w:val="000000"/>
       </w:rPr>
     </w:tblStylePr>
@@ -13809,6 +14399,7 @@
       <w:spacing w:after="0" w:line="240" w:lineRule="auto"/>
     </w:pPr>
     <w:rPr>
+      <w:rFonts w:eastAsia="黑体"/>
       <w:color w:themeColor="text1" w:val="000000"/>
     </w:rPr>
     <w:tblPr>
@@ -13827,6 +14418,7 @@
     </w:tcPr>
     <w:tblStylePr w:type="firstRow">
       <w:rPr>
+        <w:rFonts w:eastAsia="黑体"/>
         <w:b/>
         <w:bCs/>
         <w:color w:themeColor="background1" w:val="FFFFFF"/>
@@ -13841,6 +14433,7 @@
     </w:tblStylePr>
     <w:tblStylePr w:type="lastRow">
       <w:rPr>
+        <w:rFonts w:eastAsia="黑体"/>
         <w:b/>
         <w:bCs/>
         <w:color w:themeColor="accent2" w:themeShade="CC" w:val="9E3A38"/>
@@ -13855,12 +14448,14 @@
     </w:tblStylePr>
     <w:tblStylePr w:type="firstCol">
       <w:rPr>
+        <w:rFonts w:eastAsia="黑体"/>
         <w:b/>
         <w:bCs/>
       </w:rPr>
     </w:tblStylePr>
     <w:tblStylePr w:type="lastCol">
       <w:rPr>
+        <w:rFonts w:eastAsia="黑体"/>
         <w:b/>
         <w:bCs/>
       </w:rPr>
@@ -13895,6 +14490,7 @@
       <w:spacing w:after="0" w:line="240" w:lineRule="auto"/>
     </w:pPr>
     <w:rPr>
+      <w:rFonts w:eastAsia="黑体"/>
       <w:color w:themeColor="text1" w:val="000000"/>
     </w:rPr>
     <w:tblPr>
@@ -13913,6 +14509,7 @@
     </w:tcPr>
     <w:tblStylePr w:type="firstRow">
       <w:rPr>
+        <w:rFonts w:eastAsia="黑体"/>
         <w:b/>
         <w:bCs/>
         <w:color w:themeColor="background1" w:val="FFFFFF"/>
@@ -13927,6 +14524,7 @@
     </w:tblStylePr>
     <w:tblStylePr w:type="lastRow">
       <w:rPr>
+        <w:rFonts w:eastAsia="黑体"/>
         <w:b/>
         <w:bCs/>
         <w:color w:themeColor="accent2" w:themeShade="CC" w:val="9E3A38"/>
@@ -13941,12 +14539,14 @@
     </w:tblStylePr>
     <w:tblStylePr w:type="firstCol">
       <w:rPr>
+        <w:rFonts w:eastAsia="黑体"/>
         <w:b/>
         <w:bCs/>
       </w:rPr>
     </w:tblStylePr>
     <w:tblStylePr w:type="lastCol">
       <w:rPr>
+        <w:rFonts w:eastAsia="黑体"/>
         <w:b/>
         <w:bCs/>
       </w:rPr>
@@ -13981,6 +14581,7 @@
       <w:spacing w:after="0" w:line="240" w:lineRule="auto"/>
     </w:pPr>
     <w:rPr>
+      <w:rFonts w:eastAsia="黑体"/>
       <w:color w:themeColor="text1" w:val="000000"/>
     </w:rPr>
     <w:tblPr>
@@ -13999,6 +14600,7 @@
     </w:tcPr>
     <w:tblStylePr w:type="firstRow">
       <w:rPr>
+        <w:rFonts w:eastAsia="黑体"/>
         <w:b/>
         <w:bCs/>
         <w:color w:themeColor="background1" w:val="FFFFFF"/>
@@ -14013,6 +14615,7 @@
     </w:tblStylePr>
     <w:tblStylePr w:type="lastRow">
       <w:rPr>
+        <w:rFonts w:eastAsia="黑体"/>
         <w:b/>
         <w:bCs/>
         <w:color w:themeColor="accent2" w:themeShade="CC" w:val="9E3A38"/>
@@ -14027,12 +14630,14 @@
     </w:tblStylePr>
     <w:tblStylePr w:type="firstCol">
       <w:rPr>
+        <w:rFonts w:eastAsia="黑体"/>
         <w:b/>
         <w:bCs/>
       </w:rPr>
     </w:tblStylePr>
     <w:tblStylePr w:type="lastCol">
       <w:rPr>
+        <w:rFonts w:eastAsia="黑体"/>
         <w:b/>
         <w:bCs/>
       </w:rPr>
@@ -14067,6 +14672,7 @@
       <w:spacing w:after="0" w:line="240" w:lineRule="auto"/>
     </w:pPr>
     <w:rPr>
+      <w:rFonts w:eastAsia="黑体"/>
       <w:color w:themeColor="text1" w:val="000000"/>
     </w:rPr>
     <w:tblPr>
@@ -14085,6 +14691,7 @@
     </w:tcPr>
     <w:tblStylePr w:type="firstRow">
       <w:rPr>
+        <w:rFonts w:eastAsia="黑体"/>
         <w:b/>
         <w:bCs/>
         <w:color w:themeColor="background1" w:val="FFFFFF"/>
@@ -14099,6 +14706,7 @@
     </w:tblStylePr>
     <w:tblStylePr w:type="lastRow">
       <w:rPr>
+        <w:rFonts w:eastAsia="黑体"/>
         <w:b/>
         <w:bCs/>
         <w:color w:themeColor="accent4" w:themeShade="CC" w:val="664E82"/>
@@ -14113,12 +14721,14 @@
     </w:tblStylePr>
     <w:tblStylePr w:type="firstCol">
       <w:rPr>
+        <w:rFonts w:eastAsia="黑体"/>
         <w:b/>
         <w:bCs/>
       </w:rPr>
     </w:tblStylePr>
     <w:tblStylePr w:type="lastCol">
       <w:rPr>
+        <w:rFonts w:eastAsia="黑体"/>
         <w:b/>
         <w:bCs/>
       </w:rPr>
@@ -14153,6 +14763,7 @@
       <w:spacing w:after="0" w:line="240" w:lineRule="auto"/>
     </w:pPr>
     <w:rPr>
+      <w:rFonts w:eastAsia="黑体"/>
       <w:color w:themeColor="text1" w:val="000000"/>
     </w:rPr>
     <w:tblPr>
@@ -14171,6 +14782,7 @@
     </w:tcPr>
     <w:tblStylePr w:type="firstRow">
       <w:rPr>
+        <w:rFonts w:eastAsia="黑体"/>
         <w:b/>
         <w:bCs/>
         <w:color w:themeColor="background1" w:val="FFFFFF"/>
@@ -14185,6 +14797,7 @@
     </w:tblStylePr>
     <w:tblStylePr w:type="lastRow">
       <w:rPr>
+        <w:rFonts w:eastAsia="黑体"/>
         <w:b/>
         <w:bCs/>
         <w:color w:themeColor="accent3" w:themeShade="CC" w:val="7E9C40"/>
@@ -14199,12 +14812,14 @@
     </w:tblStylePr>
     <w:tblStylePr w:type="firstCol">
       <w:rPr>
+        <w:rFonts w:eastAsia="黑体"/>
         <w:b/>
         <w:bCs/>
       </w:rPr>
     </w:tblStylePr>
     <w:tblStylePr w:type="lastCol">
       <w:rPr>
+        <w:rFonts w:eastAsia="黑体"/>
         <w:b/>
         <w:bCs/>
       </w:rPr>
@@ -14239,6 +14854,7 @@
       <w:spacing w:after="0" w:line="240" w:lineRule="auto"/>
     </w:pPr>
     <w:rPr>
+      <w:rFonts w:eastAsia="黑体"/>
       <w:color w:themeColor="text1" w:val="000000"/>
     </w:rPr>
     <w:tblPr>
@@ -14257,6 +14873,7 @@
     </w:tcPr>
     <w:tblStylePr w:type="firstRow">
       <w:rPr>
+        <w:rFonts w:eastAsia="黑体"/>
         <w:b/>
         <w:bCs/>
         <w:color w:themeColor="background1" w:val="FFFFFF"/>
@@ -14271,6 +14888,7 @@
     </w:tblStylePr>
     <w:tblStylePr w:type="lastRow">
       <w:rPr>
+        <w:rFonts w:eastAsia="黑体"/>
         <w:b/>
         <w:bCs/>
         <w:color w:themeColor="accent6" w:themeShade="CC" w:val="F2730A"/>
@@ -14285,12 +14903,14 @@
     </w:tblStylePr>
     <w:tblStylePr w:type="firstCol">
       <w:rPr>
+        <w:rFonts w:eastAsia="黑体"/>
         <w:b/>
         <w:bCs/>
       </w:rPr>
     </w:tblStylePr>
     <w:tblStylePr w:type="lastCol">
       <w:rPr>
+        <w:rFonts w:eastAsia="黑体"/>
         <w:b/>
         <w:bCs/>
       </w:rPr>
@@ -14325,6 +14945,7 @@
       <w:spacing w:after="0" w:line="240" w:lineRule="auto"/>
     </w:pPr>
     <w:rPr>
+      <w:rFonts w:eastAsia="黑体"/>
       <w:color w:themeColor="text1" w:val="000000"/>
     </w:rPr>
     <w:tblPr>
@@ -14343,6 +14964,7 @@
     </w:tcPr>
     <w:tblStylePr w:type="firstRow">
       <w:rPr>
+        <w:rFonts w:eastAsia="黑体"/>
         <w:b/>
         <w:bCs/>
         <w:color w:themeColor="background1" w:val="FFFFFF"/>
@@ -14357,6 +14979,7 @@
     </w:tblStylePr>
     <w:tblStylePr w:type="lastRow">
       <w:rPr>
+        <w:rFonts w:eastAsia="黑体"/>
         <w:b/>
         <w:bCs/>
         <w:color w:themeColor="accent5" w:themeShade="CC" w:val="348DA5"/>
@@ -14371,12 +14994,14 @@
     </w:tblStylePr>
     <w:tblStylePr w:type="firstCol">
       <w:rPr>
+        <w:rFonts w:eastAsia="黑体"/>
         <w:b/>
         <w:bCs/>
       </w:rPr>
     </w:tblStylePr>
     <w:tblStylePr w:type="lastCol">
       <w:rPr>
+        <w:rFonts w:eastAsia="黑体"/>
         <w:b/>
         <w:bCs/>
       </w:rPr>
@@ -14411,6 +15036,7 @@
       <w:spacing w:after="0" w:line="240" w:lineRule="auto"/>
     </w:pPr>
     <w:rPr>
+      <w:rFonts w:eastAsia="黑体"/>
       <w:color w:themeColor="text1" w:val="000000"/>
     </w:rPr>
     <w:tblPr>
@@ -14432,6 +15058,7 @@
     </w:tcPr>
     <w:tblStylePr w:type="firstRow">
       <w:rPr>
+        <w:rFonts w:eastAsia="黑体"/>
         <w:b/>
         <w:bCs/>
       </w:rPr>
@@ -14442,6 +15069,7 @@
     </w:tblStylePr>
     <w:tblStylePr w:type="lastRow">
       <w:rPr>
+        <w:rFonts w:eastAsia="黑体"/>
         <w:b/>
         <w:bCs/>
         <w:color w:themeColor="text1" w:val="000000"/>
@@ -14453,6 +15081,7 @@
     </w:tblStylePr>
     <w:tblStylePr w:type="firstCol">
       <w:rPr>
+        <w:rFonts w:eastAsia="黑体"/>
         <w:color w:themeColor="background1" w:val="FFFFFF"/>
       </w:rPr>
       <w:tblPr/>
@@ -14462,6 +15091,7 @@
     </w:tblStylePr>
     <w:tblStylePr w:type="lastCol">
       <w:rPr>
+        <w:rFonts w:eastAsia="黑体"/>
         <w:color w:themeColor="background1" w:val="FFFFFF"/>
       </w:rPr>
       <w:tblPr/>
@@ -14491,6 +15121,7 @@
       <w:spacing w:after="0" w:line="240" w:lineRule="auto"/>
     </w:pPr>
     <w:rPr>
+      <w:rFonts w:eastAsia="黑体"/>
       <w:color w:themeColor="text1" w:val="000000"/>
     </w:rPr>
     <w:tblPr>
@@ -14512,6 +15143,7 @@
     </w:tcPr>
     <w:tblStylePr w:type="firstRow">
       <w:rPr>
+        <w:rFonts w:eastAsia="黑体"/>
         <w:b/>
         <w:bCs/>
       </w:rPr>
@@ -14522,6 +15154,7 @@
     </w:tblStylePr>
     <w:tblStylePr w:type="lastRow">
       <w:rPr>
+        <w:rFonts w:eastAsia="黑体"/>
         <w:b/>
         <w:bCs/>
         <w:color w:themeColor="text1" w:val="000000"/>
@@ -14533,6 +15166,7 @@
     </w:tblStylePr>
     <w:tblStylePr w:type="firstCol">
       <w:rPr>
+        <w:rFonts w:eastAsia="黑体"/>
         <w:color w:themeColor="background1" w:val="FFFFFF"/>
       </w:rPr>
       <w:tblPr/>
@@ -14542,6 +15176,7 @@
     </w:tblStylePr>
     <w:tblStylePr w:type="lastCol">
       <w:rPr>
+        <w:rFonts w:eastAsia="黑体"/>
         <w:color w:themeColor="background1" w:val="FFFFFF"/>
       </w:rPr>
       <w:tblPr/>
@@ -14571,6 +15206,7 @@
       <w:spacing w:after="0" w:line="240" w:lineRule="auto"/>
     </w:pPr>
     <w:rPr>
+      <w:rFonts w:eastAsia="黑体"/>
       <w:color w:themeColor="text1" w:val="000000"/>
     </w:rPr>
     <w:tblPr>
@@ -14592,6 +15228,7 @@
     </w:tcPr>
     <w:tblStylePr w:type="firstRow">
       <w:rPr>
+        <w:rFonts w:eastAsia="黑体"/>
         <w:b/>
         <w:bCs/>
       </w:rPr>
@@ -14602,6 +15239,7 @@
     </w:tblStylePr>
     <w:tblStylePr w:type="lastRow">
       <w:rPr>
+        <w:rFonts w:eastAsia="黑体"/>
         <w:b/>
         <w:bCs/>
         <w:color w:themeColor="text1" w:val="000000"/>
@@ -14613,6 +15251,7 @@
     </w:tblStylePr>
     <w:tblStylePr w:type="firstCol">
       <w:rPr>
+        <w:rFonts w:eastAsia="黑体"/>
         <w:color w:themeColor="background1" w:val="FFFFFF"/>
       </w:rPr>
       <w:tblPr/>
@@ -14622,6 +15261,7 @@
     </w:tblStylePr>
     <w:tblStylePr w:type="lastCol">
       <w:rPr>
+        <w:rFonts w:eastAsia="黑体"/>
         <w:color w:themeColor="background1" w:val="FFFFFF"/>
       </w:rPr>
       <w:tblPr/>
@@ -14651,6 +15291,7 @@
       <w:spacing w:after="0" w:line="240" w:lineRule="auto"/>
     </w:pPr>
     <w:rPr>
+      <w:rFonts w:eastAsia="黑体"/>
       <w:color w:themeColor="text1" w:val="000000"/>
     </w:rPr>
     <w:tblPr>
@@ -14672,6 +15313,7 @@
     </w:tcPr>
     <w:tblStylePr w:type="firstRow">
       <w:rPr>
+        <w:rFonts w:eastAsia="黑体"/>
         <w:b/>
         <w:bCs/>
       </w:rPr>
@@ -14682,6 +15324,7 @@
     </w:tblStylePr>
     <w:tblStylePr w:type="lastRow">
       <w:rPr>
+        <w:rFonts w:eastAsia="黑体"/>
         <w:b/>
         <w:bCs/>
         <w:color w:themeColor="text1" w:val="000000"/>
@@ -14693,6 +15336,7 @@
     </w:tblStylePr>
     <w:tblStylePr w:type="firstCol">
       <w:rPr>
+        <w:rFonts w:eastAsia="黑体"/>
         <w:color w:themeColor="background1" w:val="FFFFFF"/>
       </w:rPr>
       <w:tblPr/>
@@ -14702,6 +15346,7 @@
     </w:tblStylePr>
     <w:tblStylePr w:type="lastCol">
       <w:rPr>
+        <w:rFonts w:eastAsia="黑体"/>
         <w:color w:themeColor="background1" w:val="FFFFFF"/>
       </w:rPr>
       <w:tblPr/>
@@ -14731,6 +15376,7 @@
       <w:spacing w:after="0" w:line="240" w:lineRule="auto"/>
     </w:pPr>
     <w:rPr>
+      <w:rFonts w:eastAsia="黑体"/>
       <w:color w:themeColor="text1" w:val="000000"/>
     </w:rPr>
     <w:tblPr>
@@ -14752,6 +15398,7 @@
     </w:tcPr>
     <w:tblStylePr w:type="firstRow">
       <w:rPr>
+        <w:rFonts w:eastAsia="黑体"/>
         <w:b/>
         <w:bCs/>
       </w:rPr>
@@ -14762,6 +15409,7 @@
     </w:tblStylePr>
     <w:tblStylePr w:type="lastRow">
       <w:rPr>
+        <w:rFonts w:eastAsia="黑体"/>
         <w:b/>
         <w:bCs/>
         <w:color w:themeColor="text1" w:val="000000"/>
@@ -14773,6 +15421,7 @@
     </w:tblStylePr>
     <w:tblStylePr w:type="firstCol">
       <w:rPr>
+        <w:rFonts w:eastAsia="黑体"/>
         <w:color w:themeColor="background1" w:val="FFFFFF"/>
       </w:rPr>
       <w:tblPr/>
@@ -14782,6 +15431,7 @@
     </w:tblStylePr>
     <w:tblStylePr w:type="lastCol">
       <w:rPr>
+        <w:rFonts w:eastAsia="黑体"/>
         <w:color w:themeColor="background1" w:val="FFFFFF"/>
       </w:rPr>
       <w:tblPr/>
@@ -14811,6 +15461,7 @@
       <w:spacing w:after="0" w:line="240" w:lineRule="auto"/>
     </w:pPr>
     <w:rPr>
+      <w:rFonts w:eastAsia="黑体"/>
       <w:color w:themeColor="text1" w:val="000000"/>
     </w:rPr>
     <w:tblPr>
@@ -14832,6 +15483,7 @@
     </w:tcPr>
     <w:tblStylePr w:type="firstRow">
       <w:rPr>
+        <w:rFonts w:eastAsia="黑体"/>
         <w:b/>
         <w:bCs/>
       </w:rPr>
@@ -14842,6 +15494,7 @@
     </w:tblStylePr>
     <w:tblStylePr w:type="lastRow">
       <w:rPr>
+        <w:rFonts w:eastAsia="黑体"/>
         <w:b/>
         <w:bCs/>
         <w:color w:themeColor="text1" w:val="000000"/>
@@ -14853,6 +15506,7 @@
     </w:tblStylePr>
     <w:tblStylePr w:type="firstCol">
       <w:rPr>
+        <w:rFonts w:eastAsia="黑体"/>
         <w:color w:themeColor="background1" w:val="FFFFFF"/>
       </w:rPr>
       <w:tblPr/>
@@ -14862,6 +15516,7 @@
     </w:tblStylePr>
     <w:tblStylePr w:type="lastCol">
       <w:rPr>
+        <w:rFonts w:eastAsia="黑体"/>
         <w:color w:themeColor="background1" w:val="FFFFFF"/>
       </w:rPr>
       <w:tblPr/>
@@ -14891,6 +15546,7 @@
       <w:spacing w:after="0" w:line="240" w:lineRule="auto"/>
     </w:pPr>
     <w:rPr>
+      <w:rFonts w:eastAsia="黑体"/>
       <w:color w:themeColor="text1" w:val="000000"/>
     </w:rPr>
     <w:tblPr>
@@ -14912,6 +15568,7 @@
     </w:tcPr>
     <w:tblStylePr w:type="firstRow">
       <w:rPr>
+        <w:rFonts w:eastAsia="黑体"/>
         <w:b/>
         <w:bCs/>
       </w:rPr>
@@ -14922,6 +15579,7 @@
     </w:tblStylePr>
     <w:tblStylePr w:type="lastRow">
       <w:rPr>
+        <w:rFonts w:eastAsia="黑体"/>
         <w:b/>
         <w:bCs/>
         <w:color w:themeColor="text1" w:val="000000"/>
@@ -14933,6 +15591,7 @@
     </w:tblStylePr>
     <w:tblStylePr w:type="firstCol">
       <w:rPr>
+        <w:rFonts w:eastAsia="黑体"/>
         <w:color w:themeColor="background1" w:val="FFFFFF"/>
       </w:rPr>
       <w:tblPr/>
@@ -14942,6 +15601,7 @@
     </w:tblStylePr>
     <w:tblStylePr w:type="lastCol">
       <w:rPr>
+        <w:rFonts w:eastAsia="黑体"/>
         <w:color w:themeColor="background1" w:val="FFFFFF"/>
       </w:rPr>
       <w:tblPr/>
@@ -14974,6 +15634,7 @@
     <w:name w:val="KeywordTok"/>
     <w:basedOn w:val="VerbatimChar"/>
     <w:rPr>
+      <w:rFonts w:eastAsia="黑体"/>
       <w:b/>
       <w:color w:val="007020"/>
     </w:rPr>
@@ -14982,6 +15643,7 @@
     <w:name w:val="DataTypeTok"/>
     <w:basedOn w:val="VerbatimChar"/>
     <w:rPr>
+      <w:rFonts w:eastAsia="黑体"/>
       <w:color w:val="902000"/>
     </w:rPr>
   </w:style>
@@ -14989,6 +15651,7 @@
     <w:name w:val="DecValTok"/>
     <w:basedOn w:val="VerbatimChar"/>
     <w:rPr>
+      <w:rFonts w:eastAsia="黑体"/>
       <w:color w:val="40a070"/>
     </w:rPr>
   </w:style>
@@ -14996,6 +15659,7 @@
     <w:name w:val="BaseNTok"/>
     <w:basedOn w:val="VerbatimChar"/>
     <w:rPr>
+      <w:rFonts w:eastAsia="黑体"/>
       <w:color w:val="40a070"/>
     </w:rPr>
   </w:style>
@@ -15003,6 +15667,7 @@
     <w:name w:val="FloatTok"/>
     <w:basedOn w:val="VerbatimChar"/>
     <w:rPr>
+      <w:rFonts w:eastAsia="黑体"/>
       <w:color w:val="40a070"/>
     </w:rPr>
   </w:style>
@@ -15010,6 +15675,7 @@
     <w:name w:val="ConstantTok"/>
     <w:basedOn w:val="VerbatimChar"/>
     <w:rPr>
+      <w:rFonts w:eastAsia="黑体"/>
       <w:color w:val="880000"/>
     </w:rPr>
   </w:style>
@@ -15017,6 +15683,7 @@
     <w:name w:val="CharTok"/>
     <w:basedOn w:val="VerbatimChar"/>
     <w:rPr>
+      <w:rFonts w:eastAsia="黑体"/>
       <w:color w:val="4070a0"/>
     </w:rPr>
   </w:style>
@@ -15024,6 +15691,7 @@
     <w:name w:val="SpecialCharTok"/>
     <w:basedOn w:val="VerbatimChar"/>
     <w:rPr>
+      <w:rFonts w:eastAsia="黑体"/>
       <w:color w:val="4070a0"/>
     </w:rPr>
   </w:style>
@@ -15031,6 +15699,7 @@
     <w:name w:val="StringTok"/>
     <w:basedOn w:val="VerbatimChar"/>
     <w:rPr>
+      <w:rFonts w:eastAsia="黑体"/>
       <w:color w:val="4070a0"/>
     </w:rPr>
   </w:style>
@@ -15038,6 +15707,7 @@
     <w:name w:val="VerbatimStringTok"/>
     <w:basedOn w:val="VerbatimChar"/>
     <w:rPr>
+      <w:rFonts w:eastAsia="黑体"/>
       <w:color w:val="4070a0"/>
     </w:rPr>
   </w:style>
@@ -15045,6 +15715,7 @@
     <w:name w:val="SpecialStringTok"/>
     <w:basedOn w:val="VerbatimChar"/>
     <w:rPr>
+      <w:rFonts w:eastAsia="黑体"/>
       <w:color w:val="bb6688"/>
     </w:rPr>
   </w:style>
@@ -15052,6 +15723,7 @@
     <w:name w:val="ImportTok"/>
     <w:basedOn w:val="VerbatimChar"/>
     <w:rPr>
+      <w:rFonts w:eastAsia="黑体"/>
       <w:b/>
       <w:color w:val="008000"/>
     </w:rPr>
@@ -15060,6 +15732,7 @@
     <w:name w:val="CommentTok"/>
     <w:basedOn w:val="VerbatimChar"/>
     <w:rPr>
+      <w:rFonts w:eastAsia="黑体"/>
       <w:i/>
       <w:color w:val="60a0b0"/>
     </w:rPr>
@@ -15068,6 +15741,7 @@
     <w:name w:val="DocumentationTok"/>
     <w:basedOn w:val="VerbatimChar"/>
     <w:rPr>
+      <w:rFonts w:eastAsia="黑体"/>
       <w:i/>
       <w:color w:val="ba2121"/>
     </w:rPr>
@@ -15076,6 +15750,7 @@
     <w:name w:val="AnnotationTok"/>
     <w:basedOn w:val="VerbatimChar"/>
     <w:rPr>
+      <w:rFonts w:eastAsia="黑体"/>
       <w:b/>
       <w:i/>
       <w:color w:val="60a0b0"/>
@@ -15085,6 +15760,7 @@
     <w:name w:val="CommentVarTok"/>
     <w:basedOn w:val="VerbatimChar"/>
     <w:rPr>
+      <w:rFonts w:eastAsia="黑体"/>
       <w:b/>
       <w:i/>
       <w:color w:val="60a0b0"/>
@@ -15094,6 +15770,7 @@
     <w:name w:val="OtherTok"/>
     <w:basedOn w:val="VerbatimChar"/>
     <w:rPr>
+      <w:rFonts w:eastAsia="黑体"/>
       <w:color w:val="007020"/>
     </w:rPr>
   </w:style>
@@ -15101,6 +15778,7 @@
     <w:name w:val="FunctionTok"/>
     <w:basedOn w:val="VerbatimChar"/>
     <w:rPr>
+      <w:rFonts w:eastAsia="黑体"/>
       <w:color w:val="06287e"/>
     </w:rPr>
   </w:style>
@@ -15108,6 +15786,7 @@
     <w:name w:val="VariableTok"/>
     <w:basedOn w:val="VerbatimChar"/>
     <w:rPr>
+      <w:rFonts w:eastAsia="黑体"/>
       <w:color w:val="19177c"/>
     </w:rPr>
   </w:style>
@@ -15115,6 +15794,7 @@
     <w:name w:val="ControlFlowTok"/>
     <w:basedOn w:val="VerbatimChar"/>
     <w:rPr>
+      <w:rFonts w:eastAsia="黑体"/>
       <w:b/>
       <w:color w:val="007020"/>
     </w:rPr>
@@ -15123,6 +15803,7 @@
     <w:name w:val="OperatorTok"/>
     <w:basedOn w:val="VerbatimChar"/>
     <w:rPr>
+      <w:rFonts w:eastAsia="黑体"/>
       <w:color w:val="666666"/>
     </w:rPr>
   </w:style>
@@ -15130,18 +15811,22 @@
     <w:name w:val="BuiltInTok"/>
     <w:basedOn w:val="VerbatimChar"/>
     <w:rPr>
+      <w:rFonts w:eastAsia="黑体"/>
       <w:color w:val="008000"/>
     </w:rPr>
   </w:style>
   <w:style w:type="character" w:customStyle="1" w:styleId="ExtensionTok">
     <w:name w:val="ExtensionTok"/>
     <w:basedOn w:val="VerbatimChar"/>
-    <w:rPr/>
+    <w:rPr>
+      <w:rFonts w:eastAsia="黑体"/>
+    </w:rPr>
   </w:style>
   <w:style w:type="character" w:customStyle="1" w:styleId="PreprocessorTok">
     <w:name w:val="PreprocessorTok"/>
     <w:basedOn w:val="VerbatimChar"/>
     <w:rPr>
+      <w:rFonts w:eastAsia="黑体"/>
       <w:color w:val="bc7a00"/>
     </w:rPr>
   </w:style>
@@ -15149,18 +15834,22 @@
     <w:name w:val="AttributeTok"/>
     <w:basedOn w:val="VerbatimChar"/>
     <w:rPr>
+      <w:rFonts w:eastAsia="黑体"/>
       <w:color w:val="7d9029"/>
     </w:rPr>
   </w:style>
   <w:style w:type="character" w:customStyle="1" w:styleId="RegionMarkerTok">
     <w:name w:val="RegionMarkerTok"/>
     <w:basedOn w:val="VerbatimChar"/>
-    <w:rPr/>
+    <w:rPr>
+      <w:rFonts w:eastAsia="黑体"/>
+    </w:rPr>
   </w:style>
   <w:style w:type="character" w:customStyle="1" w:styleId="InformationTok">
     <w:name w:val="InformationTok"/>
     <w:basedOn w:val="VerbatimChar"/>
     <w:rPr>
+      <w:rFonts w:eastAsia="黑体"/>
       <w:b/>
       <w:i/>
       <w:color w:val="60a0b0"/>
@@ -15170,6 +15859,7 @@
     <w:name w:val="WarningTok"/>
     <w:basedOn w:val="VerbatimChar"/>
     <w:rPr>
+      <w:rFonts w:eastAsia="黑体"/>
       <w:b/>
       <w:i/>
       <w:color w:val="60a0b0"/>
@@ -15179,6 +15869,7 @@
     <w:name w:val="AlertTok"/>
     <w:basedOn w:val="VerbatimChar"/>
     <w:rPr>
+      <w:rFonts w:eastAsia="黑体"/>
       <w:b/>
       <w:color w:val="ff0000"/>
     </w:rPr>
@@ -15187,6 +15878,7 @@
     <w:name w:val="ErrorTok"/>
     <w:basedOn w:val="VerbatimChar"/>
     <w:rPr>
+      <w:rFonts w:eastAsia="黑体"/>
       <w:b/>
       <w:color w:val="ff0000"/>
     </w:rPr>
@@ -15194,7 +15886,9 @@
   <w:style w:type="character" w:customStyle="1" w:styleId="NormalTok">
     <w:name w:val="NormalTok"/>
     <w:basedOn w:val="VerbatimChar"/>
-    <w:rPr/>
+    <w:rPr>
+      <w:rFonts w:eastAsia="黑体"/>
+    </w:rPr>
   </w:style>
 </w:styles>
 </file>
@@ -15243,12 +15937,12 @@
     <a:fontScheme name="Office">
       <a:majorFont>
         <a:latin typeface="Calibri"/>
-        <a:ea typeface=""/>
+        <a:ea typeface="黑体"/>
         <a:cs typeface=""/>
         <a:font script="Jpan" typeface="ＭＳ ゴシック"/>
         <a:font script="Hang" typeface="맑은 고딕"/>
-        <a:font script="Hans" typeface="宋体"/>
-        <a:font script="Hant" typeface="新細明體"/>
+        <a:font script="Hans" typeface="黑体"/>
+        <a:font script="Hant" typeface="黑体"/>
         <a:font script="Arab" typeface="Times New Roman"/>
         <a:font script="Hebr" typeface="Times New Roman"/>
         <a:font script="Thai" typeface="Angsana New"/>
@@ -15278,12 +15972,12 @@
       </a:majorFont>
       <a:minorFont>
         <a:latin typeface="Cambria"/>
-        <a:ea typeface=""/>
+        <a:ea typeface="黑体"/>
         <a:cs typeface=""/>
         <a:font script="Jpan" typeface="ＭＳ 明朝"/>
         <a:font script="Hang" typeface="맑은 고딕"/>
-        <a:font script="Hans" typeface="宋体"/>
-        <a:font script="Hant" typeface="新細明體"/>
+        <a:font script="Hans" typeface="黑体"/>
+        <a:font script="Hant" typeface="黑体"/>
         <a:font script="Arab" typeface="Arial"/>
         <a:font script="Hebr" typeface="Arial"/>
         <a:font script="Thai" typeface="Cordia New"/>

--- a/12-通用拓扑结构/01-串联/RC串联结构/RC串联结构.docx
+++ b/12-通用拓扑结构/01-串联/RC串联结构/RC串联结构.docx
@@ -2866,7 +2866,7 @@
           <w:color w:val="555555"/>
           <w:sz w:val="21"/>
         </w:rPr>
-        <w:t>材料收集者：杜文杰，WX手机：19519196569，QQ:3478827729</w:t>
+        <w:t>材料收集者：杜文杰，微信/手机：19519196569，QQ:3478827729</w:t>
       </w:r>
     </w:p>
     <w:sectPr>
